--- a/reports/r0007.docx
+++ b/reports/r0007.docx
@@ -45,7 +45,7 @@
           <w:color w:val="000000"/>
           <w:sz w:val="21"/>
         </w:rPr>
-        <w:t>■ 文山壮族苗族自治州经济总量列云南省第八位，人均GDP约4.85万元、人均经济实力在省内相对靠后，经济增速维持在5.30%左右、总体平稳；固定资产投资连续负增长（最新-6.20%），经济动能仍有待修复。【待补充：文山壮族苗族自治州的行政与战略定位、支柱产业及龙头企业（数据库未覆盖，需人工补充）】</w:t>
+        <w:t>■ 文山壮族苗族自治州作为云南省下辖的民族自治地区，经济总量列云南省第八位，人均GDP约4.85万元、人均经济实力在省内相对靠后，经济增速维持在5.30%左右、总体平稳；固定资产投资连续负增长（最新-6.20%），经济动能仍有待修复。</w:t>
       </w:r>
     </w:p>
     <w:p>
@@ -75,7 +75,7 @@
           <w:color w:val="000000"/>
           <w:sz w:val="21"/>
         </w:rPr>
-        <w:t>产业结构方面，2025年文山壮族苗族自治州三次产业结构为16.7:36:47.3。【待补充：支柱产业、主要龙头企业、对外贸易等定性描述（数据库未覆盖）】</w:t>
+        <w:t>产业结构方面，2025年文山壮族苗族自治州三次产业结构为16.7:36:47.3，第三产业占主导、服务业是经济主体，农业基础较好。</w:t>
       </w:r>
     </w:p>
     <w:p>

--- a/reports/r0007.docx
+++ b/reports/r0007.docx
@@ -15,7 +15,7 @@
           <w:color w:val="000000"/>
           <w:sz w:val="28"/>
         </w:rPr>
-        <w:t>文山壮族苗族自治州信用评级报告(区域部分)</w:t>
+        <w:t>青岛市信用评级报告(区域部分)</w:t>
       </w:r>
     </w:p>
     <w:p>
@@ -45,7 +45,7 @@
           <w:color w:val="000000"/>
           <w:sz w:val="21"/>
         </w:rPr>
-        <w:t>■ 文山壮族苗族自治州作为云南省下辖的民族自治地区，经济总量列云南省第八位，人均GDP约4.85万元、人均经济实力在省内相对靠后，经济增速维持在5.30%左右、总体平稳；固定资产投资连续负增长（最新-6.20%），经济动能仍有待修复。</w:t>
+        <w:t>■ 青岛作为计划单列市，经济总量在山东省稳居第一，人均GDP约16.70万元、人均经济实力居全省前列，品牌制造与外贸、海洋经济优势突出。</w:t>
       </w:r>
     </w:p>
     <w:p>
@@ -60,7 +60,7 @@
           <w:color w:val="000000"/>
           <w:sz w:val="21"/>
         </w:rPr>
-        <w:t>文山壮族苗族自治州2023、2024、2025年地区生产总值分别为1,465.42亿元、1,545.81亿元、1,632.64亿元，同比增长5.10%、5.90%、5.30%。截至2025年末，全市常住人口335.40万人，人均GDP约4.85万元。</w:t>
+        <w:t>青岛市为山东省副省级城市、计划单列市，是山东半岛蓝色经济区龙头和北方重要的港口、外贸城市。2023、2024、2025年，青岛市地区生产总值分别为15,973.16亿元、16,719.39亿元、17,560.67亿元，同比增长5.88%、5.70%、5.40%，由5.88%回落至5.40%、有所放缓。截至2025年末，全市常住人口1051.55万人，人均GDP约16.70万元（按当年GDP与常住人口估算）。</w:t>
       </w:r>
     </w:p>
     <w:p>
@@ -75,7 +75,7 @@
           <w:color w:val="000000"/>
           <w:sz w:val="21"/>
         </w:rPr>
-        <w:t>产业结构方面，2025年文山壮族苗族自治州三次产业结构为16.7:36:47.3，第三产业占主导、服务业是经济主体，农业基础较好。</w:t>
+        <w:t>产业结构方面，2025年青岛市三次产业结构为2.9:33.5:63.6，以家电电子、轨道交通装备、海洋经济、智能制造、港口物流为支柱，聚集海尔、海信、青岛啤酒、中车四方等品牌企业，品牌经济与外向型经济突出。</w:t>
       </w:r>
     </w:p>
     <w:p>
@@ -90,7 +90,7 @@
           <w:color w:val="000000"/>
           <w:sz w:val="21"/>
         </w:rPr>
-        <w:t>2023、2024、2025年固定资产投资增速分别为-18.00%、-0.26%、-6.20%，2025年社会消费品零售总额720.42亿元，进出口总额5.62亿美元。</w:t>
+        <w:t>经济动能方面，2023、2024、2025年青岛市固定资产投资增速分别为5.00%、0.80%、-18.70%，在房地产投资承压、部分大型项目接续不足的背景下有所走弱；2025年社会消费品零售总额6,960.70亿元，进出口总额1,278.04亿美元。</w:t>
       </w:r>
     </w:p>
     <w:p>
@@ -106,7 +106,7 @@
           <w:color w:val="000000"/>
           <w:sz w:val="21"/>
         </w:rPr>
-        <w:t>图表：2025年云南省各地级市主要经济指标对比</w:t>
+        <w:t>图表：2025年山东省各地级市主要经济指标对比</w:t>
       </w:r>
     </w:p>
     <w:tbl>
@@ -362,7 +362,7 @@
                 <w:color w:val="000000"/>
                 <w:sz w:val="18"/>
               </w:rPr>
-              <w:t>昆明市</w:t>
+              <w:t>青岛市</w:t>
             </w:r>
           </w:p>
         </w:tc>
@@ -391,7 +391,7 @@
                 <w:color w:val="000000"/>
                 <w:sz w:val="18"/>
               </w:rPr>
-              <w:t>8,637.45</w:t>
+              <w:t>17,560.67</w:t>
             </w:r>
           </w:p>
         </w:tc>
@@ -420,7 +420,7 @@
                 <w:color w:val="000000"/>
                 <w:sz w:val="18"/>
               </w:rPr>
-              <w:t>9.89</w:t>
+              <w:t>16.70</w:t>
             </w:r>
           </w:p>
         </w:tc>
@@ -449,7 +449,7 @@
                 <w:color w:val="000000"/>
                 <w:sz w:val="18"/>
               </w:rPr>
-              <w:t>4.20%</w:t>
+              <w:t>5.40%</w:t>
             </w:r>
           </w:p>
         </w:tc>
@@ -478,7 +478,7 @@
                 <w:color w:val="000000"/>
                 <w:sz w:val="18"/>
               </w:rPr>
-              <w:t>4.1:28.7:67.2</w:t>
+              <w:t>2.9:33.5:63.6</w:t>
             </w:r>
           </w:p>
         </w:tc>
@@ -507,7 +507,7 @@
                 <w:color w:val="000000"/>
                 <w:sz w:val="18"/>
               </w:rPr>
-              <w:t>575.00</w:t>
+              <w:t>1,340.72</w:t>
             </w:r>
           </w:p>
         </w:tc>
@@ -536,7 +536,7 @@
                 <w:color w:val="000000"/>
                 <w:sz w:val="18"/>
               </w:rPr>
-              <w:t>874.40</w:t>
+              <w:t>1051.55</w:t>
             </w:r>
           </w:p>
         </w:tc>
@@ -567,7 +567,7 @@
                 <w:color w:val="000000"/>
                 <w:sz w:val="18"/>
               </w:rPr>
-              <w:t>曲靖市</w:t>
+              <w:t>济南市</w:t>
             </w:r>
           </w:p>
         </w:tc>
@@ -596,7 +596,7 @@
                 <w:color w:val="000000"/>
                 <w:sz w:val="18"/>
               </w:rPr>
-              <w:t>3,777.60</w:t>
+              <w:t>14,210.00</w:t>
             </w:r>
           </w:p>
         </w:tc>
@@ -625,7 +625,7 @@
                 <w:color w:val="000000"/>
                 <w:sz w:val="18"/>
               </w:rPr>
-              <w:t>6.74</w:t>
+              <w:t>14.78</w:t>
             </w:r>
           </w:p>
         </w:tc>
@@ -654,7 +654,7 @@
                 <w:color w:val="000000"/>
                 <w:sz w:val="18"/>
               </w:rPr>
-              <w:t>3.50%</w:t>
+              <w:t>5.40%</w:t>
             </w:r>
           </w:p>
         </w:tc>
@@ -683,7 +683,7 @@
                 <w:color w:val="000000"/>
                 <w:sz w:val="18"/>
               </w:rPr>
-              <w:t>14.3:34:51.7</w:t>
+              <w:t>3.1:32.4:64.5</w:t>
             </w:r>
           </w:p>
         </w:tc>
@@ -712,7 +712,7 @@
                 <w:color w:val="000000"/>
                 <w:sz w:val="18"/>
               </w:rPr>
-              <w:t>164.21</w:t>
+              <w:t>1,093.35</w:t>
             </w:r>
           </w:p>
         </w:tc>
@@ -741,7 +741,7 @@
                 <w:color w:val="000000"/>
                 <w:sz w:val="18"/>
               </w:rPr>
-              <w:t>558.30</w:t>
+              <w:t>961.60</w:t>
             </w:r>
           </w:p>
         </w:tc>
@@ -772,7 +772,7 @@
                 <w:color w:val="000000"/>
                 <w:sz w:val="18"/>
               </w:rPr>
-              <w:t>红河哈尼族彝族自治州</w:t>
+              <w:t>烟台市</w:t>
             </w:r>
           </w:p>
         </w:tc>
@@ -801,7 +801,417 @@
                 <w:color w:val="000000"/>
                 <w:sz w:val="18"/>
               </w:rPr>
-              <w:t>3,154.52</w:t>
+              <w:t>11,350.98</w:t>
+            </w:r>
+          </w:p>
+        </w:tc>
+        <w:tc>
+          <w:tcPr>
+            <w:tcW w:type="dxa" w:w="1344"/>
+            <w:vAlign w:val="center"/>
+            <w:tcBorders>
+              <w:top w:val="single" w:sz="4" w:color="A6A6A6"/>
+              <w:left w:val="single" w:sz="4" w:color="A6A6A6"/>
+              <w:bottom w:val="single" w:sz="4" w:color="A6A6A6"/>
+              <w:right w:val="single" w:sz="4" w:color="A6A6A6"/>
+            </w:tcBorders>
+          </w:tcPr>
+          <w:p>
+            <w:pPr>
+              <w:spacing w:before="0" w:after="0" w:line="276" w:lineRule="auto"/>
+              <w:ind w:firstLine="0"/>
+              <w:jc w:val="center"/>
+            </w:pPr>
+            <w:r/>
+            <w:r>
+              <w:rPr>
+                <w:rFonts w:ascii="Times New Roman" w:hAnsi="Times New Roman" w:eastAsia="楷体"/>
+                <w:b w:val="0"/>
+                <w:color w:val="000000"/>
+                <w:sz w:val="18"/>
+              </w:rPr>
+              <w:t>16.21</w:t>
+            </w:r>
+          </w:p>
+        </w:tc>
+        <w:tc>
+          <w:tcPr>
+            <w:tcW w:type="dxa" w:w="1344"/>
+            <w:vAlign w:val="center"/>
+            <w:tcBorders>
+              <w:top w:val="single" w:sz="4" w:color="A6A6A6"/>
+              <w:left w:val="single" w:sz="4" w:color="A6A6A6"/>
+              <w:bottom w:val="single" w:sz="4" w:color="A6A6A6"/>
+              <w:right w:val="single" w:sz="4" w:color="A6A6A6"/>
+            </w:tcBorders>
+          </w:tcPr>
+          <w:p>
+            <w:pPr>
+              <w:spacing w:before="0" w:after="0" w:line="276" w:lineRule="auto"/>
+              <w:ind w:firstLine="0"/>
+              <w:jc w:val="center"/>
+            </w:pPr>
+            <w:r/>
+            <w:r>
+              <w:rPr>
+                <w:rFonts w:ascii="Times New Roman" w:hAnsi="Times New Roman" w:eastAsia="楷体"/>
+                <w:b w:val="0"/>
+                <w:color w:val="000000"/>
+                <w:sz w:val="18"/>
+              </w:rPr>
+              <w:t>6.10%</w:t>
+            </w:r>
+          </w:p>
+        </w:tc>
+        <w:tc>
+          <w:tcPr>
+            <w:tcW w:type="dxa" w:w="1344"/>
+            <w:vAlign w:val="center"/>
+            <w:tcBorders>
+              <w:top w:val="single" w:sz="4" w:color="A6A6A6"/>
+              <w:left w:val="single" w:sz="4" w:color="A6A6A6"/>
+              <w:bottom w:val="single" w:sz="4" w:color="A6A6A6"/>
+              <w:right w:val="single" w:sz="4" w:color="A6A6A6"/>
+            </w:tcBorders>
+          </w:tcPr>
+          <w:p>
+            <w:pPr>
+              <w:spacing w:before="0" w:after="0" w:line="276" w:lineRule="auto"/>
+              <w:ind w:firstLine="0"/>
+              <w:jc w:val="center"/>
+            </w:pPr>
+            <w:r/>
+            <w:r>
+              <w:rPr>
+                <w:rFonts w:ascii="Times New Roman" w:hAnsi="Times New Roman" w:eastAsia="楷体"/>
+                <w:b w:val="0"/>
+                <w:color w:val="000000"/>
+                <w:sz w:val="18"/>
+              </w:rPr>
+              <w:t>6.2:42.4:51.4</w:t>
+            </w:r>
+          </w:p>
+        </w:tc>
+        <w:tc>
+          <w:tcPr>
+            <w:tcW w:type="dxa" w:w="1344"/>
+            <w:vAlign w:val="center"/>
+            <w:tcBorders>
+              <w:top w:val="single" w:sz="4" w:color="A6A6A6"/>
+              <w:left w:val="single" w:sz="4" w:color="A6A6A6"/>
+              <w:bottom w:val="single" w:sz="4" w:color="A6A6A6"/>
+              <w:right w:val="single" w:sz="4" w:color="A6A6A6"/>
+            </w:tcBorders>
+          </w:tcPr>
+          <w:p>
+            <w:pPr>
+              <w:spacing w:before="0" w:after="0" w:line="276" w:lineRule="auto"/>
+              <w:ind w:firstLine="0"/>
+              <w:jc w:val="center"/>
+            </w:pPr>
+            <w:r/>
+            <w:r>
+              <w:rPr>
+                <w:rFonts w:ascii="Times New Roman" w:hAnsi="Times New Roman" w:eastAsia="楷体"/>
+                <w:b w:val="0"/>
+                <w:color w:val="000000"/>
+                <w:sz w:val="18"/>
+              </w:rPr>
+              <w:t>700.08</w:t>
+            </w:r>
+          </w:p>
+        </w:tc>
+        <w:tc>
+          <w:tcPr>
+            <w:tcW w:type="dxa" w:w="1344"/>
+            <w:vAlign w:val="center"/>
+            <w:tcBorders>
+              <w:top w:val="single" w:sz="4" w:color="A6A6A6"/>
+              <w:left w:val="single" w:sz="4" w:color="A6A6A6"/>
+              <w:bottom w:val="single" w:sz="4" w:color="A6A6A6"/>
+              <w:right w:val="single" w:sz="4" w:color="A6A6A6"/>
+            </w:tcBorders>
+          </w:tcPr>
+          <w:p>
+            <w:pPr>
+              <w:spacing w:before="0" w:after="0" w:line="276" w:lineRule="auto"/>
+              <w:ind w:firstLine="0"/>
+              <w:jc w:val="center"/>
+            </w:pPr>
+            <w:r/>
+            <w:r>
+              <w:rPr>
+                <w:rFonts w:ascii="Times New Roman" w:hAnsi="Times New Roman" w:eastAsia="楷体"/>
+                <w:b w:val="0"/>
+                <w:color w:val="000000"/>
+                <w:sz w:val="18"/>
+              </w:rPr>
+              <w:t>700.05</w:t>
+            </w:r>
+          </w:p>
+        </w:tc>
+      </w:tr>
+      <w:tr>
+        <w:tc>
+          <w:tcPr>
+            <w:tcW w:type="dxa" w:w="1344"/>
+            <w:vAlign w:val="center"/>
+            <w:tcBorders>
+              <w:top w:val="single" w:sz="4" w:color="A6A6A6"/>
+              <w:left w:val="single" w:sz="4" w:color="A6A6A6"/>
+              <w:bottom w:val="single" w:sz="4" w:color="A6A6A6"/>
+              <w:right w:val="single" w:sz="4" w:color="A6A6A6"/>
+            </w:tcBorders>
+          </w:tcPr>
+          <w:p>
+            <w:pPr>
+              <w:spacing w:before="0" w:after="0" w:line="276" w:lineRule="auto"/>
+              <w:ind w:firstLine="0"/>
+              <w:jc w:val="left"/>
+            </w:pPr>
+            <w:r/>
+            <w:r>
+              <w:rPr>
+                <w:rFonts w:ascii="Times New Roman" w:hAnsi="Times New Roman" w:eastAsia="楷体"/>
+                <w:b w:val="0"/>
+                <w:color w:val="000000"/>
+                <w:sz w:val="18"/>
+              </w:rPr>
+              <w:t>潍坊市</w:t>
+            </w:r>
+          </w:p>
+        </w:tc>
+        <w:tc>
+          <w:tcPr>
+            <w:tcW w:type="dxa" w:w="1344"/>
+            <w:vAlign w:val="center"/>
+            <w:tcBorders>
+              <w:top w:val="single" w:sz="4" w:color="A6A6A6"/>
+              <w:left w:val="single" w:sz="4" w:color="A6A6A6"/>
+              <w:bottom w:val="single" w:sz="4" w:color="A6A6A6"/>
+              <w:right w:val="single" w:sz="4" w:color="A6A6A6"/>
+            </w:tcBorders>
+          </w:tcPr>
+          <w:p>
+            <w:pPr>
+              <w:spacing w:before="0" w:after="0" w:line="276" w:lineRule="auto"/>
+              <w:ind w:firstLine="0"/>
+              <w:jc w:val="center"/>
+            </w:pPr>
+            <w:r/>
+            <w:r>
+              <w:rPr>
+                <w:rFonts w:ascii="Times New Roman" w:hAnsi="Times New Roman" w:eastAsia="楷体"/>
+                <w:b w:val="0"/>
+                <w:color w:val="000000"/>
+                <w:sz w:val="18"/>
+              </w:rPr>
+              <w:t>8,587.36</w:t>
+            </w:r>
+          </w:p>
+        </w:tc>
+        <w:tc>
+          <w:tcPr>
+            <w:tcW w:type="dxa" w:w="1344"/>
+            <w:vAlign w:val="center"/>
+            <w:tcBorders>
+              <w:top w:val="single" w:sz="4" w:color="A6A6A6"/>
+              <w:left w:val="single" w:sz="4" w:color="A6A6A6"/>
+              <w:bottom w:val="single" w:sz="4" w:color="A6A6A6"/>
+              <w:right w:val="single" w:sz="4" w:color="A6A6A6"/>
+            </w:tcBorders>
+          </w:tcPr>
+          <w:p>
+            <w:pPr>
+              <w:spacing w:before="0" w:after="0" w:line="276" w:lineRule="auto"/>
+              <w:ind w:firstLine="0"/>
+              <w:jc w:val="center"/>
+            </w:pPr>
+            <w:r/>
+            <w:r>
+              <w:rPr>
+                <w:rFonts w:ascii="Times New Roman" w:hAnsi="Times New Roman" w:eastAsia="楷体"/>
+                <w:b w:val="0"/>
+                <w:color w:val="000000"/>
+                <w:sz w:val="18"/>
+              </w:rPr>
+              <w:t>9.20</w:t>
+            </w:r>
+          </w:p>
+        </w:tc>
+        <w:tc>
+          <w:tcPr>
+            <w:tcW w:type="dxa" w:w="1344"/>
+            <w:vAlign w:val="center"/>
+            <w:tcBorders>
+              <w:top w:val="single" w:sz="4" w:color="A6A6A6"/>
+              <w:left w:val="single" w:sz="4" w:color="A6A6A6"/>
+              <w:bottom w:val="single" w:sz="4" w:color="A6A6A6"/>
+              <w:right w:val="single" w:sz="4" w:color="A6A6A6"/>
+            </w:tcBorders>
+          </w:tcPr>
+          <w:p>
+            <w:pPr>
+              <w:spacing w:before="0" w:after="0" w:line="276" w:lineRule="auto"/>
+              <w:ind w:firstLine="0"/>
+              <w:jc w:val="center"/>
+            </w:pPr>
+            <w:r/>
+            <w:r>
+              <w:rPr>
+                <w:rFonts w:ascii="Times New Roman" w:hAnsi="Times New Roman" w:eastAsia="楷体"/>
+                <w:b w:val="0"/>
+                <w:color w:val="000000"/>
+                <w:sz w:val="18"/>
+              </w:rPr>
+              <w:t>5.50%</w:t>
+            </w:r>
+          </w:p>
+        </w:tc>
+        <w:tc>
+          <w:tcPr>
+            <w:tcW w:type="dxa" w:w="1344"/>
+            <w:vAlign w:val="center"/>
+            <w:tcBorders>
+              <w:top w:val="single" w:sz="4" w:color="A6A6A6"/>
+              <w:left w:val="single" w:sz="4" w:color="A6A6A6"/>
+              <w:bottom w:val="single" w:sz="4" w:color="A6A6A6"/>
+              <w:right w:val="single" w:sz="4" w:color="A6A6A6"/>
+            </w:tcBorders>
+          </w:tcPr>
+          <w:p>
+            <w:pPr>
+              <w:spacing w:before="0" w:after="0" w:line="276" w:lineRule="auto"/>
+              <w:ind w:firstLine="0"/>
+              <w:jc w:val="center"/>
+            </w:pPr>
+            <w:r/>
+            <w:r>
+              <w:rPr>
+                <w:rFonts w:ascii="Times New Roman" w:hAnsi="Times New Roman" w:eastAsia="楷体"/>
+                <w:b w:val="0"/>
+                <w:color w:val="000000"/>
+                <w:sz w:val="18"/>
+              </w:rPr>
+              <w:t>8.5:41.2:50.3</w:t>
+            </w:r>
+          </w:p>
+        </w:tc>
+        <w:tc>
+          <w:tcPr>
+            <w:tcW w:type="dxa" w:w="1344"/>
+            <w:vAlign w:val="center"/>
+            <w:tcBorders>
+              <w:top w:val="single" w:sz="4" w:color="A6A6A6"/>
+              <w:left w:val="single" w:sz="4" w:color="A6A6A6"/>
+              <w:bottom w:val="single" w:sz="4" w:color="A6A6A6"/>
+              <w:right w:val="single" w:sz="4" w:color="A6A6A6"/>
+            </w:tcBorders>
+          </w:tcPr>
+          <w:p>
+            <w:pPr>
+              <w:spacing w:before="0" w:after="0" w:line="276" w:lineRule="auto"/>
+              <w:ind w:firstLine="0"/>
+              <w:jc w:val="center"/>
+            </w:pPr>
+            <w:r/>
+            <w:r>
+              <w:rPr>
+                <w:rFonts w:ascii="Times New Roman" w:hAnsi="Times New Roman" w:eastAsia="楷体"/>
+                <w:b w:val="0"/>
+                <w:color w:val="000000"/>
+                <w:sz w:val="18"/>
+              </w:rPr>
+              <w:t>630.52</w:t>
+            </w:r>
+          </w:p>
+        </w:tc>
+        <w:tc>
+          <w:tcPr>
+            <w:tcW w:type="dxa" w:w="1344"/>
+            <w:vAlign w:val="center"/>
+            <w:tcBorders>
+              <w:top w:val="single" w:sz="4" w:color="A6A6A6"/>
+              <w:left w:val="single" w:sz="4" w:color="A6A6A6"/>
+              <w:bottom w:val="single" w:sz="4" w:color="A6A6A6"/>
+              <w:right w:val="single" w:sz="4" w:color="A6A6A6"/>
+            </w:tcBorders>
+          </w:tcPr>
+          <w:p>
+            <w:pPr>
+              <w:spacing w:before="0" w:after="0" w:line="276" w:lineRule="auto"/>
+              <w:ind w:firstLine="0"/>
+              <w:jc w:val="center"/>
+            </w:pPr>
+            <w:r/>
+            <w:r>
+              <w:rPr>
+                <w:rFonts w:ascii="Times New Roman" w:hAnsi="Times New Roman" w:eastAsia="楷体"/>
+                <w:b w:val="0"/>
+                <w:color w:val="000000"/>
+                <w:sz w:val="18"/>
+              </w:rPr>
+              <w:t>927.12</w:t>
+            </w:r>
+          </w:p>
+        </w:tc>
+      </w:tr>
+      <w:tr>
+        <w:tc>
+          <w:tcPr>
+            <w:tcW w:type="dxa" w:w="1344"/>
+            <w:vAlign w:val="center"/>
+            <w:tcBorders>
+              <w:top w:val="single" w:sz="4" w:color="A6A6A6"/>
+              <w:left w:val="single" w:sz="4" w:color="A6A6A6"/>
+              <w:bottom w:val="single" w:sz="4" w:color="A6A6A6"/>
+              <w:right w:val="single" w:sz="4" w:color="A6A6A6"/>
+            </w:tcBorders>
+          </w:tcPr>
+          <w:p>
+            <w:pPr>
+              <w:spacing w:before="0" w:after="0" w:line="276" w:lineRule="auto"/>
+              <w:ind w:firstLine="0"/>
+              <w:jc w:val="left"/>
+            </w:pPr>
+            <w:r/>
+            <w:r>
+              <w:rPr>
+                <w:rFonts w:ascii="Times New Roman" w:hAnsi="Times New Roman" w:eastAsia="楷体"/>
+                <w:b w:val="0"/>
+                <w:color w:val="000000"/>
+                <w:sz w:val="18"/>
+              </w:rPr>
+              <w:t>临沂市</w:t>
+            </w:r>
+          </w:p>
+        </w:tc>
+        <w:tc>
+          <w:tcPr>
+            <w:tcW w:type="dxa" w:w="1344"/>
+            <w:vAlign w:val="center"/>
+            <w:tcBorders>
+              <w:top w:val="single" w:sz="4" w:color="A6A6A6"/>
+              <w:left w:val="single" w:sz="4" w:color="A6A6A6"/>
+              <w:bottom w:val="single" w:sz="4" w:color="A6A6A6"/>
+              <w:right w:val="single" w:sz="4" w:color="A6A6A6"/>
+            </w:tcBorders>
+          </w:tcPr>
+          <w:p>
+            <w:pPr>
+              <w:spacing w:before="0" w:after="0" w:line="276" w:lineRule="auto"/>
+              <w:ind w:firstLine="0"/>
+              <w:jc w:val="center"/>
+            </w:pPr>
+            <w:r/>
+            <w:r>
+              <w:rPr>
+                <w:rFonts w:ascii="Times New Roman" w:hAnsi="Times New Roman" w:eastAsia="楷体"/>
+                <w:b w:val="0"/>
+                <w:color w:val="000000"/>
+                <w:sz w:val="18"/>
+              </w:rPr>
+              <w:t>6,862.20</w:t>
             </w:r>
           </w:p>
         </w:tc>
@@ -859,7 +1269,7 @@
                 <w:color w:val="000000"/>
                 <w:sz w:val="18"/>
               </w:rPr>
-              <w:t>5.50%</w:t>
+              <w:t>5.40%</w:t>
             </w:r>
           </w:p>
         </w:tc>
@@ -888,7 +1298,7 @@
                 <w:color w:val="000000"/>
                 <w:sz w:val="18"/>
               </w:rPr>
-              <w:t>13:35:52</w:t>
+              <w:t xml:space="preserve"> </w:t>
             </w:r>
           </w:p>
         </w:tc>
@@ -917,7 +1327,7 @@
                 <w:color w:val="000000"/>
                 <w:sz w:val="18"/>
               </w:rPr>
-              <w:t>153.95</w:t>
+              <w:t>482.57</w:t>
             </w:r>
           </w:p>
         </w:tc>
@@ -977,7 +1387,7 @@
                 <w:color w:val="000000"/>
                 <w:sz w:val="18"/>
               </w:rPr>
-              <w:t>玉溪市</w:t>
+              <w:t>济宁市</w:t>
             </w:r>
           </w:p>
         </w:tc>
@@ -1006,7 +1416,7 @@
                 <w:color w:val="000000"/>
                 <w:sz w:val="18"/>
               </w:rPr>
-              <w:t>2,688.30</w:t>
+              <w:t>6,128.10</w:t>
             </w:r>
           </w:p>
         </w:tc>
@@ -1035,7 +1445,7 @@
                 <w:color w:val="000000"/>
                 <w:sz w:val="18"/>
               </w:rPr>
-              <w:t>11.89</w:t>
+              <w:t>7.54</w:t>
             </w:r>
           </w:p>
         </w:tc>
@@ -1064,7 +1474,7 @@
                 <w:color w:val="000000"/>
                 <w:sz w:val="18"/>
               </w:rPr>
-              <w:t>4.40%</w:t>
+              <w:t>5.80%</w:t>
             </w:r>
           </w:p>
         </w:tc>
@@ -1093,7 +1503,7 @@
                 <w:color w:val="000000"/>
                 <w:sz w:val="18"/>
               </w:rPr>
-              <w:t>9.66:41.36:48.98</w:t>
+              <w:t>10.6:36.2:53.2</w:t>
             </w:r>
           </w:p>
         </w:tc>
@@ -1122,7 +1532,7 @@
                 <w:color w:val="000000"/>
                 <w:sz w:val="18"/>
               </w:rPr>
-              <w:t>148.21</w:t>
+              <w:t>502.72</w:t>
             </w:r>
           </w:p>
         </w:tc>
@@ -1151,7 +1561,7 @@
                 <w:color w:val="000000"/>
                 <w:sz w:val="18"/>
               </w:rPr>
-              <w:t>225.50</w:t>
+              <w:t>812.93</w:t>
             </w:r>
           </w:p>
         </w:tc>
@@ -1182,7 +1592,7 @@
                 <w:color w:val="000000"/>
                 <w:sz w:val="18"/>
               </w:rPr>
-              <w:t>昭通市</w:t>
+              <w:t>淄博市</w:t>
             </w:r>
           </w:p>
         </w:tc>
@@ -1211,7 +1621,7 @@
                 <w:color w:val="000000"/>
                 <w:sz w:val="18"/>
               </w:rPr>
-              <w:t>2,103.40</w:t>
+              <w:t>5,088.89</w:t>
             </w:r>
           </w:p>
         </w:tc>
@@ -1240,7 +1650,7 @@
                 <w:color w:val="000000"/>
                 <w:sz w:val="18"/>
               </w:rPr>
-              <w:t>4.38</w:t>
+              <w:t>10.80</w:t>
             </w:r>
           </w:p>
         </w:tc>
@@ -1269,7 +1679,7 @@
                 <w:color w:val="000000"/>
                 <w:sz w:val="18"/>
               </w:rPr>
-              <w:t>4.60%</w:t>
+              <w:t>5.60%</w:t>
             </w:r>
           </w:p>
         </w:tc>
@@ -1298,7 +1708,7 @@
                 <w:color w:val="000000"/>
                 <w:sz w:val="18"/>
               </w:rPr>
-              <w:t>12.7:38.2:49.1</w:t>
+              <w:t>4:45.6:50.4</w:t>
             </w:r>
           </w:p>
         </w:tc>
@@ -1327,7 +1737,7 @@
                 <w:color w:val="000000"/>
                 <w:sz w:val="18"/>
               </w:rPr>
-              <w:t>120.19</w:t>
+              <w:t>419.73</w:t>
             </w:r>
           </w:p>
         </w:tc>
@@ -1356,7 +1766,7 @@
                 <w:color w:val="000000"/>
                 <w:sz w:val="18"/>
               </w:rPr>
-              <w:t>479.20</w:t>
+              <w:t>460.64</w:t>
             </w:r>
           </w:p>
         </w:tc>
@@ -1387,7 +1797,7 @@
                 <w:color w:val="000000"/>
                 <w:sz w:val="18"/>
               </w:rPr>
-              <w:t>大理白族自治州</w:t>
+              <w:t>菏泽市</w:t>
             </w:r>
           </w:p>
         </w:tc>
@@ -1416,7 +1826,7 @@
                 <w:color w:val="000000"/>
                 <w:sz w:val="18"/>
               </w:rPr>
-              <w:t>2,087.51</w:t>
+              <w:t>4,937.40</w:t>
             </w:r>
           </w:p>
         </w:tc>
@@ -1445,622 +1855,7 @@
                 <w:color w:val="000000"/>
                 <w:sz w:val="18"/>
               </w:rPr>
-              <w:t>6.27</w:t>
-            </w:r>
-          </w:p>
-        </w:tc>
-        <w:tc>
-          <w:tcPr>
-            <w:tcW w:type="dxa" w:w="1344"/>
-            <w:vAlign w:val="center"/>
-            <w:tcBorders>
-              <w:top w:val="single" w:sz="4" w:color="A6A6A6"/>
-              <w:left w:val="single" w:sz="4" w:color="A6A6A6"/>
-              <w:bottom w:val="single" w:sz="4" w:color="A6A6A6"/>
-              <w:right w:val="single" w:sz="4" w:color="A6A6A6"/>
-            </w:tcBorders>
-          </w:tcPr>
-          <w:p>
-            <w:pPr>
-              <w:spacing w:before="0" w:after="0" w:line="276" w:lineRule="auto"/>
-              <w:ind w:firstLine="0"/>
-              <w:jc w:val="center"/>
-            </w:pPr>
-            <w:r/>
-            <w:r>
-              <w:rPr>
-                <w:rFonts w:ascii="Times New Roman" w:hAnsi="Times New Roman" w:eastAsia="楷体"/>
-                <w:b w:val="0"/>
-                <w:color w:val="000000"/>
-                <w:sz w:val="18"/>
-              </w:rPr>
-              <w:t>4.10%</w:t>
-            </w:r>
-          </w:p>
-        </w:tc>
-        <w:tc>
-          <w:tcPr>
-            <w:tcW w:type="dxa" w:w="1344"/>
-            <w:vAlign w:val="center"/>
-            <w:tcBorders>
-              <w:top w:val="single" w:sz="4" w:color="A6A6A6"/>
-              <w:left w:val="single" w:sz="4" w:color="A6A6A6"/>
-              <w:bottom w:val="single" w:sz="4" w:color="A6A6A6"/>
-              <w:right w:val="single" w:sz="4" w:color="A6A6A6"/>
-            </w:tcBorders>
-          </w:tcPr>
-          <w:p>
-            <w:pPr>
-              <w:spacing w:before="0" w:after="0" w:line="276" w:lineRule="auto"/>
-              <w:ind w:firstLine="0"/>
-              <w:jc w:val="center"/>
-            </w:pPr>
-            <w:r/>
-            <w:r>
-              <w:rPr>
-                <w:rFonts w:ascii="Times New Roman" w:hAnsi="Times New Roman" w:eastAsia="楷体"/>
-                <w:b w:val="0"/>
-                <w:color w:val="000000"/>
-                <w:sz w:val="18"/>
-              </w:rPr>
-              <w:t>20.3:27.9:51.8</w:t>
-            </w:r>
-          </w:p>
-        </w:tc>
-        <w:tc>
-          <w:tcPr>
-            <w:tcW w:type="dxa" w:w="1344"/>
-            <w:vAlign w:val="center"/>
-            <w:tcBorders>
-              <w:top w:val="single" w:sz="4" w:color="A6A6A6"/>
-              <w:left w:val="single" w:sz="4" w:color="A6A6A6"/>
-              <w:bottom w:val="single" w:sz="4" w:color="A6A6A6"/>
-              <w:right w:val="single" w:sz="4" w:color="A6A6A6"/>
-            </w:tcBorders>
-          </w:tcPr>
-          <w:p>
-            <w:pPr>
-              <w:spacing w:before="0" w:after="0" w:line="276" w:lineRule="auto"/>
-              <w:ind w:firstLine="0"/>
-              <w:jc w:val="center"/>
-            </w:pPr>
-            <w:r/>
-            <w:r>
-              <w:rPr>
-                <w:rFonts w:ascii="Times New Roman" w:hAnsi="Times New Roman" w:eastAsia="楷体"/>
-                <w:b w:val="0"/>
-                <w:color w:val="000000"/>
-                <w:sz w:val="18"/>
-              </w:rPr>
-              <w:t>108.02</w:t>
-            </w:r>
-          </w:p>
-        </w:tc>
-        <w:tc>
-          <w:tcPr>
-            <w:tcW w:type="dxa" w:w="1344"/>
-            <w:vAlign w:val="center"/>
-            <w:tcBorders>
-              <w:top w:val="single" w:sz="4" w:color="A6A6A6"/>
-              <w:left w:val="single" w:sz="4" w:color="A6A6A6"/>
-              <w:bottom w:val="single" w:sz="4" w:color="A6A6A6"/>
-              <w:right w:val="single" w:sz="4" w:color="A6A6A6"/>
-            </w:tcBorders>
-          </w:tcPr>
-          <w:p>
-            <w:pPr>
-              <w:spacing w:before="0" w:after="0" w:line="276" w:lineRule="auto"/>
-              <w:ind w:firstLine="0"/>
-              <w:jc w:val="center"/>
-            </w:pPr>
-            <w:r/>
-            <w:r>
-              <w:rPr>
-                <w:rFonts w:ascii="Times New Roman" w:hAnsi="Times New Roman" w:eastAsia="楷体"/>
-                <w:b w:val="0"/>
-                <w:color w:val="000000"/>
-                <w:sz w:val="18"/>
-              </w:rPr>
-              <w:t>332.10</w:t>
-            </w:r>
-          </w:p>
-        </w:tc>
-      </w:tr>
-      <w:tr>
-        <w:tc>
-          <w:tcPr>
-            <w:tcW w:type="dxa" w:w="1344"/>
-            <w:vAlign w:val="center"/>
-            <w:tcBorders>
-              <w:top w:val="single" w:sz="4" w:color="A6A6A6"/>
-              <w:left w:val="single" w:sz="4" w:color="A6A6A6"/>
-              <w:bottom w:val="single" w:sz="4" w:color="A6A6A6"/>
-              <w:right w:val="single" w:sz="4" w:color="A6A6A6"/>
-            </w:tcBorders>
-          </w:tcPr>
-          <w:p>
-            <w:pPr>
-              <w:spacing w:before="0" w:after="0" w:line="276" w:lineRule="auto"/>
-              <w:ind w:firstLine="0"/>
-              <w:jc w:val="left"/>
-            </w:pPr>
-            <w:r/>
-            <w:r>
-              <w:rPr>
-                <w:rFonts w:ascii="Times New Roman" w:hAnsi="Times New Roman" w:eastAsia="楷体"/>
-                <w:b w:val="0"/>
-                <w:color w:val="000000"/>
-                <w:sz w:val="18"/>
-              </w:rPr>
-              <w:t>楚雄彝族自治州</w:t>
-            </w:r>
-          </w:p>
-        </w:tc>
-        <w:tc>
-          <w:tcPr>
-            <w:tcW w:type="dxa" w:w="1344"/>
-            <w:vAlign w:val="center"/>
-            <w:tcBorders>
-              <w:top w:val="single" w:sz="4" w:color="A6A6A6"/>
-              <w:left w:val="single" w:sz="4" w:color="A6A6A6"/>
-              <w:bottom w:val="single" w:sz="4" w:color="A6A6A6"/>
-              <w:right w:val="single" w:sz="4" w:color="A6A6A6"/>
-            </w:tcBorders>
-          </w:tcPr>
-          <w:p>
-            <w:pPr>
-              <w:spacing w:before="0" w:after="0" w:line="276" w:lineRule="auto"/>
-              <w:ind w:firstLine="0"/>
-              <w:jc w:val="center"/>
-            </w:pPr>
-            <w:r/>
-            <w:r>
-              <w:rPr>
-                <w:rFonts w:ascii="Times New Roman" w:hAnsi="Times New Roman" w:eastAsia="楷体"/>
-                <w:b w:val="0"/>
-                <w:color w:val="000000"/>
-                <w:sz w:val="18"/>
-              </w:rPr>
-              <w:t>2,040.17</w:t>
-            </w:r>
-          </w:p>
-        </w:tc>
-        <w:tc>
-          <w:tcPr>
-            <w:tcW w:type="dxa" w:w="1344"/>
-            <w:vAlign w:val="center"/>
-            <w:tcBorders>
-              <w:top w:val="single" w:sz="4" w:color="A6A6A6"/>
-              <w:left w:val="single" w:sz="4" w:color="A6A6A6"/>
-              <w:bottom w:val="single" w:sz="4" w:color="A6A6A6"/>
-              <w:right w:val="single" w:sz="4" w:color="A6A6A6"/>
-            </w:tcBorders>
-          </w:tcPr>
-          <w:p>
-            <w:pPr>
-              <w:spacing w:before="0" w:after="0" w:line="276" w:lineRule="auto"/>
-              <w:ind w:firstLine="0"/>
-              <w:jc w:val="center"/>
-            </w:pPr>
-            <w:r/>
-            <w:r>
-              <w:rPr>
-                <w:rFonts w:ascii="Times New Roman" w:hAnsi="Times New Roman" w:eastAsia="楷体"/>
-                <w:b w:val="0"/>
-                <w:color w:val="000000"/>
-                <w:sz w:val="18"/>
-              </w:rPr>
-              <w:t>8.77</w:t>
-            </w:r>
-          </w:p>
-        </w:tc>
-        <w:tc>
-          <w:tcPr>
-            <w:tcW w:type="dxa" w:w="1344"/>
-            <w:vAlign w:val="center"/>
-            <w:tcBorders>
-              <w:top w:val="single" w:sz="4" w:color="A6A6A6"/>
-              <w:left w:val="single" w:sz="4" w:color="A6A6A6"/>
-              <w:bottom w:val="single" w:sz="4" w:color="A6A6A6"/>
-              <w:right w:val="single" w:sz="4" w:color="A6A6A6"/>
-            </w:tcBorders>
-          </w:tcPr>
-          <w:p>
-            <w:pPr>
-              <w:spacing w:before="0" w:after="0" w:line="276" w:lineRule="auto"/>
-              <w:ind w:firstLine="0"/>
-              <w:jc w:val="center"/>
-            </w:pPr>
-            <w:r/>
-            <w:r>
-              <w:rPr>
-                <w:rFonts w:ascii="Times New Roman" w:hAnsi="Times New Roman" w:eastAsia="楷体"/>
-                <w:b w:val="0"/>
-                <w:color w:val="000000"/>
-                <w:sz w:val="18"/>
-              </w:rPr>
-              <w:t>2.00%</w:t>
-            </w:r>
-          </w:p>
-        </w:tc>
-        <w:tc>
-          <w:tcPr>
-            <w:tcW w:type="dxa" w:w="1344"/>
-            <w:vAlign w:val="center"/>
-            <w:tcBorders>
-              <w:top w:val="single" w:sz="4" w:color="A6A6A6"/>
-              <w:left w:val="single" w:sz="4" w:color="A6A6A6"/>
-              <w:bottom w:val="single" w:sz="4" w:color="A6A6A6"/>
-              <w:right w:val="single" w:sz="4" w:color="A6A6A6"/>
-            </w:tcBorders>
-          </w:tcPr>
-          <w:p>
-            <w:pPr>
-              <w:spacing w:before="0" w:after="0" w:line="276" w:lineRule="auto"/>
-              <w:ind w:firstLine="0"/>
-              <w:jc w:val="center"/>
-            </w:pPr>
-            <w:r/>
-            <w:r>
-              <w:rPr>
-                <w:rFonts w:ascii="Times New Roman" w:hAnsi="Times New Roman" w:eastAsia="楷体"/>
-                <w:b w:val="0"/>
-                <w:color w:val="000000"/>
-                <w:sz w:val="18"/>
-              </w:rPr>
-              <w:t>18.1:38.6:43.3</w:t>
-            </w:r>
-          </w:p>
-        </w:tc>
-        <w:tc>
-          <w:tcPr>
-            <w:tcW w:type="dxa" w:w="1344"/>
-            <w:vAlign w:val="center"/>
-            <w:tcBorders>
-              <w:top w:val="single" w:sz="4" w:color="A6A6A6"/>
-              <w:left w:val="single" w:sz="4" w:color="A6A6A6"/>
-              <w:bottom w:val="single" w:sz="4" w:color="A6A6A6"/>
-              <w:right w:val="single" w:sz="4" w:color="A6A6A6"/>
-            </w:tcBorders>
-          </w:tcPr>
-          <w:p>
-            <w:pPr>
-              <w:spacing w:before="0" w:after="0" w:line="276" w:lineRule="auto"/>
-              <w:ind w:firstLine="0"/>
-              <w:jc w:val="center"/>
-            </w:pPr>
-            <w:r/>
-            <w:r>
-              <w:rPr>
-                <w:rFonts w:ascii="Times New Roman" w:hAnsi="Times New Roman" w:eastAsia="楷体"/>
-                <w:b w:val="0"/>
-                <w:color w:val="000000"/>
-                <w:sz w:val="18"/>
-              </w:rPr>
-              <w:t>107.20</w:t>
-            </w:r>
-          </w:p>
-        </w:tc>
-        <w:tc>
-          <w:tcPr>
-            <w:tcW w:type="dxa" w:w="1344"/>
-            <w:vAlign w:val="center"/>
-            <w:tcBorders>
-              <w:top w:val="single" w:sz="4" w:color="A6A6A6"/>
-              <w:left w:val="single" w:sz="4" w:color="A6A6A6"/>
-              <w:bottom w:val="single" w:sz="4" w:color="A6A6A6"/>
-              <w:right w:val="single" w:sz="4" w:color="A6A6A6"/>
-            </w:tcBorders>
-          </w:tcPr>
-          <w:p>
-            <w:pPr>
-              <w:spacing w:before="0" w:after="0" w:line="276" w:lineRule="auto"/>
-              <w:ind w:firstLine="0"/>
-              <w:jc w:val="center"/>
-            </w:pPr>
-            <w:r/>
-            <w:r>
-              <w:rPr>
-                <w:rFonts w:ascii="Times New Roman" w:hAnsi="Times New Roman" w:eastAsia="楷体"/>
-                <w:b w:val="0"/>
-                <w:color w:val="000000"/>
-                <w:sz w:val="18"/>
-              </w:rPr>
-              <w:t>232.40</w:t>
-            </w:r>
-          </w:p>
-        </w:tc>
-      </w:tr>
-      <w:tr>
-        <w:tc>
-          <w:tcPr>
-            <w:tcW w:type="dxa" w:w="1344"/>
-            <w:vAlign w:val="center"/>
-            <w:tcBorders>
-              <w:top w:val="single" w:sz="4" w:color="A6A6A6"/>
-              <w:left w:val="single" w:sz="4" w:color="A6A6A6"/>
-              <w:bottom w:val="single" w:sz="4" w:color="A6A6A6"/>
-              <w:right w:val="single" w:sz="4" w:color="A6A6A6"/>
-            </w:tcBorders>
-          </w:tcPr>
-          <w:p>
-            <w:pPr>
-              <w:spacing w:before="0" w:after="0" w:line="276" w:lineRule="auto"/>
-              <w:ind w:firstLine="0"/>
-              <w:jc w:val="left"/>
-            </w:pPr>
-            <w:r/>
-            <w:r>
-              <w:rPr>
-                <w:rFonts w:ascii="Times New Roman" w:hAnsi="Times New Roman" w:eastAsia="楷体"/>
-                <w:b w:val="0"/>
-                <w:color w:val="000000"/>
-                <w:sz w:val="18"/>
-              </w:rPr>
-              <w:t>文山壮族苗族自治州</w:t>
-            </w:r>
-          </w:p>
-        </w:tc>
-        <w:tc>
-          <w:tcPr>
-            <w:tcW w:type="dxa" w:w="1344"/>
-            <w:vAlign w:val="center"/>
-            <w:tcBorders>
-              <w:top w:val="single" w:sz="4" w:color="A6A6A6"/>
-              <w:left w:val="single" w:sz="4" w:color="A6A6A6"/>
-              <w:bottom w:val="single" w:sz="4" w:color="A6A6A6"/>
-              <w:right w:val="single" w:sz="4" w:color="A6A6A6"/>
-            </w:tcBorders>
-          </w:tcPr>
-          <w:p>
-            <w:pPr>
-              <w:spacing w:before="0" w:after="0" w:line="276" w:lineRule="auto"/>
-              <w:ind w:firstLine="0"/>
-              <w:jc w:val="center"/>
-            </w:pPr>
-            <w:r/>
-            <w:r>
-              <w:rPr>
-                <w:rFonts w:ascii="Times New Roman" w:hAnsi="Times New Roman" w:eastAsia="楷体"/>
-                <w:b w:val="0"/>
-                <w:color w:val="000000"/>
-                <w:sz w:val="18"/>
-              </w:rPr>
-              <w:t>1,632.64</w:t>
-            </w:r>
-          </w:p>
-        </w:tc>
-        <w:tc>
-          <w:tcPr>
-            <w:tcW w:type="dxa" w:w="1344"/>
-            <w:vAlign w:val="center"/>
-            <w:tcBorders>
-              <w:top w:val="single" w:sz="4" w:color="A6A6A6"/>
-              <w:left w:val="single" w:sz="4" w:color="A6A6A6"/>
-              <w:bottom w:val="single" w:sz="4" w:color="A6A6A6"/>
-              <w:right w:val="single" w:sz="4" w:color="A6A6A6"/>
-            </w:tcBorders>
-          </w:tcPr>
-          <w:p>
-            <w:pPr>
-              <w:spacing w:before="0" w:after="0" w:line="276" w:lineRule="auto"/>
-              <w:ind w:firstLine="0"/>
-              <w:jc w:val="center"/>
-            </w:pPr>
-            <w:r/>
-            <w:r>
-              <w:rPr>
-                <w:rFonts w:ascii="Times New Roman" w:hAnsi="Times New Roman" w:eastAsia="楷体"/>
-                <w:b w:val="0"/>
-                <w:color w:val="000000"/>
-                <w:sz w:val="18"/>
-              </w:rPr>
-              <w:t>4.85</w:t>
-            </w:r>
-          </w:p>
-        </w:tc>
-        <w:tc>
-          <w:tcPr>
-            <w:tcW w:type="dxa" w:w="1344"/>
-            <w:vAlign w:val="center"/>
-            <w:tcBorders>
-              <w:top w:val="single" w:sz="4" w:color="A6A6A6"/>
-              <w:left w:val="single" w:sz="4" w:color="A6A6A6"/>
-              <w:bottom w:val="single" w:sz="4" w:color="A6A6A6"/>
-              <w:right w:val="single" w:sz="4" w:color="A6A6A6"/>
-            </w:tcBorders>
-          </w:tcPr>
-          <w:p>
-            <w:pPr>
-              <w:spacing w:before="0" w:after="0" w:line="276" w:lineRule="auto"/>
-              <w:ind w:firstLine="0"/>
-              <w:jc w:val="center"/>
-            </w:pPr>
-            <w:r/>
-            <w:r>
-              <w:rPr>
-                <w:rFonts w:ascii="Times New Roman" w:hAnsi="Times New Roman" w:eastAsia="楷体"/>
-                <w:b w:val="0"/>
-                <w:color w:val="000000"/>
-                <w:sz w:val="18"/>
-              </w:rPr>
-              <w:t>5.30%</w:t>
-            </w:r>
-          </w:p>
-        </w:tc>
-        <w:tc>
-          <w:tcPr>
-            <w:tcW w:type="dxa" w:w="1344"/>
-            <w:vAlign w:val="center"/>
-            <w:tcBorders>
-              <w:top w:val="single" w:sz="4" w:color="A6A6A6"/>
-              <w:left w:val="single" w:sz="4" w:color="A6A6A6"/>
-              <w:bottom w:val="single" w:sz="4" w:color="A6A6A6"/>
-              <w:right w:val="single" w:sz="4" w:color="A6A6A6"/>
-            </w:tcBorders>
-          </w:tcPr>
-          <w:p>
-            <w:pPr>
-              <w:spacing w:before="0" w:after="0" w:line="276" w:lineRule="auto"/>
-              <w:ind w:firstLine="0"/>
-              <w:jc w:val="center"/>
-            </w:pPr>
-            <w:r/>
-            <w:r>
-              <w:rPr>
-                <w:rFonts w:ascii="Times New Roman" w:hAnsi="Times New Roman" w:eastAsia="楷体"/>
-                <w:b w:val="0"/>
-                <w:color w:val="000000"/>
-                <w:sz w:val="18"/>
-              </w:rPr>
-              <w:t>16.7:36:47.3</w:t>
-            </w:r>
-          </w:p>
-        </w:tc>
-        <w:tc>
-          <w:tcPr>
-            <w:tcW w:type="dxa" w:w="1344"/>
-            <w:vAlign w:val="center"/>
-            <w:tcBorders>
-              <w:top w:val="single" w:sz="4" w:color="A6A6A6"/>
-              <w:left w:val="single" w:sz="4" w:color="A6A6A6"/>
-              <w:bottom w:val="single" w:sz="4" w:color="A6A6A6"/>
-              <w:right w:val="single" w:sz="4" w:color="A6A6A6"/>
-            </w:tcBorders>
-          </w:tcPr>
-          <w:p>
-            <w:pPr>
-              <w:spacing w:before="0" w:after="0" w:line="276" w:lineRule="auto"/>
-              <w:ind w:firstLine="0"/>
-              <w:jc w:val="center"/>
-            </w:pPr>
-            <w:r/>
-            <w:r>
-              <w:rPr>
-                <w:rFonts w:ascii="Times New Roman" w:hAnsi="Times New Roman" w:eastAsia="楷体"/>
-                <w:b w:val="0"/>
-                <w:color w:val="000000"/>
-                <w:sz w:val="18"/>
-              </w:rPr>
-              <w:t>74.12</w:t>
-            </w:r>
-          </w:p>
-        </w:tc>
-        <w:tc>
-          <w:tcPr>
-            <w:tcW w:type="dxa" w:w="1344"/>
-            <w:vAlign w:val="center"/>
-            <w:tcBorders>
-              <w:top w:val="single" w:sz="4" w:color="A6A6A6"/>
-              <w:left w:val="single" w:sz="4" w:color="A6A6A6"/>
-              <w:bottom w:val="single" w:sz="4" w:color="A6A6A6"/>
-              <w:right w:val="single" w:sz="4" w:color="A6A6A6"/>
-            </w:tcBorders>
-          </w:tcPr>
-          <w:p>
-            <w:pPr>
-              <w:spacing w:before="0" w:after="0" w:line="276" w:lineRule="auto"/>
-              <w:ind w:firstLine="0"/>
-              <w:jc w:val="center"/>
-            </w:pPr>
-            <w:r/>
-            <w:r>
-              <w:rPr>
-                <w:rFonts w:ascii="Times New Roman" w:hAnsi="Times New Roman" w:eastAsia="楷体"/>
-                <w:b w:val="0"/>
-                <w:color w:val="000000"/>
-                <w:sz w:val="18"/>
-              </w:rPr>
-              <w:t>335.40</w:t>
-            </w:r>
-          </w:p>
-        </w:tc>
-      </w:tr>
-      <w:tr>
-        <w:tc>
-          <w:tcPr>
-            <w:tcW w:type="dxa" w:w="1344"/>
-            <w:vAlign w:val="center"/>
-            <w:tcBorders>
-              <w:top w:val="single" w:sz="4" w:color="A6A6A6"/>
-              <w:left w:val="single" w:sz="4" w:color="A6A6A6"/>
-              <w:bottom w:val="single" w:sz="4" w:color="A6A6A6"/>
-              <w:right w:val="single" w:sz="4" w:color="A6A6A6"/>
-            </w:tcBorders>
-          </w:tcPr>
-          <w:p>
-            <w:pPr>
-              <w:spacing w:before="0" w:after="0" w:line="276" w:lineRule="auto"/>
-              <w:ind w:firstLine="0"/>
-              <w:jc w:val="left"/>
-            </w:pPr>
-            <w:r/>
-            <w:r>
-              <w:rPr>
-                <w:rFonts w:ascii="Times New Roman" w:hAnsi="Times New Roman" w:eastAsia="楷体"/>
-                <w:b w:val="0"/>
-                <w:color w:val="000000"/>
-                <w:sz w:val="18"/>
-              </w:rPr>
-              <w:t>保山市</w:t>
-            </w:r>
-          </w:p>
-        </w:tc>
-        <w:tc>
-          <w:tcPr>
-            <w:tcW w:type="dxa" w:w="1344"/>
-            <w:vAlign w:val="center"/>
-            <w:tcBorders>
-              <w:top w:val="single" w:sz="4" w:color="A6A6A6"/>
-              <w:left w:val="single" w:sz="4" w:color="A6A6A6"/>
-              <w:bottom w:val="single" w:sz="4" w:color="A6A6A6"/>
-              <w:right w:val="single" w:sz="4" w:color="A6A6A6"/>
-            </w:tcBorders>
-          </w:tcPr>
-          <w:p>
-            <w:pPr>
-              <w:spacing w:before="0" w:after="0" w:line="276" w:lineRule="auto"/>
-              <w:ind w:firstLine="0"/>
-              <w:jc w:val="center"/>
-            </w:pPr>
-            <w:r/>
-            <w:r>
-              <w:rPr>
-                <w:rFonts w:ascii="Times New Roman" w:hAnsi="Times New Roman" w:eastAsia="楷体"/>
-                <w:b w:val="0"/>
-                <w:color w:val="000000"/>
-                <w:sz w:val="18"/>
-              </w:rPr>
-              <w:t>1,347.01</w:t>
-            </w:r>
-          </w:p>
-        </w:tc>
-        <w:tc>
-          <w:tcPr>
-            <w:tcW w:type="dxa" w:w="1344"/>
-            <w:vAlign w:val="center"/>
-            <w:tcBorders>
-              <w:top w:val="single" w:sz="4" w:color="A6A6A6"/>
-              <w:left w:val="single" w:sz="4" w:color="A6A6A6"/>
-              <w:bottom w:val="single" w:sz="4" w:color="A6A6A6"/>
-              <w:right w:val="single" w:sz="4" w:color="A6A6A6"/>
-            </w:tcBorders>
-          </w:tcPr>
-          <w:p>
-            <w:pPr>
-              <w:spacing w:before="0" w:after="0" w:line="276" w:lineRule="auto"/>
-              <w:ind w:firstLine="0"/>
-              <w:jc w:val="center"/>
-            </w:pPr>
-            <w:r/>
-            <w:r>
-              <w:rPr>
-                <w:rFonts w:ascii="Times New Roman" w:hAnsi="Times New Roman" w:eastAsia="楷体"/>
-                <w:b w:val="0"/>
-                <w:color w:val="000000"/>
-                <w:sz w:val="18"/>
-              </w:rPr>
-              <w:t>5.67</w:t>
+              <w:t>—</w:t>
             </w:r>
           </w:p>
         </w:tc>
@@ -2118,7 +1913,7 @@
                 <w:color w:val="000000"/>
                 <w:sz w:val="18"/>
               </w:rPr>
-              <w:t>22.3:32.3:45.4</w:t>
+              <w:t xml:space="preserve"> </w:t>
             </w:r>
           </w:p>
         </w:tc>
@@ -2147,827 +1942,7 @@
                 <w:color w:val="000000"/>
                 <w:sz w:val="18"/>
               </w:rPr>
-              <w:t>65.42</w:t>
-            </w:r>
-          </w:p>
-        </w:tc>
-        <w:tc>
-          <w:tcPr>
-            <w:tcW w:type="dxa" w:w="1344"/>
-            <w:vAlign w:val="center"/>
-            <w:tcBorders>
-              <w:top w:val="single" w:sz="4" w:color="A6A6A6"/>
-              <w:left w:val="single" w:sz="4" w:color="A6A6A6"/>
-              <w:bottom w:val="single" w:sz="4" w:color="A6A6A6"/>
-              <w:right w:val="single" w:sz="4" w:color="A6A6A6"/>
-            </w:tcBorders>
-          </w:tcPr>
-          <w:p>
-            <w:pPr>
-              <w:spacing w:before="0" w:after="0" w:line="276" w:lineRule="auto"/>
-              <w:ind w:firstLine="0"/>
-              <w:jc w:val="center"/>
-            </w:pPr>
-            <w:r/>
-            <w:r>
-              <w:rPr>
-                <w:rFonts w:ascii="Times New Roman" w:hAnsi="Times New Roman" w:eastAsia="楷体"/>
-                <w:b w:val="0"/>
-                <w:color w:val="000000"/>
-                <w:sz w:val="18"/>
-              </w:rPr>
-              <w:t>237.40</w:t>
-            </w:r>
-          </w:p>
-        </w:tc>
-      </w:tr>
-      <w:tr>
-        <w:tc>
-          <w:tcPr>
-            <w:tcW w:type="dxa" w:w="1344"/>
-            <w:vAlign w:val="center"/>
-            <w:tcBorders>
-              <w:top w:val="single" w:sz="4" w:color="A6A6A6"/>
-              <w:left w:val="single" w:sz="4" w:color="A6A6A6"/>
-              <w:bottom w:val="single" w:sz="4" w:color="A6A6A6"/>
-              <w:right w:val="single" w:sz="4" w:color="A6A6A6"/>
-            </w:tcBorders>
-          </w:tcPr>
-          <w:p>
-            <w:pPr>
-              <w:spacing w:before="0" w:after="0" w:line="276" w:lineRule="auto"/>
-              <w:ind w:firstLine="0"/>
-              <w:jc w:val="left"/>
-            </w:pPr>
-            <w:r/>
-            <w:r>
-              <w:rPr>
-                <w:rFonts w:ascii="Times New Roman" w:hAnsi="Times New Roman" w:eastAsia="楷体"/>
-                <w:b w:val="0"/>
-                <w:color w:val="000000"/>
-                <w:sz w:val="18"/>
-              </w:rPr>
-              <w:t>普洱市</w:t>
-            </w:r>
-          </w:p>
-        </w:tc>
-        <w:tc>
-          <w:tcPr>
-            <w:tcW w:type="dxa" w:w="1344"/>
-            <w:vAlign w:val="center"/>
-            <w:tcBorders>
-              <w:top w:val="single" w:sz="4" w:color="A6A6A6"/>
-              <w:left w:val="single" w:sz="4" w:color="A6A6A6"/>
-              <w:bottom w:val="single" w:sz="4" w:color="A6A6A6"/>
-              <w:right w:val="single" w:sz="4" w:color="A6A6A6"/>
-            </w:tcBorders>
-          </w:tcPr>
-          <w:p>
-            <w:pPr>
-              <w:spacing w:before="0" w:after="0" w:line="276" w:lineRule="auto"/>
-              <w:ind w:firstLine="0"/>
-              <w:jc w:val="center"/>
-            </w:pPr>
-            <w:r/>
-            <w:r>
-              <w:rPr>
-                <w:rFonts w:ascii="Times New Roman" w:hAnsi="Times New Roman" w:eastAsia="楷体"/>
-                <w:b w:val="0"/>
-                <w:color w:val="000000"/>
-                <w:sz w:val="18"/>
-              </w:rPr>
-              <w:t>1,252.40</w:t>
-            </w:r>
-          </w:p>
-        </w:tc>
-        <w:tc>
-          <w:tcPr>
-            <w:tcW w:type="dxa" w:w="1344"/>
-            <w:vAlign w:val="center"/>
-            <w:tcBorders>
-              <w:top w:val="single" w:sz="4" w:color="A6A6A6"/>
-              <w:left w:val="single" w:sz="4" w:color="A6A6A6"/>
-              <w:bottom w:val="single" w:sz="4" w:color="A6A6A6"/>
-              <w:right w:val="single" w:sz="4" w:color="A6A6A6"/>
-            </w:tcBorders>
-          </w:tcPr>
-          <w:p>
-            <w:pPr>
-              <w:spacing w:before="0" w:after="0" w:line="276" w:lineRule="auto"/>
-              <w:ind w:firstLine="0"/>
-              <w:jc w:val="center"/>
-            </w:pPr>
-            <w:r/>
-            <w:r>
-              <w:rPr>
-                <w:rFonts w:ascii="Times New Roman" w:hAnsi="Times New Roman" w:eastAsia="楷体"/>
-                <w:b w:val="0"/>
-                <w:color w:val="000000"/>
-                <w:sz w:val="18"/>
-              </w:rPr>
-              <w:t>5.39</w:t>
-            </w:r>
-          </w:p>
-        </w:tc>
-        <w:tc>
-          <w:tcPr>
-            <w:tcW w:type="dxa" w:w="1344"/>
-            <w:vAlign w:val="center"/>
-            <w:tcBorders>
-              <w:top w:val="single" w:sz="4" w:color="A6A6A6"/>
-              <w:left w:val="single" w:sz="4" w:color="A6A6A6"/>
-              <w:bottom w:val="single" w:sz="4" w:color="A6A6A6"/>
-              <w:right w:val="single" w:sz="4" w:color="A6A6A6"/>
-            </w:tcBorders>
-          </w:tcPr>
-          <w:p>
-            <w:pPr>
-              <w:spacing w:before="0" w:after="0" w:line="276" w:lineRule="auto"/>
-              <w:ind w:firstLine="0"/>
-              <w:jc w:val="center"/>
-            </w:pPr>
-            <w:r/>
-            <w:r>
-              <w:rPr>
-                <w:rFonts w:ascii="Times New Roman" w:hAnsi="Times New Roman" w:eastAsia="楷体"/>
-                <w:b w:val="0"/>
-                <w:color w:val="000000"/>
-                <w:sz w:val="18"/>
-              </w:rPr>
-              <w:t>5.10%</w:t>
-            </w:r>
-          </w:p>
-        </w:tc>
-        <w:tc>
-          <w:tcPr>
-            <w:tcW w:type="dxa" w:w="1344"/>
-            <w:vAlign w:val="center"/>
-            <w:tcBorders>
-              <w:top w:val="single" w:sz="4" w:color="A6A6A6"/>
-              <w:left w:val="single" w:sz="4" w:color="A6A6A6"/>
-              <w:bottom w:val="single" w:sz="4" w:color="A6A6A6"/>
-              <w:right w:val="single" w:sz="4" w:color="A6A6A6"/>
-            </w:tcBorders>
-          </w:tcPr>
-          <w:p>
-            <w:pPr>
-              <w:spacing w:before="0" w:after="0" w:line="276" w:lineRule="auto"/>
-              <w:ind w:firstLine="0"/>
-              <w:jc w:val="center"/>
-            </w:pPr>
-            <w:r/>
-            <w:r>
-              <w:rPr>
-                <w:rFonts w:ascii="Times New Roman" w:hAnsi="Times New Roman" w:eastAsia="楷体"/>
-                <w:b w:val="0"/>
-                <w:color w:val="000000"/>
-                <w:sz w:val="18"/>
-              </w:rPr>
-              <w:t>23.2:23.2:53.6</w:t>
-            </w:r>
-          </w:p>
-        </w:tc>
-        <w:tc>
-          <w:tcPr>
-            <w:tcW w:type="dxa" w:w="1344"/>
-            <w:vAlign w:val="center"/>
-            <w:tcBorders>
-              <w:top w:val="single" w:sz="4" w:color="A6A6A6"/>
-              <w:left w:val="single" w:sz="4" w:color="A6A6A6"/>
-              <w:bottom w:val="single" w:sz="4" w:color="A6A6A6"/>
-              <w:right w:val="single" w:sz="4" w:color="A6A6A6"/>
-            </w:tcBorders>
-          </w:tcPr>
-          <w:p>
-            <w:pPr>
-              <w:spacing w:before="0" w:after="0" w:line="276" w:lineRule="auto"/>
-              <w:ind w:firstLine="0"/>
-              <w:jc w:val="center"/>
-            </w:pPr>
-            <w:r/>
-            <w:r>
-              <w:rPr>
-                <w:rFonts w:ascii="Times New Roman" w:hAnsi="Times New Roman" w:eastAsia="楷体"/>
-                <w:b w:val="0"/>
-                <w:color w:val="000000"/>
-                <w:sz w:val="18"/>
-              </w:rPr>
-              <w:t>62.57</w:t>
-            </w:r>
-          </w:p>
-        </w:tc>
-        <w:tc>
-          <w:tcPr>
-            <w:tcW w:type="dxa" w:w="1344"/>
-            <w:vAlign w:val="center"/>
-            <w:tcBorders>
-              <w:top w:val="single" w:sz="4" w:color="A6A6A6"/>
-              <w:left w:val="single" w:sz="4" w:color="A6A6A6"/>
-              <w:bottom w:val="single" w:sz="4" w:color="A6A6A6"/>
-              <w:right w:val="single" w:sz="4" w:color="A6A6A6"/>
-            </w:tcBorders>
-          </w:tcPr>
-          <w:p>
-            <w:pPr>
-              <w:spacing w:before="0" w:after="0" w:line="276" w:lineRule="auto"/>
-              <w:ind w:firstLine="0"/>
-              <w:jc w:val="center"/>
-            </w:pPr>
-            <w:r/>
-            <w:r>
-              <w:rPr>
-                <w:rFonts w:ascii="Times New Roman" w:hAnsi="Times New Roman" w:eastAsia="楷体"/>
-                <w:b w:val="0"/>
-                <w:color w:val="000000"/>
-                <w:sz w:val="18"/>
-              </w:rPr>
-              <w:t>230.70</w:t>
-            </w:r>
-          </w:p>
-        </w:tc>
-      </w:tr>
-      <w:tr>
-        <w:tc>
-          <w:tcPr>
-            <w:tcW w:type="dxa" w:w="1344"/>
-            <w:vAlign w:val="center"/>
-            <w:tcBorders>
-              <w:top w:val="single" w:sz="4" w:color="A6A6A6"/>
-              <w:left w:val="single" w:sz="4" w:color="A6A6A6"/>
-              <w:bottom w:val="single" w:sz="4" w:color="A6A6A6"/>
-              <w:right w:val="single" w:sz="4" w:color="A6A6A6"/>
-            </w:tcBorders>
-          </w:tcPr>
-          <w:p>
-            <w:pPr>
-              <w:spacing w:before="0" w:after="0" w:line="276" w:lineRule="auto"/>
-              <w:ind w:firstLine="0"/>
-              <w:jc w:val="left"/>
-            </w:pPr>
-            <w:r/>
-            <w:r>
-              <w:rPr>
-                <w:rFonts w:ascii="Times New Roman" w:hAnsi="Times New Roman" w:eastAsia="楷体"/>
-                <w:b w:val="0"/>
-                <w:color w:val="000000"/>
-                <w:sz w:val="18"/>
-              </w:rPr>
-              <w:t>临沧市</w:t>
-            </w:r>
-          </w:p>
-        </w:tc>
-        <w:tc>
-          <w:tcPr>
-            <w:tcW w:type="dxa" w:w="1344"/>
-            <w:vAlign w:val="center"/>
-            <w:tcBorders>
-              <w:top w:val="single" w:sz="4" w:color="A6A6A6"/>
-              <w:left w:val="single" w:sz="4" w:color="A6A6A6"/>
-              <w:bottom w:val="single" w:sz="4" w:color="A6A6A6"/>
-              <w:right w:val="single" w:sz="4" w:color="A6A6A6"/>
-            </w:tcBorders>
-          </w:tcPr>
-          <w:p>
-            <w:pPr>
-              <w:spacing w:before="0" w:after="0" w:line="276" w:lineRule="auto"/>
-              <w:ind w:firstLine="0"/>
-              <w:jc w:val="center"/>
-            </w:pPr>
-            <w:r/>
-            <w:r>
-              <w:rPr>
-                <w:rFonts w:ascii="Times New Roman" w:hAnsi="Times New Roman" w:eastAsia="楷体"/>
-                <w:b w:val="0"/>
-                <w:color w:val="000000"/>
-                <w:sz w:val="18"/>
-              </w:rPr>
-              <w:t>1,127.75</w:t>
-            </w:r>
-          </w:p>
-        </w:tc>
-        <w:tc>
-          <w:tcPr>
-            <w:tcW w:type="dxa" w:w="1344"/>
-            <w:vAlign w:val="center"/>
-            <w:tcBorders>
-              <w:top w:val="single" w:sz="4" w:color="A6A6A6"/>
-              <w:left w:val="single" w:sz="4" w:color="A6A6A6"/>
-              <w:bottom w:val="single" w:sz="4" w:color="A6A6A6"/>
-              <w:right w:val="single" w:sz="4" w:color="A6A6A6"/>
-            </w:tcBorders>
-          </w:tcPr>
-          <w:p>
-            <w:pPr>
-              <w:spacing w:before="0" w:after="0" w:line="276" w:lineRule="auto"/>
-              <w:ind w:firstLine="0"/>
-              <w:jc w:val="center"/>
-            </w:pPr>
-            <w:r/>
-            <w:r>
-              <w:rPr>
-                <w:rFonts w:ascii="Times New Roman" w:hAnsi="Times New Roman" w:eastAsia="楷体"/>
-                <w:b w:val="0"/>
-                <w:color w:val="000000"/>
-                <w:sz w:val="18"/>
-              </w:rPr>
-              <w:t>5.17</w:t>
-            </w:r>
-          </w:p>
-        </w:tc>
-        <w:tc>
-          <w:tcPr>
-            <w:tcW w:type="dxa" w:w="1344"/>
-            <w:vAlign w:val="center"/>
-            <w:tcBorders>
-              <w:top w:val="single" w:sz="4" w:color="A6A6A6"/>
-              <w:left w:val="single" w:sz="4" w:color="A6A6A6"/>
-              <w:bottom w:val="single" w:sz="4" w:color="A6A6A6"/>
-              <w:right w:val="single" w:sz="4" w:color="A6A6A6"/>
-            </w:tcBorders>
-          </w:tcPr>
-          <w:p>
-            <w:pPr>
-              <w:spacing w:before="0" w:after="0" w:line="276" w:lineRule="auto"/>
-              <w:ind w:firstLine="0"/>
-              <w:jc w:val="center"/>
-            </w:pPr>
-            <w:r/>
-            <w:r>
-              <w:rPr>
-                <w:rFonts w:ascii="Times New Roman" w:hAnsi="Times New Roman" w:eastAsia="楷体"/>
-                <w:b w:val="0"/>
-                <w:color w:val="000000"/>
-                <w:sz w:val="18"/>
-              </w:rPr>
-              <w:t>0.20%</w:t>
-            </w:r>
-          </w:p>
-        </w:tc>
-        <w:tc>
-          <w:tcPr>
-            <w:tcW w:type="dxa" w:w="1344"/>
-            <w:vAlign w:val="center"/>
-            <w:tcBorders>
-              <w:top w:val="single" w:sz="4" w:color="A6A6A6"/>
-              <w:left w:val="single" w:sz="4" w:color="A6A6A6"/>
-              <w:bottom w:val="single" w:sz="4" w:color="A6A6A6"/>
-              <w:right w:val="single" w:sz="4" w:color="A6A6A6"/>
-            </w:tcBorders>
-          </w:tcPr>
-          <w:p>
-            <w:pPr>
-              <w:spacing w:before="0" w:after="0" w:line="276" w:lineRule="auto"/>
-              <w:ind w:firstLine="0"/>
-              <w:jc w:val="center"/>
-            </w:pPr>
-            <w:r/>
-            <w:r>
-              <w:rPr>
-                <w:rFonts w:ascii="Times New Roman" w:hAnsi="Times New Roman" w:eastAsia="楷体"/>
-                <w:b w:val="0"/>
-                <w:color w:val="000000"/>
-                <w:sz w:val="18"/>
-              </w:rPr>
-              <w:t>30.7:20.6:48.7</w:t>
-            </w:r>
-          </w:p>
-        </w:tc>
-        <w:tc>
-          <w:tcPr>
-            <w:tcW w:type="dxa" w:w="1344"/>
-            <w:vAlign w:val="center"/>
-            <w:tcBorders>
-              <w:top w:val="single" w:sz="4" w:color="A6A6A6"/>
-              <w:left w:val="single" w:sz="4" w:color="A6A6A6"/>
-              <w:bottom w:val="single" w:sz="4" w:color="A6A6A6"/>
-              <w:right w:val="single" w:sz="4" w:color="A6A6A6"/>
-            </w:tcBorders>
-          </w:tcPr>
-          <w:p>
-            <w:pPr>
-              <w:spacing w:before="0" w:after="0" w:line="276" w:lineRule="auto"/>
-              <w:ind w:firstLine="0"/>
-              <w:jc w:val="center"/>
-            </w:pPr>
-            <w:r/>
-            <w:r>
-              <w:rPr>
-                <w:rFonts w:ascii="Times New Roman" w:hAnsi="Times New Roman" w:eastAsia="楷体"/>
-                <w:b w:val="0"/>
-                <w:color w:val="000000"/>
-                <w:sz w:val="18"/>
-              </w:rPr>
-              <w:t>51.54</w:t>
-            </w:r>
-          </w:p>
-        </w:tc>
-        <w:tc>
-          <w:tcPr>
-            <w:tcW w:type="dxa" w:w="1344"/>
-            <w:vAlign w:val="center"/>
-            <w:tcBorders>
-              <w:top w:val="single" w:sz="4" w:color="A6A6A6"/>
-              <w:left w:val="single" w:sz="4" w:color="A6A6A6"/>
-              <w:bottom w:val="single" w:sz="4" w:color="A6A6A6"/>
-              <w:right w:val="single" w:sz="4" w:color="A6A6A6"/>
-            </w:tcBorders>
-          </w:tcPr>
-          <w:p>
-            <w:pPr>
-              <w:spacing w:before="0" w:after="0" w:line="276" w:lineRule="auto"/>
-              <w:ind w:firstLine="0"/>
-              <w:jc w:val="center"/>
-            </w:pPr>
-            <w:r/>
-            <w:r>
-              <w:rPr>
-                <w:rFonts w:ascii="Times New Roman" w:hAnsi="Times New Roman" w:eastAsia="楷体"/>
-                <w:b w:val="0"/>
-                <w:color w:val="000000"/>
-                <w:sz w:val="18"/>
-              </w:rPr>
-              <w:t>217.10</w:t>
-            </w:r>
-          </w:p>
-        </w:tc>
-      </w:tr>
-      <w:tr>
-        <w:tc>
-          <w:tcPr>
-            <w:tcW w:type="dxa" w:w="1344"/>
-            <w:vAlign w:val="center"/>
-            <w:tcBorders>
-              <w:top w:val="single" w:sz="4" w:color="A6A6A6"/>
-              <w:left w:val="single" w:sz="4" w:color="A6A6A6"/>
-              <w:bottom w:val="single" w:sz="4" w:color="A6A6A6"/>
-              <w:right w:val="single" w:sz="4" w:color="A6A6A6"/>
-            </w:tcBorders>
-          </w:tcPr>
-          <w:p>
-            <w:pPr>
-              <w:spacing w:before="0" w:after="0" w:line="276" w:lineRule="auto"/>
-              <w:ind w:firstLine="0"/>
-              <w:jc w:val="left"/>
-            </w:pPr>
-            <w:r/>
-            <w:r>
-              <w:rPr>
-                <w:rFonts w:ascii="Times New Roman" w:hAnsi="Times New Roman" w:eastAsia="楷体"/>
-                <w:b w:val="0"/>
-                <w:color w:val="000000"/>
-                <w:sz w:val="18"/>
-              </w:rPr>
-              <w:t>西双版纳傣族自治州</w:t>
-            </w:r>
-          </w:p>
-        </w:tc>
-        <w:tc>
-          <w:tcPr>
-            <w:tcW w:type="dxa" w:w="1344"/>
-            <w:vAlign w:val="center"/>
-            <w:tcBorders>
-              <w:top w:val="single" w:sz="4" w:color="A6A6A6"/>
-              <w:left w:val="single" w:sz="4" w:color="A6A6A6"/>
-              <w:bottom w:val="single" w:sz="4" w:color="A6A6A6"/>
-              <w:right w:val="single" w:sz="4" w:color="A6A6A6"/>
-            </w:tcBorders>
-          </w:tcPr>
-          <w:p>
-            <w:pPr>
-              <w:spacing w:before="0" w:after="0" w:line="276" w:lineRule="auto"/>
-              <w:ind w:firstLine="0"/>
-              <w:jc w:val="center"/>
-            </w:pPr>
-            <w:r/>
-            <w:r>
-              <w:rPr>
-                <w:rFonts w:ascii="Times New Roman" w:hAnsi="Times New Roman" w:eastAsia="楷体"/>
-                <w:b w:val="0"/>
-                <w:color w:val="000000"/>
-                <w:sz w:val="18"/>
-              </w:rPr>
-              <w:t>940.83</w:t>
-            </w:r>
-          </w:p>
-        </w:tc>
-        <w:tc>
-          <w:tcPr>
-            <w:tcW w:type="dxa" w:w="1344"/>
-            <w:vAlign w:val="center"/>
-            <w:tcBorders>
-              <w:top w:val="single" w:sz="4" w:color="A6A6A6"/>
-              <w:left w:val="single" w:sz="4" w:color="A6A6A6"/>
-              <w:bottom w:val="single" w:sz="4" w:color="A6A6A6"/>
-              <w:right w:val="single" w:sz="4" w:color="A6A6A6"/>
-            </w:tcBorders>
-          </w:tcPr>
-          <w:p>
-            <w:pPr>
-              <w:spacing w:before="0" w:after="0" w:line="276" w:lineRule="auto"/>
-              <w:ind w:firstLine="0"/>
-              <w:jc w:val="center"/>
-            </w:pPr>
-            <w:r/>
-            <w:r>
-              <w:rPr>
-                <w:rFonts w:ascii="Times New Roman" w:hAnsi="Times New Roman" w:eastAsia="楷体"/>
-                <w:b w:val="0"/>
-                <w:color w:val="000000"/>
-                <w:sz w:val="18"/>
-              </w:rPr>
-              <w:t>6.98</w:t>
-            </w:r>
-          </w:p>
-        </w:tc>
-        <w:tc>
-          <w:tcPr>
-            <w:tcW w:type="dxa" w:w="1344"/>
-            <w:vAlign w:val="center"/>
-            <w:tcBorders>
-              <w:top w:val="single" w:sz="4" w:color="A6A6A6"/>
-              <w:left w:val="single" w:sz="4" w:color="A6A6A6"/>
-              <w:bottom w:val="single" w:sz="4" w:color="A6A6A6"/>
-              <w:right w:val="single" w:sz="4" w:color="A6A6A6"/>
-            </w:tcBorders>
-          </w:tcPr>
-          <w:p>
-            <w:pPr>
-              <w:spacing w:before="0" w:after="0" w:line="276" w:lineRule="auto"/>
-              <w:ind w:firstLine="0"/>
-              <w:jc w:val="center"/>
-            </w:pPr>
-            <w:r/>
-            <w:r>
-              <w:rPr>
-                <w:rFonts w:ascii="Times New Roman" w:hAnsi="Times New Roman" w:eastAsia="楷体"/>
-                <w:b w:val="0"/>
-                <w:color w:val="000000"/>
-                <w:sz w:val="18"/>
-              </w:rPr>
-              <w:t>4.40%</w:t>
-            </w:r>
-          </w:p>
-        </w:tc>
-        <w:tc>
-          <w:tcPr>
-            <w:tcW w:type="dxa" w:w="1344"/>
-            <w:vAlign w:val="center"/>
-            <w:tcBorders>
-              <w:top w:val="single" w:sz="4" w:color="A6A6A6"/>
-              <w:left w:val="single" w:sz="4" w:color="A6A6A6"/>
-              <w:bottom w:val="single" w:sz="4" w:color="A6A6A6"/>
-              <w:right w:val="single" w:sz="4" w:color="A6A6A6"/>
-            </w:tcBorders>
-          </w:tcPr>
-          <w:p>
-            <w:pPr>
-              <w:spacing w:before="0" w:after="0" w:line="276" w:lineRule="auto"/>
-              <w:ind w:firstLine="0"/>
-              <w:jc w:val="center"/>
-            </w:pPr>
-            <w:r/>
-            <w:r>
-              <w:rPr>
-                <w:rFonts w:ascii="Times New Roman" w:hAnsi="Times New Roman" w:eastAsia="楷体"/>
-                <w:b w:val="0"/>
-                <w:color w:val="000000"/>
-                <w:sz w:val="18"/>
-              </w:rPr>
-              <w:t>21.1:23:55.9</w:t>
-            </w:r>
-          </w:p>
-        </w:tc>
-        <w:tc>
-          <w:tcPr>
-            <w:tcW w:type="dxa" w:w="1344"/>
-            <w:vAlign w:val="center"/>
-            <w:tcBorders>
-              <w:top w:val="single" w:sz="4" w:color="A6A6A6"/>
-              <w:left w:val="single" w:sz="4" w:color="A6A6A6"/>
-              <w:bottom w:val="single" w:sz="4" w:color="A6A6A6"/>
-              <w:right w:val="single" w:sz="4" w:color="A6A6A6"/>
-            </w:tcBorders>
-          </w:tcPr>
-          <w:p>
-            <w:pPr>
-              <w:spacing w:before="0" w:after="0" w:line="276" w:lineRule="auto"/>
-              <w:ind w:firstLine="0"/>
-              <w:jc w:val="center"/>
-            </w:pPr>
-            <w:r/>
-            <w:r>
-              <w:rPr>
-                <w:rFonts w:ascii="Times New Roman" w:hAnsi="Times New Roman" w:eastAsia="楷体"/>
-                <w:b w:val="0"/>
-                <w:color w:val="000000"/>
-                <w:sz w:val="18"/>
-              </w:rPr>
-              <w:t>39.92</w:t>
-            </w:r>
-          </w:p>
-        </w:tc>
-        <w:tc>
-          <w:tcPr>
-            <w:tcW w:type="dxa" w:w="1344"/>
-            <w:vAlign w:val="center"/>
-            <w:tcBorders>
-              <w:top w:val="single" w:sz="4" w:color="A6A6A6"/>
-              <w:left w:val="single" w:sz="4" w:color="A6A6A6"/>
-              <w:bottom w:val="single" w:sz="4" w:color="A6A6A6"/>
-              <w:right w:val="single" w:sz="4" w:color="A6A6A6"/>
-            </w:tcBorders>
-          </w:tcPr>
-          <w:p>
-            <w:pPr>
-              <w:spacing w:before="0" w:after="0" w:line="276" w:lineRule="auto"/>
-              <w:ind w:firstLine="0"/>
-              <w:jc w:val="center"/>
-            </w:pPr>
-            <w:r/>
-            <w:r>
-              <w:rPr>
-                <w:rFonts w:ascii="Times New Roman" w:hAnsi="Times New Roman" w:eastAsia="楷体"/>
-                <w:b w:val="0"/>
-                <w:color w:val="000000"/>
-                <w:sz w:val="18"/>
-              </w:rPr>
-              <w:t>135.90</w:t>
-            </w:r>
-          </w:p>
-        </w:tc>
-      </w:tr>
-      <w:tr>
-        <w:tc>
-          <w:tcPr>
-            <w:tcW w:type="dxa" w:w="1344"/>
-            <w:vAlign w:val="center"/>
-            <w:tcBorders>
-              <w:top w:val="single" w:sz="4" w:color="A6A6A6"/>
-              <w:left w:val="single" w:sz="4" w:color="A6A6A6"/>
-              <w:bottom w:val="single" w:sz="4" w:color="A6A6A6"/>
-              <w:right w:val="single" w:sz="4" w:color="A6A6A6"/>
-            </w:tcBorders>
-          </w:tcPr>
-          <w:p>
-            <w:pPr>
-              <w:spacing w:before="0" w:after="0" w:line="276" w:lineRule="auto"/>
-              <w:ind w:firstLine="0"/>
-              <w:jc w:val="left"/>
-            </w:pPr>
-            <w:r/>
-            <w:r>
-              <w:rPr>
-                <w:rFonts w:ascii="Times New Roman" w:hAnsi="Times New Roman" w:eastAsia="楷体"/>
-                <w:b w:val="0"/>
-                <w:color w:val="000000"/>
-                <w:sz w:val="18"/>
-              </w:rPr>
-              <w:t>丽江市</w:t>
-            </w:r>
-          </w:p>
-        </w:tc>
-        <w:tc>
-          <w:tcPr>
-            <w:tcW w:type="dxa" w:w="1344"/>
-            <w:vAlign w:val="center"/>
-            <w:tcBorders>
-              <w:top w:val="single" w:sz="4" w:color="A6A6A6"/>
-              <w:left w:val="single" w:sz="4" w:color="A6A6A6"/>
-              <w:bottom w:val="single" w:sz="4" w:color="A6A6A6"/>
-              <w:right w:val="single" w:sz="4" w:color="A6A6A6"/>
-            </w:tcBorders>
-          </w:tcPr>
-          <w:p>
-            <w:pPr>
-              <w:spacing w:before="0" w:after="0" w:line="276" w:lineRule="auto"/>
-              <w:ind w:firstLine="0"/>
-              <w:jc w:val="center"/>
-            </w:pPr>
-            <w:r/>
-            <w:r>
-              <w:rPr>
-                <w:rFonts w:ascii="Times New Roman" w:hAnsi="Times New Roman" w:eastAsia="楷体"/>
-                <w:b w:val="0"/>
-                <w:color w:val="000000"/>
-                <w:sz w:val="18"/>
-              </w:rPr>
-              <w:t>744.27</w:t>
-            </w:r>
-          </w:p>
-        </w:tc>
-        <w:tc>
-          <w:tcPr>
-            <w:tcW w:type="dxa" w:w="1344"/>
-            <w:vAlign w:val="center"/>
-            <w:tcBorders>
-              <w:top w:val="single" w:sz="4" w:color="A6A6A6"/>
-              <w:left w:val="single" w:sz="4" w:color="A6A6A6"/>
-              <w:bottom w:val="single" w:sz="4" w:color="A6A6A6"/>
-              <w:right w:val="single" w:sz="4" w:color="A6A6A6"/>
-            </w:tcBorders>
-          </w:tcPr>
-          <w:p>
-            <w:pPr>
-              <w:spacing w:before="0" w:after="0" w:line="276" w:lineRule="auto"/>
-              <w:ind w:firstLine="0"/>
-              <w:jc w:val="center"/>
-            </w:pPr>
-            <w:r/>
-            <w:r>
-              <w:rPr>
-                <w:rFonts w:ascii="Times New Roman" w:hAnsi="Times New Roman" w:eastAsia="楷体"/>
-                <w:b w:val="0"/>
-                <w:color w:val="000000"/>
-                <w:sz w:val="18"/>
-              </w:rPr>
-              <w:t>—</w:t>
-            </w:r>
-          </w:p>
-        </w:tc>
-        <w:tc>
-          <w:tcPr>
-            <w:tcW w:type="dxa" w:w="1344"/>
-            <w:vAlign w:val="center"/>
-            <w:tcBorders>
-              <w:top w:val="single" w:sz="4" w:color="A6A6A6"/>
-              <w:left w:val="single" w:sz="4" w:color="A6A6A6"/>
-              <w:bottom w:val="single" w:sz="4" w:color="A6A6A6"/>
-              <w:right w:val="single" w:sz="4" w:color="A6A6A6"/>
-            </w:tcBorders>
-          </w:tcPr>
-          <w:p>
-            <w:pPr>
-              <w:spacing w:before="0" w:after="0" w:line="276" w:lineRule="auto"/>
-              <w:ind w:firstLine="0"/>
-              <w:jc w:val="center"/>
-            </w:pPr>
-            <w:r/>
-            <w:r>
-              <w:rPr>
-                <w:rFonts w:ascii="Times New Roman" w:hAnsi="Times New Roman" w:eastAsia="楷体"/>
-                <w:b w:val="0"/>
-                <w:color w:val="000000"/>
-                <w:sz w:val="18"/>
-              </w:rPr>
-              <w:t>4.50%</w:t>
-            </w:r>
-          </w:p>
-        </w:tc>
-        <w:tc>
-          <w:tcPr>
-            <w:tcW w:type="dxa" w:w="1344"/>
-            <w:vAlign w:val="center"/>
-            <w:tcBorders>
-              <w:top w:val="single" w:sz="4" w:color="A6A6A6"/>
-              <w:left w:val="single" w:sz="4" w:color="A6A6A6"/>
-              <w:bottom w:val="single" w:sz="4" w:color="A6A6A6"/>
-              <w:right w:val="single" w:sz="4" w:color="A6A6A6"/>
-            </w:tcBorders>
-          </w:tcPr>
-          <w:p>
-            <w:pPr>
-              <w:spacing w:before="0" w:after="0" w:line="276" w:lineRule="auto"/>
-              <w:ind w:firstLine="0"/>
-              <w:jc w:val="center"/>
-            </w:pPr>
-            <w:r/>
-            <w:r>
-              <w:rPr>
-                <w:rFonts w:ascii="Times New Roman" w:hAnsi="Times New Roman" w:eastAsia="楷体"/>
-                <w:b w:val="0"/>
-                <w:color w:val="000000"/>
-                <w:sz w:val="18"/>
-              </w:rPr>
-              <w:t>11.9:33.9:54.2</w:t>
-            </w:r>
-          </w:p>
-        </w:tc>
-        <w:tc>
-          <w:tcPr>
-            <w:tcW w:type="dxa" w:w="1344"/>
-            <w:vAlign w:val="center"/>
-            <w:tcBorders>
-              <w:top w:val="single" w:sz="4" w:color="A6A6A6"/>
-              <w:left w:val="single" w:sz="4" w:color="A6A6A6"/>
-              <w:bottom w:val="single" w:sz="4" w:color="A6A6A6"/>
-              <w:right w:val="single" w:sz="4" w:color="A6A6A6"/>
-            </w:tcBorders>
-          </w:tcPr>
-          <w:p>
-            <w:pPr>
-              <w:spacing w:before="0" w:after="0" w:line="276" w:lineRule="auto"/>
-              <w:ind w:firstLine="0"/>
-              <w:jc w:val="center"/>
-            </w:pPr>
-            <w:r/>
-            <w:r>
-              <w:rPr>
-                <w:rFonts w:ascii="Times New Roman" w:hAnsi="Times New Roman" w:eastAsia="楷体"/>
-                <w:b w:val="0"/>
-                <w:color w:val="000000"/>
-                <w:sz w:val="18"/>
-              </w:rPr>
-              <w:t>56.78</w:t>
+              <w:t>333.37</w:t>
             </w:r>
           </w:p>
         </w:tc>
@@ -3027,7 +2002,7 @@
                 <w:color w:val="000000"/>
                 <w:sz w:val="18"/>
               </w:rPr>
-              <w:t>德宏傣族景颇族自治州</w:t>
+              <w:t>东营市</w:t>
             </w:r>
           </w:p>
         </w:tc>
@@ -3056,7 +2031,7 @@
                 <w:color w:val="000000"/>
                 <w:sz w:val="18"/>
               </w:rPr>
-              <w:t>648.07</w:t>
+              <w:t>4,502.73</w:t>
             </w:r>
           </w:p>
         </w:tc>
@@ -3085,7 +2060,7 @@
                 <w:color w:val="000000"/>
                 <w:sz w:val="18"/>
               </w:rPr>
-              <w:t>—</w:t>
+              <w:t>20.00</w:t>
             </w:r>
           </w:p>
         </w:tc>
@@ -3114,7 +2089,1237 @@
                 <w:color w:val="000000"/>
                 <w:sz w:val="18"/>
               </w:rPr>
-              <w:t>4.00%</w:t>
+              <w:t>5.50%</w:t>
+            </w:r>
+          </w:p>
+        </w:tc>
+        <w:tc>
+          <w:tcPr>
+            <w:tcW w:type="dxa" w:w="1344"/>
+            <w:vAlign w:val="center"/>
+            <w:tcBorders>
+              <w:top w:val="single" w:sz="4" w:color="A6A6A6"/>
+              <w:left w:val="single" w:sz="4" w:color="A6A6A6"/>
+              <w:bottom w:val="single" w:sz="4" w:color="A6A6A6"/>
+              <w:right w:val="single" w:sz="4" w:color="A6A6A6"/>
+            </w:tcBorders>
+          </w:tcPr>
+          <w:p>
+            <w:pPr>
+              <w:spacing w:before="0" w:after="0" w:line="276" w:lineRule="auto"/>
+              <w:ind w:firstLine="0"/>
+              <w:jc w:val="center"/>
+            </w:pPr>
+            <w:r/>
+            <w:r>
+              <w:rPr>
+                <w:rFonts w:ascii="Times New Roman" w:hAnsi="Times New Roman" w:eastAsia="楷体"/>
+                <w:b w:val="0"/>
+                <w:color w:val="000000"/>
+                <w:sz w:val="18"/>
+              </w:rPr>
+              <w:t>4.4:59:36.6</w:t>
+            </w:r>
+          </w:p>
+        </w:tc>
+        <w:tc>
+          <w:tcPr>
+            <w:tcW w:type="dxa" w:w="1344"/>
+            <w:vAlign w:val="center"/>
+            <w:tcBorders>
+              <w:top w:val="single" w:sz="4" w:color="A6A6A6"/>
+              <w:left w:val="single" w:sz="4" w:color="A6A6A6"/>
+              <w:bottom w:val="single" w:sz="4" w:color="A6A6A6"/>
+              <w:right w:val="single" w:sz="4" w:color="A6A6A6"/>
+            </w:tcBorders>
+          </w:tcPr>
+          <w:p>
+            <w:pPr>
+              <w:spacing w:before="0" w:after="0" w:line="276" w:lineRule="auto"/>
+              <w:ind w:firstLine="0"/>
+              <w:jc w:val="center"/>
+            </w:pPr>
+            <w:r/>
+            <w:r>
+              <w:rPr>
+                <w:rFonts w:ascii="Times New Roman" w:hAnsi="Times New Roman" w:eastAsia="楷体"/>
+                <w:b w:val="0"/>
+                <w:color w:val="000000"/>
+                <w:sz w:val="18"/>
+              </w:rPr>
+              <w:t>313.30</w:t>
+            </w:r>
+          </w:p>
+        </w:tc>
+        <w:tc>
+          <w:tcPr>
+            <w:tcW w:type="dxa" w:w="1344"/>
+            <w:vAlign w:val="center"/>
+            <w:tcBorders>
+              <w:top w:val="single" w:sz="4" w:color="A6A6A6"/>
+              <w:left w:val="single" w:sz="4" w:color="A6A6A6"/>
+              <w:bottom w:val="single" w:sz="4" w:color="A6A6A6"/>
+              <w:right w:val="single" w:sz="4" w:color="A6A6A6"/>
+            </w:tcBorders>
+          </w:tcPr>
+          <w:p>
+            <w:pPr>
+              <w:spacing w:before="0" w:after="0" w:line="276" w:lineRule="auto"/>
+              <w:ind w:firstLine="0"/>
+              <w:jc w:val="center"/>
+            </w:pPr>
+            <w:r/>
+            <w:r>
+              <w:rPr>
+                <w:rFonts w:ascii="Times New Roman" w:hAnsi="Times New Roman" w:eastAsia="楷体"/>
+                <w:b w:val="0"/>
+                <w:color w:val="000000"/>
+                <w:sz w:val="18"/>
+              </w:rPr>
+              <w:t>221.08</w:t>
+            </w:r>
+          </w:p>
+        </w:tc>
+      </w:tr>
+      <w:tr>
+        <w:tc>
+          <w:tcPr>
+            <w:tcW w:type="dxa" w:w="1344"/>
+            <w:vAlign w:val="center"/>
+            <w:tcBorders>
+              <w:top w:val="single" w:sz="4" w:color="A6A6A6"/>
+              <w:left w:val="single" w:sz="4" w:color="A6A6A6"/>
+              <w:bottom w:val="single" w:sz="4" w:color="A6A6A6"/>
+              <w:right w:val="single" w:sz="4" w:color="A6A6A6"/>
+            </w:tcBorders>
+          </w:tcPr>
+          <w:p>
+            <w:pPr>
+              <w:spacing w:before="0" w:after="0" w:line="276" w:lineRule="auto"/>
+              <w:ind w:firstLine="0"/>
+              <w:jc w:val="left"/>
+            </w:pPr>
+            <w:r/>
+            <w:r>
+              <w:rPr>
+                <w:rFonts w:ascii="Times New Roman" w:hAnsi="Times New Roman" w:eastAsia="楷体"/>
+                <w:b w:val="0"/>
+                <w:color w:val="000000"/>
+                <w:sz w:val="18"/>
+              </w:rPr>
+              <w:t>德州市</w:t>
+            </w:r>
+          </w:p>
+        </w:tc>
+        <w:tc>
+          <w:tcPr>
+            <w:tcW w:type="dxa" w:w="1344"/>
+            <w:vAlign w:val="center"/>
+            <w:tcBorders>
+              <w:top w:val="single" w:sz="4" w:color="A6A6A6"/>
+              <w:left w:val="single" w:sz="4" w:color="A6A6A6"/>
+              <w:bottom w:val="single" w:sz="4" w:color="A6A6A6"/>
+              <w:right w:val="single" w:sz="4" w:color="A6A6A6"/>
+            </w:tcBorders>
+          </w:tcPr>
+          <w:p>
+            <w:pPr>
+              <w:spacing w:before="0" w:after="0" w:line="276" w:lineRule="auto"/>
+              <w:ind w:firstLine="0"/>
+              <w:jc w:val="center"/>
+            </w:pPr>
+            <w:r/>
+            <w:r>
+              <w:rPr>
+                <w:rFonts w:ascii="Times New Roman" w:hAnsi="Times New Roman" w:eastAsia="楷体"/>
+                <w:b w:val="0"/>
+                <w:color w:val="000000"/>
+                <w:sz w:val="18"/>
+              </w:rPr>
+              <w:t>4,214.61</w:t>
+            </w:r>
+          </w:p>
+        </w:tc>
+        <w:tc>
+          <w:tcPr>
+            <w:tcW w:type="dxa" w:w="1344"/>
+            <w:vAlign w:val="center"/>
+            <w:tcBorders>
+              <w:top w:val="single" w:sz="4" w:color="A6A6A6"/>
+              <w:left w:val="single" w:sz="4" w:color="A6A6A6"/>
+              <w:bottom w:val="single" w:sz="4" w:color="A6A6A6"/>
+              <w:right w:val="single" w:sz="4" w:color="A6A6A6"/>
+            </w:tcBorders>
+          </w:tcPr>
+          <w:p>
+            <w:pPr>
+              <w:spacing w:before="0" w:after="0" w:line="276" w:lineRule="auto"/>
+              <w:ind w:firstLine="0"/>
+              <w:jc w:val="center"/>
+            </w:pPr>
+            <w:r/>
+            <w:r>
+              <w:rPr>
+                <w:rFonts w:ascii="Times New Roman" w:hAnsi="Times New Roman" w:eastAsia="楷体"/>
+                <w:b w:val="0"/>
+                <w:color w:val="000000"/>
+                <w:sz w:val="18"/>
+              </w:rPr>
+              <w:t>7.77</w:t>
+            </w:r>
+          </w:p>
+        </w:tc>
+        <w:tc>
+          <w:tcPr>
+            <w:tcW w:type="dxa" w:w="1344"/>
+            <w:vAlign w:val="center"/>
+            <w:tcBorders>
+              <w:top w:val="single" w:sz="4" w:color="A6A6A6"/>
+              <w:left w:val="single" w:sz="4" w:color="A6A6A6"/>
+              <w:bottom w:val="single" w:sz="4" w:color="A6A6A6"/>
+              <w:right w:val="single" w:sz="4" w:color="A6A6A6"/>
+            </w:tcBorders>
+          </w:tcPr>
+          <w:p>
+            <w:pPr>
+              <w:spacing w:before="0" w:after="0" w:line="276" w:lineRule="auto"/>
+              <w:ind w:firstLine="0"/>
+              <w:jc w:val="center"/>
+            </w:pPr>
+            <w:r/>
+            <w:r>
+              <w:rPr>
+                <w:rFonts w:ascii="Times New Roman" w:hAnsi="Times New Roman" w:eastAsia="楷体"/>
+                <w:b w:val="0"/>
+                <w:color w:val="000000"/>
+                <w:sz w:val="18"/>
+              </w:rPr>
+              <w:t>5.30%</w:t>
+            </w:r>
+          </w:p>
+        </w:tc>
+        <w:tc>
+          <w:tcPr>
+            <w:tcW w:type="dxa" w:w="1344"/>
+            <w:vAlign w:val="center"/>
+            <w:tcBorders>
+              <w:top w:val="single" w:sz="4" w:color="A6A6A6"/>
+              <w:left w:val="single" w:sz="4" w:color="A6A6A6"/>
+              <w:bottom w:val="single" w:sz="4" w:color="A6A6A6"/>
+              <w:right w:val="single" w:sz="4" w:color="A6A6A6"/>
+            </w:tcBorders>
+          </w:tcPr>
+          <w:p>
+            <w:pPr>
+              <w:spacing w:before="0" w:after="0" w:line="276" w:lineRule="auto"/>
+              <w:ind w:firstLine="0"/>
+              <w:jc w:val="center"/>
+            </w:pPr>
+            <w:r/>
+            <w:r>
+              <w:rPr>
+                <w:rFonts w:ascii="Times New Roman" w:hAnsi="Times New Roman" w:eastAsia="楷体"/>
+                <w:b w:val="0"/>
+                <w:color w:val="000000"/>
+                <w:sz w:val="18"/>
+              </w:rPr>
+              <w:t>9.4:42.5:48.1</w:t>
+            </w:r>
+          </w:p>
+        </w:tc>
+        <w:tc>
+          <w:tcPr>
+            <w:tcW w:type="dxa" w:w="1344"/>
+            <w:vAlign w:val="center"/>
+            <w:tcBorders>
+              <w:top w:val="single" w:sz="4" w:color="A6A6A6"/>
+              <w:left w:val="single" w:sz="4" w:color="A6A6A6"/>
+              <w:bottom w:val="single" w:sz="4" w:color="A6A6A6"/>
+              <w:right w:val="single" w:sz="4" w:color="A6A6A6"/>
+            </w:tcBorders>
+          </w:tcPr>
+          <w:p>
+            <w:pPr>
+              <w:spacing w:before="0" w:after="0" w:line="276" w:lineRule="auto"/>
+              <w:ind w:firstLine="0"/>
+              <w:jc w:val="center"/>
+            </w:pPr>
+            <w:r/>
+            <w:r>
+              <w:rPr>
+                <w:rFonts w:ascii="Times New Roman" w:hAnsi="Times New Roman" w:eastAsia="楷体"/>
+                <w:b w:val="0"/>
+                <w:color w:val="000000"/>
+                <w:sz w:val="18"/>
+              </w:rPr>
+              <w:t>271.24</w:t>
+            </w:r>
+          </w:p>
+        </w:tc>
+        <w:tc>
+          <w:tcPr>
+            <w:tcW w:type="dxa" w:w="1344"/>
+            <w:vAlign w:val="center"/>
+            <w:tcBorders>
+              <w:top w:val="single" w:sz="4" w:color="A6A6A6"/>
+              <w:left w:val="single" w:sz="4" w:color="A6A6A6"/>
+              <w:bottom w:val="single" w:sz="4" w:color="A6A6A6"/>
+              <w:right w:val="single" w:sz="4" w:color="A6A6A6"/>
+            </w:tcBorders>
+          </w:tcPr>
+          <w:p>
+            <w:pPr>
+              <w:spacing w:before="0" w:after="0" w:line="276" w:lineRule="auto"/>
+              <w:ind w:firstLine="0"/>
+              <w:jc w:val="center"/>
+            </w:pPr>
+            <w:r/>
+            <w:r>
+              <w:rPr>
+                <w:rFonts w:ascii="Times New Roman" w:hAnsi="Times New Roman" w:eastAsia="楷体"/>
+                <w:b w:val="0"/>
+                <w:color w:val="000000"/>
+                <w:sz w:val="18"/>
+              </w:rPr>
+              <w:t>542.66</w:t>
+            </w:r>
+          </w:p>
+        </w:tc>
+      </w:tr>
+      <w:tr>
+        <w:tc>
+          <w:tcPr>
+            <w:tcW w:type="dxa" w:w="1344"/>
+            <w:vAlign w:val="center"/>
+            <w:tcBorders>
+              <w:top w:val="single" w:sz="4" w:color="A6A6A6"/>
+              <w:left w:val="single" w:sz="4" w:color="A6A6A6"/>
+              <w:bottom w:val="single" w:sz="4" w:color="A6A6A6"/>
+              <w:right w:val="single" w:sz="4" w:color="A6A6A6"/>
+            </w:tcBorders>
+          </w:tcPr>
+          <w:p>
+            <w:pPr>
+              <w:spacing w:before="0" w:after="0" w:line="276" w:lineRule="auto"/>
+              <w:ind w:firstLine="0"/>
+              <w:jc w:val="left"/>
+            </w:pPr>
+            <w:r/>
+            <w:r>
+              <w:rPr>
+                <w:rFonts w:ascii="Times New Roman" w:hAnsi="Times New Roman" w:eastAsia="楷体"/>
+                <w:b w:val="0"/>
+                <w:color w:val="000000"/>
+                <w:sz w:val="18"/>
+              </w:rPr>
+              <w:t>威海市</w:t>
+            </w:r>
+          </w:p>
+        </w:tc>
+        <w:tc>
+          <w:tcPr>
+            <w:tcW w:type="dxa" w:w="1344"/>
+            <w:vAlign w:val="center"/>
+            <w:tcBorders>
+              <w:top w:val="single" w:sz="4" w:color="A6A6A6"/>
+              <w:left w:val="single" w:sz="4" w:color="A6A6A6"/>
+              <w:bottom w:val="single" w:sz="4" w:color="A6A6A6"/>
+              <w:right w:val="single" w:sz="4" w:color="A6A6A6"/>
+            </w:tcBorders>
+          </w:tcPr>
+          <w:p>
+            <w:pPr>
+              <w:spacing w:before="0" w:after="0" w:line="276" w:lineRule="auto"/>
+              <w:ind w:firstLine="0"/>
+              <w:jc w:val="center"/>
+            </w:pPr>
+            <w:r/>
+            <w:r>
+              <w:rPr>
+                <w:rFonts w:ascii="Times New Roman" w:hAnsi="Times New Roman" w:eastAsia="楷体"/>
+                <w:b w:val="0"/>
+                <w:color w:val="000000"/>
+                <w:sz w:val="18"/>
+              </w:rPr>
+              <w:t>3,896.09</w:t>
+            </w:r>
+          </w:p>
+        </w:tc>
+        <w:tc>
+          <w:tcPr>
+            <w:tcW w:type="dxa" w:w="1344"/>
+            <w:vAlign w:val="center"/>
+            <w:tcBorders>
+              <w:top w:val="single" w:sz="4" w:color="A6A6A6"/>
+              <w:left w:val="single" w:sz="4" w:color="A6A6A6"/>
+              <w:bottom w:val="single" w:sz="4" w:color="A6A6A6"/>
+              <w:right w:val="single" w:sz="4" w:color="A6A6A6"/>
+            </w:tcBorders>
+          </w:tcPr>
+          <w:p>
+            <w:pPr>
+              <w:spacing w:before="0" w:after="0" w:line="276" w:lineRule="auto"/>
+              <w:ind w:firstLine="0"/>
+              <w:jc w:val="center"/>
+            </w:pPr>
+            <w:r/>
+            <w:r>
+              <w:rPr>
+                <w:rFonts w:ascii="Times New Roman" w:hAnsi="Times New Roman" w:eastAsia="楷体"/>
+                <w:b w:val="0"/>
+                <w:color w:val="000000"/>
+                <w:sz w:val="18"/>
+              </w:rPr>
+              <w:t>13.38</w:t>
+            </w:r>
+          </w:p>
+        </w:tc>
+        <w:tc>
+          <w:tcPr>
+            <w:tcW w:type="dxa" w:w="1344"/>
+            <w:vAlign w:val="center"/>
+            <w:tcBorders>
+              <w:top w:val="single" w:sz="4" w:color="A6A6A6"/>
+              <w:left w:val="single" w:sz="4" w:color="A6A6A6"/>
+              <w:bottom w:val="single" w:sz="4" w:color="A6A6A6"/>
+              <w:right w:val="single" w:sz="4" w:color="A6A6A6"/>
+            </w:tcBorders>
+          </w:tcPr>
+          <w:p>
+            <w:pPr>
+              <w:spacing w:before="0" w:after="0" w:line="276" w:lineRule="auto"/>
+              <w:ind w:firstLine="0"/>
+              <w:jc w:val="center"/>
+            </w:pPr>
+            <w:r/>
+            <w:r>
+              <w:rPr>
+                <w:rFonts w:ascii="Times New Roman" w:hAnsi="Times New Roman" w:eastAsia="楷体"/>
+                <w:b w:val="0"/>
+                <w:color w:val="000000"/>
+                <w:sz w:val="18"/>
+              </w:rPr>
+              <w:t>5.80%</w:t>
+            </w:r>
+          </w:p>
+        </w:tc>
+        <w:tc>
+          <w:tcPr>
+            <w:tcW w:type="dxa" w:w="1344"/>
+            <w:vAlign w:val="center"/>
+            <w:tcBorders>
+              <w:top w:val="single" w:sz="4" w:color="A6A6A6"/>
+              <w:left w:val="single" w:sz="4" w:color="A6A6A6"/>
+              <w:bottom w:val="single" w:sz="4" w:color="A6A6A6"/>
+              <w:right w:val="single" w:sz="4" w:color="A6A6A6"/>
+            </w:tcBorders>
+          </w:tcPr>
+          <w:p>
+            <w:pPr>
+              <w:spacing w:before="0" w:after="0" w:line="276" w:lineRule="auto"/>
+              <w:ind w:firstLine="0"/>
+              <w:jc w:val="center"/>
+            </w:pPr>
+            <w:r/>
+            <w:r>
+              <w:rPr>
+                <w:rFonts w:ascii="Times New Roman" w:hAnsi="Times New Roman" w:eastAsia="楷体"/>
+                <w:b w:val="0"/>
+                <w:color w:val="000000"/>
+                <w:sz w:val="18"/>
+              </w:rPr>
+              <w:t>9.1:36.1:54.8</w:t>
+            </w:r>
+          </w:p>
+        </w:tc>
+        <w:tc>
+          <w:tcPr>
+            <w:tcW w:type="dxa" w:w="1344"/>
+            <w:vAlign w:val="center"/>
+            <w:tcBorders>
+              <w:top w:val="single" w:sz="4" w:color="A6A6A6"/>
+              <w:left w:val="single" w:sz="4" w:color="A6A6A6"/>
+              <w:bottom w:val="single" w:sz="4" w:color="A6A6A6"/>
+              <w:right w:val="single" w:sz="4" w:color="A6A6A6"/>
+            </w:tcBorders>
+          </w:tcPr>
+          <w:p>
+            <w:pPr>
+              <w:spacing w:before="0" w:after="0" w:line="276" w:lineRule="auto"/>
+              <w:ind w:firstLine="0"/>
+              <w:jc w:val="center"/>
+            </w:pPr>
+            <w:r/>
+            <w:r>
+              <w:rPr>
+                <w:rFonts w:ascii="Times New Roman" w:hAnsi="Times New Roman" w:eastAsia="楷体"/>
+                <w:b w:val="0"/>
+                <w:color w:val="000000"/>
+                <w:sz w:val="18"/>
+              </w:rPr>
+              <w:t>257.91</w:t>
+            </w:r>
+          </w:p>
+        </w:tc>
+        <w:tc>
+          <w:tcPr>
+            <w:tcW w:type="dxa" w:w="1344"/>
+            <w:vAlign w:val="center"/>
+            <w:tcBorders>
+              <w:top w:val="single" w:sz="4" w:color="A6A6A6"/>
+              <w:left w:val="single" w:sz="4" w:color="A6A6A6"/>
+              <w:bottom w:val="single" w:sz="4" w:color="A6A6A6"/>
+              <w:right w:val="single" w:sz="4" w:color="A6A6A6"/>
+            </w:tcBorders>
+          </w:tcPr>
+          <w:p>
+            <w:pPr>
+              <w:spacing w:before="0" w:after="0" w:line="276" w:lineRule="auto"/>
+              <w:ind w:firstLine="0"/>
+              <w:jc w:val="center"/>
+            </w:pPr>
+            <w:r/>
+            <w:r>
+              <w:rPr>
+                <w:rFonts w:ascii="Times New Roman" w:hAnsi="Times New Roman" w:eastAsia="楷体"/>
+                <w:b w:val="0"/>
+                <w:color w:val="000000"/>
+                <w:sz w:val="18"/>
+              </w:rPr>
+              <w:t>291.16</w:t>
+            </w:r>
+          </w:p>
+        </w:tc>
+      </w:tr>
+      <w:tr>
+        <w:tc>
+          <w:tcPr>
+            <w:tcW w:type="dxa" w:w="1344"/>
+            <w:vAlign w:val="center"/>
+            <w:tcBorders>
+              <w:top w:val="single" w:sz="4" w:color="A6A6A6"/>
+              <w:left w:val="single" w:sz="4" w:color="A6A6A6"/>
+              <w:bottom w:val="single" w:sz="4" w:color="A6A6A6"/>
+              <w:right w:val="single" w:sz="4" w:color="A6A6A6"/>
+            </w:tcBorders>
+          </w:tcPr>
+          <w:p>
+            <w:pPr>
+              <w:spacing w:before="0" w:after="0" w:line="276" w:lineRule="auto"/>
+              <w:ind w:firstLine="0"/>
+              <w:jc w:val="left"/>
+            </w:pPr>
+            <w:r/>
+            <w:r>
+              <w:rPr>
+                <w:rFonts w:ascii="Times New Roman" w:hAnsi="Times New Roman" w:eastAsia="楷体"/>
+                <w:b w:val="0"/>
+                <w:color w:val="000000"/>
+                <w:sz w:val="18"/>
+              </w:rPr>
+              <w:t>泰安市</w:t>
+            </w:r>
+          </w:p>
+        </w:tc>
+        <w:tc>
+          <w:tcPr>
+            <w:tcW w:type="dxa" w:w="1344"/>
+            <w:vAlign w:val="center"/>
+            <w:tcBorders>
+              <w:top w:val="single" w:sz="4" w:color="A6A6A6"/>
+              <w:left w:val="single" w:sz="4" w:color="A6A6A6"/>
+              <w:bottom w:val="single" w:sz="4" w:color="A6A6A6"/>
+              <w:right w:val="single" w:sz="4" w:color="A6A6A6"/>
+            </w:tcBorders>
+          </w:tcPr>
+          <w:p>
+            <w:pPr>
+              <w:spacing w:before="0" w:after="0" w:line="276" w:lineRule="auto"/>
+              <w:ind w:firstLine="0"/>
+              <w:jc w:val="center"/>
+            </w:pPr>
+            <w:r/>
+            <w:r>
+              <w:rPr>
+                <w:rFonts w:ascii="Times New Roman" w:hAnsi="Times New Roman" w:eastAsia="楷体"/>
+                <w:b w:val="0"/>
+                <w:color w:val="000000"/>
+                <w:sz w:val="18"/>
+              </w:rPr>
+              <w:t>3,803.50</w:t>
+            </w:r>
+          </w:p>
+        </w:tc>
+        <w:tc>
+          <w:tcPr>
+            <w:tcW w:type="dxa" w:w="1344"/>
+            <w:vAlign w:val="center"/>
+            <w:tcBorders>
+              <w:top w:val="single" w:sz="4" w:color="A6A6A6"/>
+              <w:left w:val="single" w:sz="4" w:color="A6A6A6"/>
+              <w:bottom w:val="single" w:sz="4" w:color="A6A6A6"/>
+              <w:right w:val="single" w:sz="4" w:color="A6A6A6"/>
+            </w:tcBorders>
+          </w:tcPr>
+          <w:p>
+            <w:pPr>
+              <w:spacing w:before="0" w:after="0" w:line="276" w:lineRule="auto"/>
+              <w:ind w:firstLine="0"/>
+              <w:jc w:val="center"/>
+            </w:pPr>
+            <w:r/>
+            <w:r>
+              <w:rPr>
+                <w:rFonts w:ascii="Times New Roman" w:hAnsi="Times New Roman" w:eastAsia="楷体"/>
+                <w:b w:val="0"/>
+                <w:color w:val="000000"/>
+                <w:sz w:val="18"/>
+              </w:rPr>
+              <w:t>7.27</w:t>
+            </w:r>
+          </w:p>
+        </w:tc>
+        <w:tc>
+          <w:tcPr>
+            <w:tcW w:type="dxa" w:w="1344"/>
+            <w:vAlign w:val="center"/>
+            <w:tcBorders>
+              <w:top w:val="single" w:sz="4" w:color="A6A6A6"/>
+              <w:left w:val="single" w:sz="4" w:color="A6A6A6"/>
+              <w:bottom w:val="single" w:sz="4" w:color="A6A6A6"/>
+              <w:right w:val="single" w:sz="4" w:color="A6A6A6"/>
+            </w:tcBorders>
+          </w:tcPr>
+          <w:p>
+            <w:pPr>
+              <w:spacing w:before="0" w:after="0" w:line="276" w:lineRule="auto"/>
+              <w:ind w:firstLine="0"/>
+              <w:jc w:val="center"/>
+            </w:pPr>
+            <w:r/>
+            <w:r>
+              <w:rPr>
+                <w:rFonts w:ascii="Times New Roman" w:hAnsi="Times New Roman" w:eastAsia="楷体"/>
+                <w:b w:val="0"/>
+                <w:color w:val="000000"/>
+                <w:sz w:val="18"/>
+              </w:rPr>
+              <w:t>5.90%</w:t>
+            </w:r>
+          </w:p>
+        </w:tc>
+        <w:tc>
+          <w:tcPr>
+            <w:tcW w:type="dxa" w:w="1344"/>
+            <w:vAlign w:val="center"/>
+            <w:tcBorders>
+              <w:top w:val="single" w:sz="4" w:color="A6A6A6"/>
+              <w:left w:val="single" w:sz="4" w:color="A6A6A6"/>
+              <w:bottom w:val="single" w:sz="4" w:color="A6A6A6"/>
+              <w:right w:val="single" w:sz="4" w:color="A6A6A6"/>
+            </w:tcBorders>
+          </w:tcPr>
+          <w:p>
+            <w:pPr>
+              <w:spacing w:before="0" w:after="0" w:line="276" w:lineRule="auto"/>
+              <w:ind w:firstLine="0"/>
+              <w:jc w:val="center"/>
+            </w:pPr>
+            <w:r/>
+            <w:r>
+              <w:rPr>
+                <w:rFonts w:ascii="Times New Roman" w:hAnsi="Times New Roman" w:eastAsia="楷体"/>
+                <w:b w:val="0"/>
+                <w:color w:val="000000"/>
+                <w:sz w:val="18"/>
+              </w:rPr>
+              <w:t>9.8:40.4:49.8</w:t>
+            </w:r>
+          </w:p>
+        </w:tc>
+        <w:tc>
+          <w:tcPr>
+            <w:tcW w:type="dxa" w:w="1344"/>
+            <w:vAlign w:val="center"/>
+            <w:tcBorders>
+              <w:top w:val="single" w:sz="4" w:color="A6A6A6"/>
+              <w:left w:val="single" w:sz="4" w:color="A6A6A6"/>
+              <w:bottom w:val="single" w:sz="4" w:color="A6A6A6"/>
+              <w:right w:val="single" w:sz="4" w:color="A6A6A6"/>
+            </w:tcBorders>
+          </w:tcPr>
+          <w:p>
+            <w:pPr>
+              <w:spacing w:before="0" w:after="0" w:line="276" w:lineRule="auto"/>
+              <w:ind w:firstLine="0"/>
+              <w:jc w:val="center"/>
+            </w:pPr>
+            <w:r/>
+            <w:r>
+              <w:rPr>
+                <w:rFonts w:ascii="Times New Roman" w:hAnsi="Times New Roman" w:eastAsia="楷体"/>
+                <w:b w:val="0"/>
+                <w:color w:val="000000"/>
+                <w:sz w:val="18"/>
+              </w:rPr>
+              <w:t>261.96</w:t>
+            </w:r>
+          </w:p>
+        </w:tc>
+        <w:tc>
+          <w:tcPr>
+            <w:tcW w:type="dxa" w:w="1344"/>
+            <w:vAlign w:val="center"/>
+            <w:tcBorders>
+              <w:top w:val="single" w:sz="4" w:color="A6A6A6"/>
+              <w:left w:val="single" w:sz="4" w:color="A6A6A6"/>
+              <w:bottom w:val="single" w:sz="4" w:color="A6A6A6"/>
+              <w:right w:val="single" w:sz="4" w:color="A6A6A6"/>
+            </w:tcBorders>
+          </w:tcPr>
+          <w:p>
+            <w:pPr>
+              <w:spacing w:before="0" w:after="0" w:line="276" w:lineRule="auto"/>
+              <w:ind w:firstLine="0"/>
+              <w:jc w:val="center"/>
+            </w:pPr>
+            <w:r/>
+            <w:r>
+              <w:rPr>
+                <w:rFonts w:ascii="Times New Roman" w:hAnsi="Times New Roman" w:eastAsia="楷体"/>
+                <w:b w:val="0"/>
+                <w:color w:val="000000"/>
+                <w:sz w:val="18"/>
+              </w:rPr>
+              <w:t>523.18</w:t>
+            </w:r>
+          </w:p>
+        </w:tc>
+      </w:tr>
+      <w:tr>
+        <w:tc>
+          <w:tcPr>
+            <w:tcW w:type="dxa" w:w="1344"/>
+            <w:vAlign w:val="center"/>
+            <w:tcBorders>
+              <w:top w:val="single" w:sz="4" w:color="A6A6A6"/>
+              <w:left w:val="single" w:sz="4" w:color="A6A6A6"/>
+              <w:bottom w:val="single" w:sz="4" w:color="A6A6A6"/>
+              <w:right w:val="single" w:sz="4" w:color="A6A6A6"/>
+            </w:tcBorders>
+          </w:tcPr>
+          <w:p>
+            <w:pPr>
+              <w:spacing w:before="0" w:after="0" w:line="276" w:lineRule="auto"/>
+              <w:ind w:firstLine="0"/>
+              <w:jc w:val="left"/>
+            </w:pPr>
+            <w:r/>
+            <w:r>
+              <w:rPr>
+                <w:rFonts w:ascii="Times New Roman" w:hAnsi="Times New Roman" w:eastAsia="楷体"/>
+                <w:b w:val="0"/>
+                <w:color w:val="000000"/>
+                <w:sz w:val="18"/>
+              </w:rPr>
+              <w:t>滨州市</w:t>
+            </w:r>
+          </w:p>
+        </w:tc>
+        <w:tc>
+          <w:tcPr>
+            <w:tcW w:type="dxa" w:w="1344"/>
+            <w:vAlign w:val="center"/>
+            <w:tcBorders>
+              <w:top w:val="single" w:sz="4" w:color="A6A6A6"/>
+              <w:left w:val="single" w:sz="4" w:color="A6A6A6"/>
+              <w:bottom w:val="single" w:sz="4" w:color="A6A6A6"/>
+              <w:right w:val="single" w:sz="4" w:color="A6A6A6"/>
+            </w:tcBorders>
+          </w:tcPr>
+          <w:p>
+            <w:pPr>
+              <w:spacing w:before="0" w:after="0" w:line="276" w:lineRule="auto"/>
+              <w:ind w:firstLine="0"/>
+              <w:jc w:val="center"/>
+            </w:pPr>
+            <w:r/>
+            <w:r>
+              <w:rPr>
+                <w:rFonts w:ascii="Times New Roman" w:hAnsi="Times New Roman" w:eastAsia="楷体"/>
+                <w:b w:val="0"/>
+                <w:color w:val="000000"/>
+                <w:sz w:val="18"/>
+              </w:rPr>
+              <w:t>3,558.17</w:t>
+            </w:r>
+          </w:p>
+        </w:tc>
+        <w:tc>
+          <w:tcPr>
+            <w:tcW w:type="dxa" w:w="1344"/>
+            <w:vAlign w:val="center"/>
+            <w:tcBorders>
+              <w:top w:val="single" w:sz="4" w:color="A6A6A6"/>
+              <w:left w:val="single" w:sz="4" w:color="A6A6A6"/>
+              <w:bottom w:val="single" w:sz="4" w:color="A6A6A6"/>
+              <w:right w:val="single" w:sz="4" w:color="A6A6A6"/>
+            </w:tcBorders>
+          </w:tcPr>
+          <w:p>
+            <w:pPr>
+              <w:spacing w:before="0" w:after="0" w:line="276" w:lineRule="auto"/>
+              <w:ind w:firstLine="0"/>
+              <w:jc w:val="center"/>
+            </w:pPr>
+            <w:r/>
+            <w:r>
+              <w:rPr>
+                <w:rFonts w:ascii="Times New Roman" w:hAnsi="Times New Roman" w:eastAsia="楷体"/>
+                <w:b w:val="0"/>
+                <w:color w:val="000000"/>
+                <w:sz w:val="18"/>
+              </w:rPr>
+              <w:t>9.20</w:t>
+            </w:r>
+          </w:p>
+        </w:tc>
+        <w:tc>
+          <w:tcPr>
+            <w:tcW w:type="dxa" w:w="1344"/>
+            <w:vAlign w:val="center"/>
+            <w:tcBorders>
+              <w:top w:val="single" w:sz="4" w:color="A6A6A6"/>
+              <w:left w:val="single" w:sz="4" w:color="A6A6A6"/>
+              <w:bottom w:val="single" w:sz="4" w:color="A6A6A6"/>
+              <w:right w:val="single" w:sz="4" w:color="A6A6A6"/>
+            </w:tcBorders>
+          </w:tcPr>
+          <w:p>
+            <w:pPr>
+              <w:spacing w:before="0" w:after="0" w:line="276" w:lineRule="auto"/>
+              <w:ind w:firstLine="0"/>
+              <w:jc w:val="center"/>
+            </w:pPr>
+            <w:r/>
+            <w:r>
+              <w:rPr>
+                <w:rFonts w:ascii="Times New Roman" w:hAnsi="Times New Roman" w:eastAsia="楷体"/>
+                <w:b w:val="0"/>
+                <w:color w:val="000000"/>
+                <w:sz w:val="18"/>
+              </w:rPr>
+              <w:t>5.30%</w:t>
+            </w:r>
+          </w:p>
+        </w:tc>
+        <w:tc>
+          <w:tcPr>
+            <w:tcW w:type="dxa" w:w="1344"/>
+            <w:vAlign w:val="center"/>
+            <w:tcBorders>
+              <w:top w:val="single" w:sz="4" w:color="A6A6A6"/>
+              <w:left w:val="single" w:sz="4" w:color="A6A6A6"/>
+              <w:bottom w:val="single" w:sz="4" w:color="A6A6A6"/>
+              <w:right w:val="single" w:sz="4" w:color="A6A6A6"/>
+            </w:tcBorders>
+          </w:tcPr>
+          <w:p>
+            <w:pPr>
+              <w:spacing w:before="0" w:after="0" w:line="276" w:lineRule="auto"/>
+              <w:ind w:firstLine="0"/>
+              <w:jc w:val="center"/>
+            </w:pPr>
+            <w:r/>
+            <w:r>
+              <w:rPr>
+                <w:rFonts w:ascii="Times New Roman" w:hAnsi="Times New Roman" w:eastAsia="楷体"/>
+                <w:b w:val="0"/>
+                <w:color w:val="000000"/>
+                <w:sz w:val="18"/>
+              </w:rPr>
+              <w:t>9:44.9:46.1</w:t>
+            </w:r>
+          </w:p>
+        </w:tc>
+        <w:tc>
+          <w:tcPr>
+            <w:tcW w:type="dxa" w:w="1344"/>
+            <w:vAlign w:val="center"/>
+            <w:tcBorders>
+              <w:top w:val="single" w:sz="4" w:color="A6A6A6"/>
+              <w:left w:val="single" w:sz="4" w:color="A6A6A6"/>
+              <w:bottom w:val="single" w:sz="4" w:color="A6A6A6"/>
+              <w:right w:val="single" w:sz="4" w:color="A6A6A6"/>
+            </w:tcBorders>
+          </w:tcPr>
+          <w:p>
+            <w:pPr>
+              <w:spacing w:before="0" w:after="0" w:line="276" w:lineRule="auto"/>
+              <w:ind w:firstLine="0"/>
+              <w:jc w:val="center"/>
+            </w:pPr>
+            <w:r/>
+            <w:r>
+              <w:rPr>
+                <w:rFonts w:ascii="Times New Roman" w:hAnsi="Times New Roman" w:eastAsia="楷体"/>
+                <w:b w:val="0"/>
+                <w:color w:val="000000"/>
+                <w:sz w:val="18"/>
+              </w:rPr>
+              <w:t>318.26</w:t>
+            </w:r>
+          </w:p>
+        </w:tc>
+        <w:tc>
+          <w:tcPr>
+            <w:tcW w:type="dxa" w:w="1344"/>
+            <w:vAlign w:val="center"/>
+            <w:tcBorders>
+              <w:top w:val="single" w:sz="4" w:color="A6A6A6"/>
+              <w:left w:val="single" w:sz="4" w:color="A6A6A6"/>
+              <w:bottom w:val="single" w:sz="4" w:color="A6A6A6"/>
+              <w:right w:val="single" w:sz="4" w:color="A6A6A6"/>
+            </w:tcBorders>
+          </w:tcPr>
+          <w:p>
+            <w:pPr>
+              <w:spacing w:before="0" w:after="0" w:line="276" w:lineRule="auto"/>
+              <w:ind w:firstLine="0"/>
+              <w:jc w:val="center"/>
+            </w:pPr>
+            <w:r/>
+            <w:r>
+              <w:rPr>
+                <w:rFonts w:ascii="Times New Roman" w:hAnsi="Times New Roman" w:eastAsia="楷体"/>
+                <w:b w:val="0"/>
+                <w:color w:val="000000"/>
+                <w:sz w:val="18"/>
+              </w:rPr>
+              <w:t>384.77</w:t>
+            </w:r>
+          </w:p>
+        </w:tc>
+      </w:tr>
+      <w:tr>
+        <w:tc>
+          <w:tcPr>
+            <w:tcW w:type="dxa" w:w="1344"/>
+            <w:vAlign w:val="center"/>
+            <w:tcBorders>
+              <w:top w:val="single" w:sz="4" w:color="A6A6A6"/>
+              <w:left w:val="single" w:sz="4" w:color="A6A6A6"/>
+              <w:bottom w:val="single" w:sz="4" w:color="A6A6A6"/>
+              <w:right w:val="single" w:sz="4" w:color="A6A6A6"/>
+            </w:tcBorders>
+          </w:tcPr>
+          <w:p>
+            <w:pPr>
+              <w:spacing w:before="0" w:after="0" w:line="276" w:lineRule="auto"/>
+              <w:ind w:firstLine="0"/>
+              <w:jc w:val="left"/>
+            </w:pPr>
+            <w:r/>
+            <w:r>
+              <w:rPr>
+                <w:rFonts w:ascii="Times New Roman" w:hAnsi="Times New Roman" w:eastAsia="楷体"/>
+                <w:b w:val="0"/>
+                <w:color w:val="000000"/>
+                <w:sz w:val="18"/>
+              </w:rPr>
+              <w:t>聊城市</w:t>
+            </w:r>
+          </w:p>
+        </w:tc>
+        <w:tc>
+          <w:tcPr>
+            <w:tcW w:type="dxa" w:w="1344"/>
+            <w:vAlign w:val="center"/>
+            <w:tcBorders>
+              <w:top w:val="single" w:sz="4" w:color="A6A6A6"/>
+              <w:left w:val="single" w:sz="4" w:color="A6A6A6"/>
+              <w:bottom w:val="single" w:sz="4" w:color="A6A6A6"/>
+              <w:right w:val="single" w:sz="4" w:color="A6A6A6"/>
+            </w:tcBorders>
+          </w:tcPr>
+          <w:p>
+            <w:pPr>
+              <w:spacing w:before="0" w:after="0" w:line="276" w:lineRule="auto"/>
+              <w:ind w:firstLine="0"/>
+              <w:jc w:val="center"/>
+            </w:pPr>
+            <w:r/>
+            <w:r>
+              <w:rPr>
+                <w:rFonts w:ascii="Times New Roman" w:hAnsi="Times New Roman" w:eastAsia="楷体"/>
+                <w:b w:val="0"/>
+                <w:color w:val="000000"/>
+                <w:sz w:val="18"/>
+              </w:rPr>
+              <w:t>3,304.15</w:t>
+            </w:r>
+          </w:p>
+        </w:tc>
+        <w:tc>
+          <w:tcPr>
+            <w:tcW w:type="dxa" w:w="1344"/>
+            <w:vAlign w:val="center"/>
+            <w:tcBorders>
+              <w:top w:val="single" w:sz="4" w:color="A6A6A6"/>
+              <w:left w:val="single" w:sz="4" w:color="A6A6A6"/>
+              <w:bottom w:val="single" w:sz="4" w:color="A6A6A6"/>
+              <w:right w:val="single" w:sz="4" w:color="A6A6A6"/>
+            </w:tcBorders>
+          </w:tcPr>
+          <w:p>
+            <w:pPr>
+              <w:spacing w:before="0" w:after="0" w:line="276" w:lineRule="auto"/>
+              <w:ind w:firstLine="0"/>
+              <w:jc w:val="center"/>
+            </w:pPr>
+            <w:r/>
+            <w:r>
+              <w:rPr>
+                <w:rFonts w:ascii="Times New Roman" w:hAnsi="Times New Roman" w:eastAsia="楷体"/>
+                <w:b w:val="0"/>
+                <w:color w:val="000000"/>
+                <w:sz w:val="18"/>
+              </w:rPr>
+              <w:t>5.74</w:t>
+            </w:r>
+          </w:p>
+        </w:tc>
+        <w:tc>
+          <w:tcPr>
+            <w:tcW w:type="dxa" w:w="1344"/>
+            <w:vAlign w:val="center"/>
+            <w:tcBorders>
+              <w:top w:val="single" w:sz="4" w:color="A6A6A6"/>
+              <w:left w:val="single" w:sz="4" w:color="A6A6A6"/>
+              <w:bottom w:val="single" w:sz="4" w:color="A6A6A6"/>
+              <w:right w:val="single" w:sz="4" w:color="A6A6A6"/>
+            </w:tcBorders>
+          </w:tcPr>
+          <w:p>
+            <w:pPr>
+              <w:spacing w:before="0" w:after="0" w:line="276" w:lineRule="auto"/>
+              <w:ind w:firstLine="0"/>
+              <w:jc w:val="center"/>
+            </w:pPr>
+            <w:r/>
+            <w:r>
+              <w:rPr>
+                <w:rFonts w:ascii="Times New Roman" w:hAnsi="Times New Roman" w:eastAsia="楷体"/>
+                <w:b w:val="0"/>
+                <w:color w:val="000000"/>
+                <w:sz w:val="18"/>
+              </w:rPr>
+              <w:t>5.60%</w:t>
+            </w:r>
+          </w:p>
+        </w:tc>
+        <w:tc>
+          <w:tcPr>
+            <w:tcW w:type="dxa" w:w="1344"/>
+            <w:vAlign w:val="center"/>
+            <w:tcBorders>
+              <w:top w:val="single" w:sz="4" w:color="A6A6A6"/>
+              <w:left w:val="single" w:sz="4" w:color="A6A6A6"/>
+              <w:bottom w:val="single" w:sz="4" w:color="A6A6A6"/>
+              <w:right w:val="single" w:sz="4" w:color="A6A6A6"/>
+            </w:tcBorders>
+          </w:tcPr>
+          <w:p>
+            <w:pPr>
+              <w:spacing w:before="0" w:after="0" w:line="276" w:lineRule="auto"/>
+              <w:ind w:firstLine="0"/>
+              <w:jc w:val="center"/>
+            </w:pPr>
+            <w:r/>
+            <w:r>
+              <w:rPr>
+                <w:rFonts w:ascii="Times New Roman" w:hAnsi="Times New Roman" w:eastAsia="楷体"/>
+                <w:b w:val="0"/>
+                <w:color w:val="000000"/>
+                <w:sz w:val="18"/>
+              </w:rPr>
+              <w:t>13.3:40.6:46.1</w:t>
+            </w:r>
+          </w:p>
+        </w:tc>
+        <w:tc>
+          <w:tcPr>
+            <w:tcW w:type="dxa" w:w="1344"/>
+            <w:vAlign w:val="center"/>
+            <w:tcBorders>
+              <w:top w:val="single" w:sz="4" w:color="A6A6A6"/>
+              <w:left w:val="single" w:sz="4" w:color="A6A6A6"/>
+              <w:bottom w:val="single" w:sz="4" w:color="A6A6A6"/>
+              <w:right w:val="single" w:sz="4" w:color="A6A6A6"/>
+            </w:tcBorders>
+          </w:tcPr>
+          <w:p>
+            <w:pPr>
+              <w:spacing w:before="0" w:after="0" w:line="276" w:lineRule="auto"/>
+              <w:ind w:firstLine="0"/>
+              <w:jc w:val="center"/>
+            </w:pPr>
+            <w:r/>
+            <w:r>
+              <w:rPr>
+                <w:rFonts w:ascii="Times New Roman" w:hAnsi="Times New Roman" w:eastAsia="楷体"/>
+                <w:b w:val="0"/>
+                <w:color w:val="000000"/>
+                <w:sz w:val="18"/>
+              </w:rPr>
+              <w:t>264.80</w:t>
+            </w:r>
+          </w:p>
+        </w:tc>
+        <w:tc>
+          <w:tcPr>
+            <w:tcW w:type="dxa" w:w="1344"/>
+            <w:vAlign w:val="center"/>
+            <w:tcBorders>
+              <w:top w:val="single" w:sz="4" w:color="A6A6A6"/>
+              <w:left w:val="single" w:sz="4" w:color="A6A6A6"/>
+              <w:bottom w:val="single" w:sz="4" w:color="A6A6A6"/>
+              <w:right w:val="single" w:sz="4" w:color="A6A6A6"/>
+            </w:tcBorders>
+          </w:tcPr>
+          <w:p>
+            <w:pPr>
+              <w:spacing w:before="0" w:after="0" w:line="276" w:lineRule="auto"/>
+              <w:ind w:firstLine="0"/>
+              <w:jc w:val="center"/>
+            </w:pPr>
+            <w:r/>
+            <w:r>
+              <w:rPr>
+                <w:rFonts w:ascii="Times New Roman" w:hAnsi="Times New Roman" w:eastAsia="楷体"/>
+                <w:b w:val="0"/>
+                <w:color w:val="000000"/>
+                <w:sz w:val="18"/>
+              </w:rPr>
+              <w:t>575.86</w:t>
+            </w:r>
+          </w:p>
+        </w:tc>
+      </w:tr>
+      <w:tr>
+        <w:tc>
+          <w:tcPr>
+            <w:tcW w:type="dxa" w:w="1344"/>
+            <w:vAlign w:val="center"/>
+            <w:tcBorders>
+              <w:top w:val="single" w:sz="4" w:color="A6A6A6"/>
+              <w:left w:val="single" w:sz="4" w:color="A6A6A6"/>
+              <w:bottom w:val="single" w:sz="4" w:color="A6A6A6"/>
+              <w:right w:val="single" w:sz="4" w:color="A6A6A6"/>
+            </w:tcBorders>
+          </w:tcPr>
+          <w:p>
+            <w:pPr>
+              <w:spacing w:before="0" w:after="0" w:line="276" w:lineRule="auto"/>
+              <w:ind w:firstLine="0"/>
+              <w:jc w:val="left"/>
+            </w:pPr>
+            <w:r/>
+            <w:r>
+              <w:rPr>
+                <w:rFonts w:ascii="Times New Roman" w:hAnsi="Times New Roman" w:eastAsia="楷体"/>
+                <w:b w:val="0"/>
+                <w:color w:val="000000"/>
+                <w:sz w:val="18"/>
+              </w:rPr>
+              <w:t>日照市</w:t>
+            </w:r>
+          </w:p>
+        </w:tc>
+        <w:tc>
+          <w:tcPr>
+            <w:tcW w:type="dxa" w:w="1344"/>
+            <w:vAlign w:val="center"/>
+            <w:tcBorders>
+              <w:top w:val="single" w:sz="4" w:color="A6A6A6"/>
+              <w:left w:val="single" w:sz="4" w:color="A6A6A6"/>
+              <w:bottom w:val="single" w:sz="4" w:color="A6A6A6"/>
+              <w:right w:val="single" w:sz="4" w:color="A6A6A6"/>
+            </w:tcBorders>
+          </w:tcPr>
+          <w:p>
+            <w:pPr>
+              <w:spacing w:before="0" w:after="0" w:line="276" w:lineRule="auto"/>
+              <w:ind w:firstLine="0"/>
+              <w:jc w:val="center"/>
+            </w:pPr>
+            <w:r/>
+            <w:r>
+              <w:rPr>
+                <w:rFonts w:ascii="Times New Roman" w:hAnsi="Times New Roman" w:eastAsia="楷体"/>
+                <w:b w:val="0"/>
+                <w:color w:val="000000"/>
+                <w:sz w:val="18"/>
+              </w:rPr>
+              <w:t>2,689.96</w:t>
+            </w:r>
+          </w:p>
+        </w:tc>
+        <w:tc>
+          <w:tcPr>
+            <w:tcW w:type="dxa" w:w="1344"/>
+            <w:vAlign w:val="center"/>
+            <w:tcBorders>
+              <w:top w:val="single" w:sz="4" w:color="A6A6A6"/>
+              <w:left w:val="single" w:sz="4" w:color="A6A6A6"/>
+              <w:bottom w:val="single" w:sz="4" w:color="A6A6A6"/>
+              <w:right w:val="single" w:sz="4" w:color="A6A6A6"/>
+            </w:tcBorders>
+          </w:tcPr>
+          <w:p>
+            <w:pPr>
+              <w:spacing w:before="0" w:after="0" w:line="276" w:lineRule="auto"/>
+              <w:ind w:firstLine="0"/>
+              <w:jc w:val="center"/>
+            </w:pPr>
+            <w:r/>
+            <w:r>
+              <w:rPr>
+                <w:rFonts w:ascii="Times New Roman" w:hAnsi="Times New Roman" w:eastAsia="楷体"/>
+                <w:b w:val="0"/>
+                <w:color w:val="000000"/>
+                <w:sz w:val="18"/>
+              </w:rPr>
+              <w:t>9.24</w:t>
+            </w:r>
+          </w:p>
+        </w:tc>
+        <w:tc>
+          <w:tcPr>
+            <w:tcW w:type="dxa" w:w="1344"/>
+            <w:vAlign w:val="center"/>
+            <w:tcBorders>
+              <w:top w:val="single" w:sz="4" w:color="A6A6A6"/>
+              <w:left w:val="single" w:sz="4" w:color="A6A6A6"/>
+              <w:bottom w:val="single" w:sz="4" w:color="A6A6A6"/>
+              <w:right w:val="single" w:sz="4" w:color="A6A6A6"/>
+            </w:tcBorders>
+          </w:tcPr>
+          <w:p>
+            <w:pPr>
+              <w:spacing w:before="0" w:after="0" w:line="276" w:lineRule="auto"/>
+              <w:ind w:firstLine="0"/>
+              <w:jc w:val="center"/>
+            </w:pPr>
+            <w:r/>
+            <w:r>
+              <w:rPr>
+                <w:rFonts w:ascii="Times New Roman" w:hAnsi="Times New Roman" w:eastAsia="楷体"/>
+                <w:b w:val="0"/>
+                <w:color w:val="000000"/>
+                <w:sz w:val="18"/>
+              </w:rPr>
+              <w:t>6.00%</w:t>
             </w:r>
           </w:p>
         </w:tc>
@@ -3172,7 +3377,7 @@
                 <w:color w:val="000000"/>
                 <w:sz w:val="18"/>
               </w:rPr>
-              <w:t>35.59</w:t>
+              <w:t>210.26</w:t>
             </w:r>
           </w:p>
         </w:tc>
@@ -3201,7 +3406,7 @@
                 <w:color w:val="000000"/>
                 <w:sz w:val="18"/>
               </w:rPr>
-              <w:t>—</w:t>
+              <w:t>291.05</w:t>
             </w:r>
           </w:p>
         </w:tc>
@@ -3232,7 +3437,7 @@
                 <w:color w:val="000000"/>
                 <w:sz w:val="18"/>
               </w:rPr>
-              <w:t>迪庆藏族自治州</w:t>
+              <w:t>枣庄市</w:t>
             </w:r>
           </w:p>
         </w:tc>
@@ -3261,7 +3466,7 @@
                 <w:color w:val="000000"/>
                 <w:sz w:val="18"/>
               </w:rPr>
-              <w:t>316.65</w:t>
+              <w:t>2,502.52</w:t>
             </w:r>
           </w:p>
         </w:tc>
@@ -3290,7 +3495,7 @@
                 <w:color w:val="000000"/>
                 <w:sz w:val="18"/>
               </w:rPr>
-              <w:t>—</w:t>
+              <w:t>6.58</w:t>
             </w:r>
           </w:p>
         </w:tc>
@@ -3319,7 +3524,7 @@
                 <w:color w:val="000000"/>
                 <w:sz w:val="18"/>
               </w:rPr>
-              <w:t>3.00%</w:t>
+              <w:t>5.70%</w:t>
             </w:r>
           </w:p>
         </w:tc>
@@ -3348,7 +3553,7 @@
                 <w:color w:val="000000"/>
                 <w:sz w:val="18"/>
               </w:rPr>
-              <w:t xml:space="preserve"> </w:t>
+              <w:t>8.4:37.6:54</w:t>
             </w:r>
           </w:p>
         </w:tc>
@@ -3377,7 +3582,7 @@
                 <w:color w:val="000000"/>
                 <w:sz w:val="18"/>
               </w:rPr>
-              <w:t>18.49</w:t>
+              <w:t>200.20</w:t>
             </w:r>
           </w:p>
         </w:tc>
@@ -3406,212 +3611,7 @@
                 <w:color w:val="000000"/>
                 <w:sz w:val="18"/>
               </w:rPr>
-              <w:t>—</w:t>
-            </w:r>
-          </w:p>
-        </w:tc>
-      </w:tr>
-      <w:tr>
-        <w:tc>
-          <w:tcPr>
-            <w:tcW w:type="dxa" w:w="1344"/>
-            <w:vAlign w:val="center"/>
-            <w:tcBorders>
-              <w:top w:val="single" w:sz="4" w:color="A6A6A6"/>
-              <w:left w:val="single" w:sz="4" w:color="A6A6A6"/>
-              <w:bottom w:val="single" w:sz="4" w:color="A6A6A6"/>
-              <w:right w:val="single" w:sz="4" w:color="A6A6A6"/>
-            </w:tcBorders>
-          </w:tcPr>
-          <w:p>
-            <w:pPr>
-              <w:spacing w:before="0" w:after="0" w:line="276" w:lineRule="auto"/>
-              <w:ind w:firstLine="0"/>
-              <w:jc w:val="left"/>
-            </w:pPr>
-            <w:r/>
-            <w:r>
-              <w:rPr>
-                <w:rFonts w:ascii="Times New Roman" w:hAnsi="Times New Roman" w:eastAsia="楷体"/>
-                <w:b w:val="0"/>
-                <w:color w:val="000000"/>
-                <w:sz w:val="18"/>
-              </w:rPr>
-              <w:t>怒江傈僳族自治州</w:t>
-            </w:r>
-          </w:p>
-        </w:tc>
-        <w:tc>
-          <w:tcPr>
-            <w:tcW w:type="dxa" w:w="1344"/>
-            <w:vAlign w:val="center"/>
-            <w:tcBorders>
-              <w:top w:val="single" w:sz="4" w:color="A6A6A6"/>
-              <w:left w:val="single" w:sz="4" w:color="A6A6A6"/>
-              <w:bottom w:val="single" w:sz="4" w:color="A6A6A6"/>
-              <w:right w:val="single" w:sz="4" w:color="A6A6A6"/>
-            </w:tcBorders>
-          </w:tcPr>
-          <w:p>
-            <w:pPr>
-              <w:spacing w:before="0" w:after="0" w:line="276" w:lineRule="auto"/>
-              <w:ind w:firstLine="0"/>
-              <w:jc w:val="center"/>
-            </w:pPr>
-            <w:r/>
-            <w:r>
-              <w:rPr>
-                <w:rFonts w:ascii="Times New Roman" w:hAnsi="Times New Roman" w:eastAsia="楷体"/>
-                <w:b w:val="0"/>
-                <w:color w:val="000000"/>
-                <w:sz w:val="18"/>
-              </w:rPr>
-              <w:t>288.98</w:t>
-            </w:r>
-          </w:p>
-        </w:tc>
-        <w:tc>
-          <w:tcPr>
-            <w:tcW w:type="dxa" w:w="1344"/>
-            <w:vAlign w:val="center"/>
-            <w:tcBorders>
-              <w:top w:val="single" w:sz="4" w:color="A6A6A6"/>
-              <w:left w:val="single" w:sz="4" w:color="A6A6A6"/>
-              <w:bottom w:val="single" w:sz="4" w:color="A6A6A6"/>
-              <w:right w:val="single" w:sz="4" w:color="A6A6A6"/>
-            </w:tcBorders>
-          </w:tcPr>
-          <w:p>
-            <w:pPr>
-              <w:spacing w:before="0" w:after="0" w:line="276" w:lineRule="auto"/>
-              <w:ind w:firstLine="0"/>
-              <w:jc w:val="center"/>
-            </w:pPr>
-            <w:r/>
-            <w:r>
-              <w:rPr>
-                <w:rFonts w:ascii="Times New Roman" w:hAnsi="Times New Roman" w:eastAsia="楷体"/>
-                <w:b w:val="0"/>
-                <w:color w:val="000000"/>
-                <w:sz w:val="18"/>
-              </w:rPr>
-              <w:t>5.30</w:t>
-            </w:r>
-          </w:p>
-        </w:tc>
-        <w:tc>
-          <w:tcPr>
-            <w:tcW w:type="dxa" w:w="1344"/>
-            <w:vAlign w:val="center"/>
-            <w:tcBorders>
-              <w:top w:val="single" w:sz="4" w:color="A6A6A6"/>
-              <w:left w:val="single" w:sz="4" w:color="A6A6A6"/>
-              <w:bottom w:val="single" w:sz="4" w:color="A6A6A6"/>
-              <w:right w:val="single" w:sz="4" w:color="A6A6A6"/>
-            </w:tcBorders>
-          </w:tcPr>
-          <w:p>
-            <w:pPr>
-              <w:spacing w:before="0" w:after="0" w:line="276" w:lineRule="auto"/>
-              <w:ind w:firstLine="0"/>
-              <w:jc w:val="center"/>
-            </w:pPr>
-            <w:r/>
-            <w:r>
-              <w:rPr>
-                <w:rFonts w:ascii="Times New Roman" w:hAnsi="Times New Roman" w:eastAsia="楷体"/>
-                <w:b w:val="0"/>
-                <w:color w:val="000000"/>
-                <w:sz w:val="18"/>
-              </w:rPr>
-              <w:t>3.30%</w:t>
-            </w:r>
-          </w:p>
-        </w:tc>
-        <w:tc>
-          <w:tcPr>
-            <w:tcW w:type="dxa" w:w="1344"/>
-            <w:vAlign w:val="center"/>
-            <w:tcBorders>
-              <w:top w:val="single" w:sz="4" w:color="A6A6A6"/>
-              <w:left w:val="single" w:sz="4" w:color="A6A6A6"/>
-              <w:bottom w:val="single" w:sz="4" w:color="A6A6A6"/>
-              <w:right w:val="single" w:sz="4" w:color="A6A6A6"/>
-            </w:tcBorders>
-          </w:tcPr>
-          <w:p>
-            <w:pPr>
-              <w:spacing w:before="0" w:after="0" w:line="276" w:lineRule="auto"/>
-              <w:ind w:firstLine="0"/>
-              <w:jc w:val="center"/>
-            </w:pPr>
-            <w:r/>
-            <w:r>
-              <w:rPr>
-                <w:rFonts w:ascii="Times New Roman" w:hAnsi="Times New Roman" w:eastAsia="楷体"/>
-                <w:b w:val="0"/>
-                <w:color w:val="000000"/>
-                <w:sz w:val="18"/>
-              </w:rPr>
-              <w:t xml:space="preserve"> </w:t>
-            </w:r>
-          </w:p>
-        </w:tc>
-        <w:tc>
-          <w:tcPr>
-            <w:tcW w:type="dxa" w:w="1344"/>
-            <w:vAlign w:val="center"/>
-            <w:tcBorders>
-              <w:top w:val="single" w:sz="4" w:color="A6A6A6"/>
-              <w:left w:val="single" w:sz="4" w:color="A6A6A6"/>
-              <w:bottom w:val="single" w:sz="4" w:color="A6A6A6"/>
-              <w:right w:val="single" w:sz="4" w:color="A6A6A6"/>
-            </w:tcBorders>
-          </w:tcPr>
-          <w:p>
-            <w:pPr>
-              <w:spacing w:before="0" w:after="0" w:line="276" w:lineRule="auto"/>
-              <w:ind w:firstLine="0"/>
-              <w:jc w:val="center"/>
-            </w:pPr>
-            <w:r/>
-            <w:r>
-              <w:rPr>
-                <w:rFonts w:ascii="Times New Roman" w:hAnsi="Times New Roman" w:eastAsia="楷体"/>
-                <w:b w:val="0"/>
-                <w:color w:val="000000"/>
-                <w:sz w:val="18"/>
-              </w:rPr>
-              <w:t>14.34</w:t>
-            </w:r>
-          </w:p>
-        </w:tc>
-        <w:tc>
-          <w:tcPr>
-            <w:tcW w:type="dxa" w:w="1344"/>
-            <w:vAlign w:val="center"/>
-            <w:tcBorders>
-              <w:top w:val="single" w:sz="4" w:color="A6A6A6"/>
-              <w:left w:val="single" w:sz="4" w:color="A6A6A6"/>
-              <w:bottom w:val="single" w:sz="4" w:color="A6A6A6"/>
-              <w:right w:val="single" w:sz="4" w:color="A6A6A6"/>
-            </w:tcBorders>
-          </w:tcPr>
-          <w:p>
-            <w:pPr>
-              <w:spacing w:before="0" w:after="0" w:line="276" w:lineRule="auto"/>
-              <w:ind w:firstLine="0"/>
-              <w:jc w:val="center"/>
-            </w:pPr>
-            <w:r/>
-            <w:r>
-              <w:rPr>
-                <w:rFonts w:ascii="Times New Roman" w:hAnsi="Times New Roman" w:eastAsia="楷体"/>
-                <w:b w:val="0"/>
-                <w:color w:val="000000"/>
-                <w:sz w:val="18"/>
-              </w:rPr>
-              <w:t>—</w:t>
+              <w:t>380.04</w:t>
             </w:r>
           </w:p>
         </w:tc>
@@ -3644,7 +3644,7 @@
           <w:color w:val="000000"/>
           <w:sz w:val="21"/>
         </w:rPr>
-        <w:t>省内对比看，文山壮族苗族自治州2025年GDP总量1,632.64亿元、列全省第八位，一般公共预算收入74.12亿元、列全省第八位。整体来看，文山壮族苗族自治州经济基本面在云南省内具有一定代表性，但需关注固定资产投资走势及新旧动能转换的接续性。</w:t>
+        <w:t>省内对比看，青岛市2025年GDP总量17,560.67亿元、列全省第一位，约为省内第二的济南市（14,210.00亿元）的1.2倍；一般公共预算收入1,340.72亿元、稳居全省第一。整体来看，青岛市在山东省内的经济与财政地位极为重要，但放到同类城市横向看，产业结构升级与新旧动能转换仍是中长期需要关注的核心课题。</w:t>
       </w:r>
     </w:p>
     <w:p>
@@ -3659,7 +3659,7 @@
           <w:color w:val="000000"/>
           <w:sz w:val="21"/>
         </w:rPr>
-        <w:t>■ 文山壮族苗族自治州财政体量在云南省处于中游，税收占比72.27%、税收质量较好，但政府性基金收入较2023年累计下降22%、土地财政贡献度弱化；2025年末宽口径债务率964.87%、处于偏高水平，已显著高于公认的 300% 偏高临界线，后续偿债压力值得关注。</w:t>
+        <w:t>■ 青岛市财政体量在山东省稳居第一，税收占比处于70%以上的较高水平、显著高于全国地级市平均、财政质量较好；但受房地产市场调整影响，政府性基金收入较2023年累计缩水超三成、土地财政贡献度显著弱化；2025年末宽口径债务率1244.37%、处于偏高水平，已显著高于公认的 300% 偏高临界线，后续偿债压力值得关注。</w:t>
       </w:r>
     </w:p>
     <w:p>
@@ -3674,7 +3674,7 @@
           <w:color w:val="000000"/>
           <w:sz w:val="21"/>
         </w:rPr>
-        <w:t>财政收入方面，2023、2024、2025年文山壮族苗族自治州一般公共预算收入分别为63.50亿元、69.43亿元、74.12亿元，其中税收收入43.58亿元、48.34亿元、53.57亿元，税收占比维持在68.62%、69.62%、72.27%；一般公共预算支出384.71亿元、388.53亿元、381.87亿元，财政自给率16.51%、17.87%、19.41%。</w:t>
+        <w:t>财政收入方面，2023、2024、2025年青岛市一般公共预算收入分别为1,337.86亿元、1,339.26亿元、1,340.72亿元，在山东省内稳居第一；其中税收收入分别为1,006.10亿元、937.77亿元、950.51亿元，税收占比维持在75.20%、70.02%、70.90%，处于70%以上的较高水平、显著高于全国地级市平均、财政质量较好。一般公共预算支出分别为1,718.80亿元、1,720.42亿元、1,718.52亿元，财政自给率77.84%、77.84%、78.02%，财政自给率处于中等水平。</w:t>
       </w:r>
     </w:p>
     <w:p>
@@ -3689,7 +3689,7 @@
           <w:color w:val="000000"/>
           <w:sz w:val="21"/>
         </w:rPr>
-        <w:t>政府性基金收入方面，2023、2024、2025年分别为39.17亿元、35.18亿元、30.54亿元，政府性基金收入较2023年累计下降22%、土地财政贡献度弱化，反映地方综合财力对房地产周期的敞口。</w:t>
+        <w:t>政府性基金收入方面，2023、2024、2025年青岛市政府性基金收入分别为530.83亿元、299.02亿元、324.65亿元，较2023年累计缩水超三成、土地财政贡献度显著弱化，反映地方综合财力对房地产周期与土地市场的敞口较大。</w:t>
       </w:r>
     </w:p>
     <w:p>
@@ -3705,7 +3705,7 @@
           <w:color w:val="000000"/>
           <w:sz w:val="21"/>
         </w:rPr>
-        <w:t>图表：2023-2025年文山壮族苗族自治州财政收入情况(单位:亿元、%)</w:t>
+        <w:t>图表：2023-2025年青岛市财政收入情况(单位:亿元、%)</w:t>
       </w:r>
     </w:p>
     <w:tbl>
@@ -3990,7 +3990,7 @@
                 <w:color w:val="000000"/>
                 <w:sz w:val="18"/>
               </w:rPr>
-              <w:t>63.50</w:t>
+              <w:t>1,337.86</w:t>
             </w:r>
           </w:p>
         </w:tc>
@@ -4019,7 +4019,7 @@
                 <w:color w:val="000000"/>
                 <w:sz w:val="18"/>
               </w:rPr>
-              <w:t>10.30%</w:t>
+              <w:t>5.10%</w:t>
             </w:r>
           </w:p>
         </w:tc>
@@ -4048,7 +4048,7 @@
                 <w:color w:val="000000"/>
                 <w:sz w:val="18"/>
               </w:rPr>
-              <w:t>69.43</w:t>
+              <w:t>1,339.26</w:t>
             </w:r>
           </w:p>
         </w:tc>
@@ -4077,7 +4077,7 @@
                 <w:color w:val="000000"/>
                 <w:sz w:val="18"/>
               </w:rPr>
-              <w:t>9.34%</w:t>
+              <w:t>0.10%</w:t>
             </w:r>
           </w:p>
         </w:tc>
@@ -4106,7 +4106,7 @@
                 <w:color w:val="000000"/>
                 <w:sz w:val="18"/>
               </w:rPr>
-              <w:t>74.12</w:t>
+              <w:t>1,340.72</w:t>
             </w:r>
           </w:p>
         </w:tc>
@@ -4135,7 +4135,7 @@
                 <w:color w:val="000000"/>
                 <w:sz w:val="18"/>
               </w:rPr>
-              <w:t>6.76%</w:t>
+              <w:t>0.11%</w:t>
             </w:r>
           </w:p>
         </w:tc>
@@ -4195,7 +4195,7 @@
                 <w:color w:val="000000"/>
                 <w:sz w:val="18"/>
               </w:rPr>
-              <w:t>43.58</w:t>
+              <w:t>1,006.10</w:t>
             </w:r>
           </w:p>
         </w:tc>
@@ -4253,7 +4253,7 @@
                 <w:color w:val="000000"/>
                 <w:sz w:val="18"/>
               </w:rPr>
-              <w:t>48.34</w:t>
+              <w:t>937.77</w:t>
             </w:r>
           </w:p>
         </w:tc>
@@ -4282,7 +4282,7 @@
                 <w:color w:val="000000"/>
                 <w:sz w:val="18"/>
               </w:rPr>
-              <w:t>10.92%</w:t>
+              <w:t>-6.79%</w:t>
             </w:r>
           </w:p>
         </w:tc>
@@ -4311,7 +4311,7 @@
                 <w:color w:val="000000"/>
                 <w:sz w:val="18"/>
               </w:rPr>
-              <w:t>53.57</w:t>
+              <w:t>950.51</w:t>
             </w:r>
           </w:p>
         </w:tc>
@@ -4340,7 +4340,7 @@
                 <w:color w:val="000000"/>
                 <w:sz w:val="18"/>
               </w:rPr>
-              <w:t>10.82%</w:t>
+              <w:t>1.36%</w:t>
             </w:r>
           </w:p>
         </w:tc>
@@ -4400,7 +4400,7 @@
                 <w:color w:val="000000"/>
                 <w:sz w:val="18"/>
               </w:rPr>
-              <w:t>68.62%</w:t>
+              <w:t>75.20%</w:t>
             </w:r>
           </w:p>
         </w:tc>
@@ -4458,7 +4458,7 @@
                 <w:color w:val="000000"/>
                 <w:sz w:val="18"/>
               </w:rPr>
-              <w:t>69.62%</w:t>
+              <w:t>70.02%</w:t>
             </w:r>
           </w:p>
         </w:tc>
@@ -4516,7 +4516,7 @@
                 <w:color w:val="000000"/>
                 <w:sz w:val="18"/>
               </w:rPr>
-              <w:t>72.27%</w:t>
+              <w:t>70.90%</w:t>
             </w:r>
           </w:p>
         </w:tc>
@@ -4605,7 +4605,7 @@
                 <w:color w:val="000000"/>
                 <w:sz w:val="18"/>
               </w:rPr>
-              <w:t>384.71</w:t>
+              <w:t>1,718.80</w:t>
             </w:r>
           </w:p>
         </w:tc>
@@ -4663,7 +4663,7 @@
                 <w:color w:val="000000"/>
                 <w:sz w:val="18"/>
               </w:rPr>
-              <w:t>388.53</w:t>
+              <w:t>1,720.42</w:t>
             </w:r>
           </w:p>
         </w:tc>
@@ -4692,7 +4692,7 @@
                 <w:color w:val="000000"/>
                 <w:sz w:val="18"/>
               </w:rPr>
-              <w:t>0.99%</w:t>
+              <w:t>0.09%</w:t>
             </w:r>
           </w:p>
         </w:tc>
@@ -4721,7 +4721,7 @@
                 <w:color w:val="000000"/>
                 <w:sz w:val="18"/>
               </w:rPr>
-              <w:t>381.87</w:t>
+              <w:t>1,718.52</w:t>
             </w:r>
           </w:p>
         </w:tc>
@@ -4750,7 +4750,7 @@
                 <w:color w:val="000000"/>
                 <w:sz w:val="18"/>
               </w:rPr>
-              <w:t>-1.71%</w:t>
+              <w:t>-0.11%</w:t>
             </w:r>
           </w:p>
         </w:tc>
@@ -4810,7 +4810,7 @@
                 <w:color w:val="000000"/>
                 <w:sz w:val="18"/>
               </w:rPr>
-              <w:t>16.51%</w:t>
+              <w:t>77.84%</w:t>
             </w:r>
           </w:p>
         </w:tc>
@@ -4868,7 +4868,7 @@
                 <w:color w:val="000000"/>
                 <w:sz w:val="18"/>
               </w:rPr>
-              <w:t>17.87%</w:t>
+              <w:t>77.84%</w:t>
             </w:r>
           </w:p>
         </w:tc>
@@ -4926,7 +4926,7 @@
                 <w:color w:val="000000"/>
                 <w:sz w:val="18"/>
               </w:rPr>
-              <w:t>19.41%</w:t>
+              <w:t>78.02%</w:t>
             </w:r>
           </w:p>
         </w:tc>
@@ -5015,7 +5015,7 @@
                 <w:color w:val="000000"/>
                 <w:sz w:val="18"/>
               </w:rPr>
-              <w:t>39.17</w:t>
+              <w:t>530.83</w:t>
             </w:r>
           </w:p>
         </w:tc>
@@ -5073,7 +5073,7 @@
                 <w:color w:val="000000"/>
                 <w:sz w:val="18"/>
               </w:rPr>
-              <w:t>35.18</w:t>
+              <w:t>299.02</w:t>
             </w:r>
           </w:p>
         </w:tc>
@@ -5102,7 +5102,7 @@
                 <w:color w:val="000000"/>
                 <w:sz w:val="18"/>
               </w:rPr>
-              <w:t>-10.19%</w:t>
+              <w:t>-43.67%</w:t>
             </w:r>
           </w:p>
         </w:tc>
@@ -5131,7 +5131,7 @@
                 <w:color w:val="000000"/>
                 <w:sz w:val="18"/>
               </w:rPr>
-              <w:t>30.54</w:t>
+              <w:t>324.65</w:t>
             </w:r>
           </w:p>
         </w:tc>
@@ -5160,7 +5160,7 @@
                 <w:color w:val="000000"/>
                 <w:sz w:val="18"/>
               </w:rPr>
-              <w:t>-13.19%</w:t>
+              <w:t>8.57%</w:t>
             </w:r>
           </w:p>
         </w:tc>
@@ -5178,7 +5178,7 @@
           <w:color w:val="000000"/>
           <w:sz w:val="19"/>
         </w:rPr>
-        <w:t>资料来源:文山壮族苗族自治州财政决算、企业预警通,风控信评部整理</w:t>
+        <w:t>资料来源:青岛市财政决算、企业预警通,风控信评部整理</w:t>
       </w:r>
     </w:p>
     <w:p>
@@ -5193,7 +5193,1291 @@
           <w:color w:val="000000"/>
           <w:sz w:val="21"/>
         </w:rPr>
-        <w:t>土地市场方面，【待补充:文山壮族苗族自治州土地出让与房地产销售数据（土地市场数据库未覆盖该市）】。</w:t>
+        <w:t>土地市场方面，2021、2022、2023、2024、2025年青岛市经营性用地成交价分别为798.27亿元、612.06亿元、355.19亿元、181.42亿元、186.59亿元，2025年较2021年下降76.63%；同期平均溢价率为0.64%、1.74%、1.44%、3.85%、1.47%，整体处于低位、反映市场化主体拿地意愿与未来房价预期偏弱；成交楼面均价由2,087元/㎡降至1,484元/㎡、累计下降28.89%。2026年1-4月，青岛市经营性用地累计成交61宗、规划建面219.74万㎡、成交价37.87亿元，延续低位运行。</w:t>
+      </w:r>
+    </w:p>
+    <w:p>
+      <w:pPr>
+        <w:spacing w:before="80" w:after="40" w:line="360" w:lineRule="auto"/>
+        <w:ind w:firstLine="0"/>
+        <w:jc w:val="center"/>
+      </w:pPr>
+      <w:r>
+        <w:rPr>
+          <w:rFonts w:ascii="Times New Roman" w:hAnsi="Times New Roman" w:eastAsia="楷体"/>
+          <w:b/>
+          <w:color w:val="000000"/>
+          <w:sz w:val="21"/>
+        </w:rPr>
+        <w:t>图表:2021-2025年青岛市土地出让情况</w:t>
+      </w:r>
+    </w:p>
+    <w:tbl>
+      <w:tblPr>
+        <w:tblW w:type="auto" w:w="0"/>
+        <w:tblLayout w:type="autofit"/>
+        <w:tblLook w:firstColumn="1" w:firstRow="1" w:lastColumn="0" w:lastRow="0" w:noHBand="0" w:noVBand="1" w:val="04A0"/>
+      </w:tblPr>
+      <w:tblGrid>
+        <w:gridCol w:w="1568"/>
+        <w:gridCol w:w="1568"/>
+        <w:gridCol w:w="1568"/>
+        <w:gridCol w:w="1568"/>
+        <w:gridCol w:w="1568"/>
+        <w:gridCol w:w="1568"/>
+      </w:tblGrid>
+      <w:tr>
+        <w:tc>
+          <w:tcPr>
+            <w:tcW w:type="dxa" w:w="1568"/>
+            <w:vAlign w:val="center"/>
+            <w:shd w:val="clear" w:color="auto" w:fill="F1A983"/>
+            <w:tcBorders>
+              <w:top w:val="single" w:sz="4" w:color="A6A6A6"/>
+              <w:left w:val="single" w:sz="4" w:color="A6A6A6"/>
+              <w:bottom w:val="single" w:sz="4" w:color="A6A6A6"/>
+              <w:right w:val="single" w:sz="4" w:color="A6A6A6"/>
+            </w:tcBorders>
+          </w:tcPr>
+          <w:p>
+            <w:pPr>
+              <w:spacing w:before="0" w:after="0" w:line="276" w:lineRule="auto"/>
+              <w:ind w:firstLine="0"/>
+              <w:jc w:val="center"/>
+            </w:pPr>
+            <w:r/>
+            <w:r>
+              <w:rPr>
+                <w:rFonts w:ascii="Times New Roman" w:hAnsi="Times New Roman" w:eastAsia="楷体"/>
+                <w:b/>
+                <w:color w:val="000000"/>
+                <w:sz w:val="18"/>
+              </w:rPr>
+              <w:t>年度</w:t>
+            </w:r>
+          </w:p>
+        </w:tc>
+        <w:tc>
+          <w:tcPr>
+            <w:tcW w:type="dxa" w:w="1568"/>
+            <w:vAlign w:val="center"/>
+            <w:shd w:val="clear" w:color="auto" w:fill="F1A983"/>
+            <w:tcBorders>
+              <w:top w:val="single" w:sz="4" w:color="A6A6A6"/>
+              <w:left w:val="single" w:sz="4" w:color="A6A6A6"/>
+              <w:bottom w:val="single" w:sz="4" w:color="A6A6A6"/>
+              <w:right w:val="single" w:sz="4" w:color="A6A6A6"/>
+            </w:tcBorders>
+          </w:tcPr>
+          <w:p>
+            <w:pPr>
+              <w:spacing w:before="0" w:after="0" w:line="276" w:lineRule="auto"/>
+              <w:ind w:firstLine="0"/>
+              <w:jc w:val="center"/>
+            </w:pPr>
+            <w:r/>
+            <w:r>
+              <w:rPr>
+                <w:rFonts w:ascii="Times New Roman" w:hAnsi="Times New Roman" w:eastAsia="楷体"/>
+                <w:b/>
+                <w:color w:val="000000"/>
+                <w:sz w:val="18"/>
+              </w:rPr>
+              <w:t>土地宗数</w:t>
+            </w:r>
+          </w:p>
+        </w:tc>
+        <w:tc>
+          <w:tcPr>
+            <w:tcW w:type="dxa" w:w="1568"/>
+            <w:vAlign w:val="center"/>
+            <w:shd w:val="clear" w:color="auto" w:fill="F1A983"/>
+            <w:tcBorders>
+              <w:top w:val="single" w:sz="4" w:color="A6A6A6"/>
+              <w:left w:val="single" w:sz="4" w:color="A6A6A6"/>
+              <w:bottom w:val="single" w:sz="4" w:color="A6A6A6"/>
+              <w:right w:val="single" w:sz="4" w:color="A6A6A6"/>
+            </w:tcBorders>
+          </w:tcPr>
+          <w:p>
+            <w:pPr>
+              <w:spacing w:before="0" w:after="0" w:line="276" w:lineRule="auto"/>
+              <w:ind w:firstLine="0"/>
+              <w:jc w:val="center"/>
+            </w:pPr>
+            <w:r/>
+            <w:r>
+              <w:rPr>
+                <w:rFonts w:ascii="Times New Roman" w:hAnsi="Times New Roman" w:eastAsia="楷体"/>
+                <w:b/>
+                <w:color w:val="000000"/>
+                <w:sz w:val="18"/>
+              </w:rPr>
+              <w:t>规划建面(万㎡)</w:t>
+            </w:r>
+          </w:p>
+        </w:tc>
+        <w:tc>
+          <w:tcPr>
+            <w:tcW w:type="dxa" w:w="1568"/>
+            <w:vAlign w:val="center"/>
+            <w:shd w:val="clear" w:color="auto" w:fill="F1A983"/>
+            <w:tcBorders>
+              <w:top w:val="single" w:sz="4" w:color="A6A6A6"/>
+              <w:left w:val="single" w:sz="4" w:color="A6A6A6"/>
+              <w:bottom w:val="single" w:sz="4" w:color="A6A6A6"/>
+              <w:right w:val="single" w:sz="4" w:color="A6A6A6"/>
+            </w:tcBorders>
+          </w:tcPr>
+          <w:p>
+            <w:pPr>
+              <w:spacing w:before="0" w:after="0" w:line="276" w:lineRule="auto"/>
+              <w:ind w:firstLine="0"/>
+              <w:jc w:val="center"/>
+            </w:pPr>
+            <w:r/>
+            <w:r>
+              <w:rPr>
+                <w:rFonts w:ascii="Times New Roman" w:hAnsi="Times New Roman" w:eastAsia="楷体"/>
+                <w:b/>
+                <w:color w:val="000000"/>
+                <w:sz w:val="18"/>
+              </w:rPr>
+              <w:t>成交楼面均价(元/㎡)</w:t>
+            </w:r>
+          </w:p>
+        </w:tc>
+        <w:tc>
+          <w:tcPr>
+            <w:tcW w:type="dxa" w:w="1568"/>
+            <w:vAlign w:val="center"/>
+            <w:shd w:val="clear" w:color="auto" w:fill="F1A983"/>
+            <w:tcBorders>
+              <w:top w:val="single" w:sz="4" w:color="A6A6A6"/>
+              <w:left w:val="single" w:sz="4" w:color="A6A6A6"/>
+              <w:bottom w:val="single" w:sz="4" w:color="A6A6A6"/>
+              <w:right w:val="single" w:sz="4" w:color="A6A6A6"/>
+            </w:tcBorders>
+          </w:tcPr>
+          <w:p>
+            <w:pPr>
+              <w:spacing w:before="0" w:after="0" w:line="276" w:lineRule="auto"/>
+              <w:ind w:firstLine="0"/>
+              <w:jc w:val="center"/>
+            </w:pPr>
+            <w:r/>
+            <w:r>
+              <w:rPr>
+                <w:rFonts w:ascii="Times New Roman" w:hAnsi="Times New Roman" w:eastAsia="楷体"/>
+                <w:b/>
+                <w:color w:val="000000"/>
+                <w:sz w:val="18"/>
+              </w:rPr>
+              <w:t>平均溢价率</w:t>
+            </w:r>
+          </w:p>
+        </w:tc>
+        <w:tc>
+          <w:tcPr>
+            <w:tcW w:type="dxa" w:w="1568"/>
+            <w:vAlign w:val="center"/>
+            <w:shd w:val="clear" w:color="auto" w:fill="F1A983"/>
+            <w:tcBorders>
+              <w:top w:val="single" w:sz="4" w:color="A6A6A6"/>
+              <w:left w:val="single" w:sz="4" w:color="A6A6A6"/>
+              <w:bottom w:val="single" w:sz="4" w:color="A6A6A6"/>
+              <w:right w:val="single" w:sz="4" w:color="A6A6A6"/>
+            </w:tcBorders>
+          </w:tcPr>
+          <w:p>
+            <w:pPr>
+              <w:spacing w:before="0" w:after="0" w:line="276" w:lineRule="auto"/>
+              <w:ind w:firstLine="0"/>
+              <w:jc w:val="center"/>
+            </w:pPr>
+            <w:r/>
+            <w:r>
+              <w:rPr>
+                <w:rFonts w:ascii="Times New Roman" w:hAnsi="Times New Roman" w:eastAsia="楷体"/>
+                <w:b/>
+                <w:color w:val="000000"/>
+                <w:sz w:val="18"/>
+              </w:rPr>
+              <w:t>成交价(亿元)</w:t>
+            </w:r>
+          </w:p>
+        </w:tc>
+      </w:tr>
+      <w:tr>
+        <w:tc>
+          <w:tcPr>
+            <w:tcW w:type="dxa" w:w="1568"/>
+            <w:vAlign w:val="center"/>
+            <w:tcBorders>
+              <w:top w:val="single" w:sz="4" w:color="A6A6A6"/>
+              <w:left w:val="single" w:sz="4" w:color="A6A6A6"/>
+              <w:bottom w:val="single" w:sz="4" w:color="A6A6A6"/>
+              <w:right w:val="single" w:sz="4" w:color="A6A6A6"/>
+            </w:tcBorders>
+          </w:tcPr>
+          <w:p>
+            <w:pPr>
+              <w:spacing w:before="0" w:after="0" w:line="276" w:lineRule="auto"/>
+              <w:ind w:firstLine="0"/>
+              <w:jc w:val="left"/>
+            </w:pPr>
+            <w:r/>
+            <w:r>
+              <w:rPr>
+                <w:rFonts w:ascii="Times New Roman" w:hAnsi="Times New Roman" w:eastAsia="楷体"/>
+                <w:b w:val="0"/>
+                <w:color w:val="000000"/>
+                <w:sz w:val="18"/>
+              </w:rPr>
+              <w:t>2021</w:t>
+            </w:r>
+          </w:p>
+        </w:tc>
+        <w:tc>
+          <w:tcPr>
+            <w:tcW w:type="dxa" w:w="1568"/>
+            <w:vAlign w:val="center"/>
+            <w:tcBorders>
+              <w:top w:val="single" w:sz="4" w:color="A6A6A6"/>
+              <w:left w:val="single" w:sz="4" w:color="A6A6A6"/>
+              <w:bottom w:val="single" w:sz="4" w:color="A6A6A6"/>
+              <w:right w:val="single" w:sz="4" w:color="A6A6A6"/>
+            </w:tcBorders>
+          </w:tcPr>
+          <w:p>
+            <w:pPr>
+              <w:spacing w:before="0" w:after="0" w:line="276" w:lineRule="auto"/>
+              <w:ind w:firstLine="0"/>
+              <w:jc w:val="center"/>
+            </w:pPr>
+            <w:r/>
+            <w:r>
+              <w:rPr>
+                <w:rFonts w:ascii="Times New Roman" w:hAnsi="Times New Roman" w:eastAsia="楷体"/>
+                <w:b w:val="0"/>
+                <w:color w:val="000000"/>
+                <w:sz w:val="18"/>
+              </w:rPr>
+              <w:t>782</w:t>
+            </w:r>
+          </w:p>
+        </w:tc>
+        <w:tc>
+          <w:tcPr>
+            <w:tcW w:type="dxa" w:w="1568"/>
+            <w:vAlign w:val="center"/>
+            <w:tcBorders>
+              <w:top w:val="single" w:sz="4" w:color="A6A6A6"/>
+              <w:left w:val="single" w:sz="4" w:color="A6A6A6"/>
+              <w:bottom w:val="single" w:sz="4" w:color="A6A6A6"/>
+              <w:right w:val="single" w:sz="4" w:color="A6A6A6"/>
+            </w:tcBorders>
+          </w:tcPr>
+          <w:p>
+            <w:pPr>
+              <w:spacing w:before="0" w:after="0" w:line="276" w:lineRule="auto"/>
+              <w:ind w:firstLine="0"/>
+              <w:jc w:val="center"/>
+            </w:pPr>
+            <w:r/>
+            <w:r>
+              <w:rPr>
+                <w:rFonts w:ascii="Times New Roman" w:hAnsi="Times New Roman" w:eastAsia="楷体"/>
+                <w:b w:val="0"/>
+                <w:color w:val="000000"/>
+                <w:sz w:val="18"/>
+              </w:rPr>
+              <w:t>3,824.26</w:t>
+            </w:r>
+          </w:p>
+        </w:tc>
+        <w:tc>
+          <w:tcPr>
+            <w:tcW w:type="dxa" w:w="1568"/>
+            <w:vAlign w:val="center"/>
+            <w:tcBorders>
+              <w:top w:val="single" w:sz="4" w:color="A6A6A6"/>
+              <w:left w:val="single" w:sz="4" w:color="A6A6A6"/>
+              <w:bottom w:val="single" w:sz="4" w:color="A6A6A6"/>
+              <w:right w:val="single" w:sz="4" w:color="A6A6A6"/>
+            </w:tcBorders>
+          </w:tcPr>
+          <w:p>
+            <w:pPr>
+              <w:spacing w:before="0" w:after="0" w:line="276" w:lineRule="auto"/>
+              <w:ind w:firstLine="0"/>
+              <w:jc w:val="center"/>
+            </w:pPr>
+            <w:r/>
+            <w:r>
+              <w:rPr>
+                <w:rFonts w:ascii="Times New Roman" w:hAnsi="Times New Roman" w:eastAsia="楷体"/>
+                <w:b w:val="0"/>
+                <w:color w:val="000000"/>
+                <w:sz w:val="18"/>
+              </w:rPr>
+              <w:t>2,087</w:t>
+            </w:r>
+          </w:p>
+        </w:tc>
+        <w:tc>
+          <w:tcPr>
+            <w:tcW w:type="dxa" w:w="1568"/>
+            <w:vAlign w:val="center"/>
+            <w:tcBorders>
+              <w:top w:val="single" w:sz="4" w:color="A6A6A6"/>
+              <w:left w:val="single" w:sz="4" w:color="A6A6A6"/>
+              <w:bottom w:val="single" w:sz="4" w:color="A6A6A6"/>
+              <w:right w:val="single" w:sz="4" w:color="A6A6A6"/>
+            </w:tcBorders>
+          </w:tcPr>
+          <w:p>
+            <w:pPr>
+              <w:spacing w:before="0" w:after="0" w:line="276" w:lineRule="auto"/>
+              <w:ind w:firstLine="0"/>
+              <w:jc w:val="center"/>
+            </w:pPr>
+            <w:r/>
+            <w:r>
+              <w:rPr>
+                <w:rFonts w:ascii="Times New Roman" w:hAnsi="Times New Roman" w:eastAsia="楷体"/>
+                <w:b w:val="0"/>
+                <w:color w:val="000000"/>
+                <w:sz w:val="18"/>
+              </w:rPr>
+              <w:t>0.64%</w:t>
+            </w:r>
+          </w:p>
+        </w:tc>
+        <w:tc>
+          <w:tcPr>
+            <w:tcW w:type="dxa" w:w="1568"/>
+            <w:vAlign w:val="center"/>
+            <w:tcBorders>
+              <w:top w:val="single" w:sz="4" w:color="A6A6A6"/>
+              <w:left w:val="single" w:sz="4" w:color="A6A6A6"/>
+              <w:bottom w:val="single" w:sz="4" w:color="A6A6A6"/>
+              <w:right w:val="single" w:sz="4" w:color="A6A6A6"/>
+            </w:tcBorders>
+          </w:tcPr>
+          <w:p>
+            <w:pPr>
+              <w:spacing w:before="0" w:after="0" w:line="276" w:lineRule="auto"/>
+              <w:ind w:firstLine="0"/>
+              <w:jc w:val="center"/>
+            </w:pPr>
+            <w:r/>
+            <w:r>
+              <w:rPr>
+                <w:rFonts w:ascii="Times New Roman" w:hAnsi="Times New Roman" w:eastAsia="楷体"/>
+                <w:b w:val="0"/>
+                <w:color w:val="000000"/>
+                <w:sz w:val="18"/>
+              </w:rPr>
+              <w:t>798.27</w:t>
+            </w:r>
+          </w:p>
+        </w:tc>
+      </w:tr>
+      <w:tr>
+        <w:tc>
+          <w:tcPr>
+            <w:tcW w:type="dxa" w:w="1568"/>
+            <w:vAlign w:val="center"/>
+            <w:tcBorders>
+              <w:top w:val="single" w:sz="4" w:color="A6A6A6"/>
+              <w:left w:val="single" w:sz="4" w:color="A6A6A6"/>
+              <w:bottom w:val="single" w:sz="4" w:color="A6A6A6"/>
+              <w:right w:val="single" w:sz="4" w:color="A6A6A6"/>
+            </w:tcBorders>
+          </w:tcPr>
+          <w:p>
+            <w:pPr>
+              <w:spacing w:before="0" w:after="0" w:line="276" w:lineRule="auto"/>
+              <w:ind w:firstLine="0"/>
+              <w:jc w:val="left"/>
+            </w:pPr>
+            <w:r/>
+            <w:r>
+              <w:rPr>
+                <w:rFonts w:ascii="Times New Roman" w:hAnsi="Times New Roman" w:eastAsia="楷体"/>
+                <w:b w:val="0"/>
+                <w:color w:val="000000"/>
+                <w:sz w:val="18"/>
+              </w:rPr>
+              <w:t>2022</w:t>
+            </w:r>
+          </w:p>
+        </w:tc>
+        <w:tc>
+          <w:tcPr>
+            <w:tcW w:type="dxa" w:w="1568"/>
+            <w:vAlign w:val="center"/>
+            <w:tcBorders>
+              <w:top w:val="single" w:sz="4" w:color="A6A6A6"/>
+              <w:left w:val="single" w:sz="4" w:color="A6A6A6"/>
+              <w:bottom w:val="single" w:sz="4" w:color="A6A6A6"/>
+              <w:right w:val="single" w:sz="4" w:color="A6A6A6"/>
+            </w:tcBorders>
+          </w:tcPr>
+          <w:p>
+            <w:pPr>
+              <w:spacing w:before="0" w:after="0" w:line="276" w:lineRule="auto"/>
+              <w:ind w:firstLine="0"/>
+              <w:jc w:val="center"/>
+            </w:pPr>
+            <w:r/>
+            <w:r>
+              <w:rPr>
+                <w:rFonts w:ascii="Times New Roman" w:hAnsi="Times New Roman" w:eastAsia="楷体"/>
+                <w:b w:val="0"/>
+                <w:color w:val="000000"/>
+                <w:sz w:val="18"/>
+              </w:rPr>
+              <w:t>536</w:t>
+            </w:r>
+          </w:p>
+        </w:tc>
+        <w:tc>
+          <w:tcPr>
+            <w:tcW w:type="dxa" w:w="1568"/>
+            <w:vAlign w:val="center"/>
+            <w:tcBorders>
+              <w:top w:val="single" w:sz="4" w:color="A6A6A6"/>
+              <w:left w:val="single" w:sz="4" w:color="A6A6A6"/>
+              <w:bottom w:val="single" w:sz="4" w:color="A6A6A6"/>
+              <w:right w:val="single" w:sz="4" w:color="A6A6A6"/>
+            </w:tcBorders>
+          </w:tcPr>
+          <w:p>
+            <w:pPr>
+              <w:spacing w:before="0" w:after="0" w:line="276" w:lineRule="auto"/>
+              <w:ind w:firstLine="0"/>
+              <w:jc w:val="center"/>
+            </w:pPr>
+            <w:r/>
+            <w:r>
+              <w:rPr>
+                <w:rFonts w:ascii="Times New Roman" w:hAnsi="Times New Roman" w:eastAsia="楷体"/>
+                <w:b w:val="0"/>
+                <w:color w:val="000000"/>
+                <w:sz w:val="18"/>
+              </w:rPr>
+              <w:t>2,719.99</w:t>
+            </w:r>
+          </w:p>
+        </w:tc>
+        <w:tc>
+          <w:tcPr>
+            <w:tcW w:type="dxa" w:w="1568"/>
+            <w:vAlign w:val="center"/>
+            <w:tcBorders>
+              <w:top w:val="single" w:sz="4" w:color="A6A6A6"/>
+              <w:left w:val="single" w:sz="4" w:color="A6A6A6"/>
+              <w:bottom w:val="single" w:sz="4" w:color="A6A6A6"/>
+              <w:right w:val="single" w:sz="4" w:color="A6A6A6"/>
+            </w:tcBorders>
+          </w:tcPr>
+          <w:p>
+            <w:pPr>
+              <w:spacing w:before="0" w:after="0" w:line="276" w:lineRule="auto"/>
+              <w:ind w:firstLine="0"/>
+              <w:jc w:val="center"/>
+            </w:pPr>
+            <w:r/>
+            <w:r>
+              <w:rPr>
+                <w:rFonts w:ascii="Times New Roman" w:hAnsi="Times New Roman" w:eastAsia="楷体"/>
+                <w:b w:val="0"/>
+                <w:color w:val="000000"/>
+                <w:sz w:val="18"/>
+              </w:rPr>
+              <w:t>2,257</w:t>
+            </w:r>
+          </w:p>
+        </w:tc>
+        <w:tc>
+          <w:tcPr>
+            <w:tcW w:type="dxa" w:w="1568"/>
+            <w:vAlign w:val="center"/>
+            <w:tcBorders>
+              <w:top w:val="single" w:sz="4" w:color="A6A6A6"/>
+              <w:left w:val="single" w:sz="4" w:color="A6A6A6"/>
+              <w:bottom w:val="single" w:sz="4" w:color="A6A6A6"/>
+              <w:right w:val="single" w:sz="4" w:color="A6A6A6"/>
+            </w:tcBorders>
+          </w:tcPr>
+          <w:p>
+            <w:pPr>
+              <w:spacing w:before="0" w:after="0" w:line="276" w:lineRule="auto"/>
+              <w:ind w:firstLine="0"/>
+              <w:jc w:val="center"/>
+            </w:pPr>
+            <w:r/>
+            <w:r>
+              <w:rPr>
+                <w:rFonts w:ascii="Times New Roman" w:hAnsi="Times New Roman" w:eastAsia="楷体"/>
+                <w:b w:val="0"/>
+                <w:color w:val="000000"/>
+                <w:sz w:val="18"/>
+              </w:rPr>
+              <w:t>1.74%</w:t>
+            </w:r>
+          </w:p>
+        </w:tc>
+        <w:tc>
+          <w:tcPr>
+            <w:tcW w:type="dxa" w:w="1568"/>
+            <w:vAlign w:val="center"/>
+            <w:tcBorders>
+              <w:top w:val="single" w:sz="4" w:color="A6A6A6"/>
+              <w:left w:val="single" w:sz="4" w:color="A6A6A6"/>
+              <w:bottom w:val="single" w:sz="4" w:color="A6A6A6"/>
+              <w:right w:val="single" w:sz="4" w:color="A6A6A6"/>
+            </w:tcBorders>
+          </w:tcPr>
+          <w:p>
+            <w:pPr>
+              <w:spacing w:before="0" w:after="0" w:line="276" w:lineRule="auto"/>
+              <w:ind w:firstLine="0"/>
+              <w:jc w:val="center"/>
+            </w:pPr>
+            <w:r/>
+            <w:r>
+              <w:rPr>
+                <w:rFonts w:ascii="Times New Roman" w:hAnsi="Times New Roman" w:eastAsia="楷体"/>
+                <w:b w:val="0"/>
+                <w:color w:val="000000"/>
+                <w:sz w:val="18"/>
+              </w:rPr>
+              <w:t>612.06</w:t>
+            </w:r>
+          </w:p>
+        </w:tc>
+      </w:tr>
+      <w:tr>
+        <w:tc>
+          <w:tcPr>
+            <w:tcW w:type="dxa" w:w="1568"/>
+            <w:vAlign w:val="center"/>
+            <w:tcBorders>
+              <w:top w:val="single" w:sz="4" w:color="A6A6A6"/>
+              <w:left w:val="single" w:sz="4" w:color="A6A6A6"/>
+              <w:bottom w:val="single" w:sz="4" w:color="A6A6A6"/>
+              <w:right w:val="single" w:sz="4" w:color="A6A6A6"/>
+            </w:tcBorders>
+          </w:tcPr>
+          <w:p>
+            <w:pPr>
+              <w:spacing w:before="0" w:after="0" w:line="276" w:lineRule="auto"/>
+              <w:ind w:firstLine="0"/>
+              <w:jc w:val="left"/>
+            </w:pPr>
+            <w:r/>
+            <w:r>
+              <w:rPr>
+                <w:rFonts w:ascii="Times New Roman" w:hAnsi="Times New Roman" w:eastAsia="楷体"/>
+                <w:b w:val="0"/>
+                <w:color w:val="000000"/>
+                <w:sz w:val="18"/>
+              </w:rPr>
+              <w:t>2023</w:t>
+            </w:r>
+          </w:p>
+        </w:tc>
+        <w:tc>
+          <w:tcPr>
+            <w:tcW w:type="dxa" w:w="1568"/>
+            <w:vAlign w:val="center"/>
+            <w:tcBorders>
+              <w:top w:val="single" w:sz="4" w:color="A6A6A6"/>
+              <w:left w:val="single" w:sz="4" w:color="A6A6A6"/>
+              <w:bottom w:val="single" w:sz="4" w:color="A6A6A6"/>
+              <w:right w:val="single" w:sz="4" w:color="A6A6A6"/>
+            </w:tcBorders>
+          </w:tcPr>
+          <w:p>
+            <w:pPr>
+              <w:spacing w:before="0" w:after="0" w:line="276" w:lineRule="auto"/>
+              <w:ind w:firstLine="0"/>
+              <w:jc w:val="center"/>
+            </w:pPr>
+            <w:r/>
+            <w:r>
+              <w:rPr>
+                <w:rFonts w:ascii="Times New Roman" w:hAnsi="Times New Roman" w:eastAsia="楷体"/>
+                <w:b w:val="0"/>
+                <w:color w:val="000000"/>
+                <w:sz w:val="18"/>
+              </w:rPr>
+              <w:t>242</w:t>
+            </w:r>
+          </w:p>
+        </w:tc>
+        <w:tc>
+          <w:tcPr>
+            <w:tcW w:type="dxa" w:w="1568"/>
+            <w:vAlign w:val="center"/>
+            <w:tcBorders>
+              <w:top w:val="single" w:sz="4" w:color="A6A6A6"/>
+              <w:left w:val="single" w:sz="4" w:color="A6A6A6"/>
+              <w:bottom w:val="single" w:sz="4" w:color="A6A6A6"/>
+              <w:right w:val="single" w:sz="4" w:color="A6A6A6"/>
+            </w:tcBorders>
+          </w:tcPr>
+          <w:p>
+            <w:pPr>
+              <w:spacing w:before="0" w:after="0" w:line="276" w:lineRule="auto"/>
+              <w:ind w:firstLine="0"/>
+              <w:jc w:val="center"/>
+            </w:pPr>
+            <w:r/>
+            <w:r>
+              <w:rPr>
+                <w:rFonts w:ascii="Times New Roman" w:hAnsi="Times New Roman" w:eastAsia="楷体"/>
+                <w:b w:val="0"/>
+                <w:color w:val="000000"/>
+                <w:sz w:val="18"/>
+              </w:rPr>
+              <w:t>1,390.40</w:t>
+            </w:r>
+          </w:p>
+        </w:tc>
+        <w:tc>
+          <w:tcPr>
+            <w:tcW w:type="dxa" w:w="1568"/>
+            <w:vAlign w:val="center"/>
+            <w:tcBorders>
+              <w:top w:val="single" w:sz="4" w:color="A6A6A6"/>
+              <w:left w:val="single" w:sz="4" w:color="A6A6A6"/>
+              <w:bottom w:val="single" w:sz="4" w:color="A6A6A6"/>
+              <w:right w:val="single" w:sz="4" w:color="A6A6A6"/>
+            </w:tcBorders>
+          </w:tcPr>
+          <w:p>
+            <w:pPr>
+              <w:spacing w:before="0" w:after="0" w:line="276" w:lineRule="auto"/>
+              <w:ind w:firstLine="0"/>
+              <w:jc w:val="center"/>
+            </w:pPr>
+            <w:r/>
+            <w:r>
+              <w:rPr>
+                <w:rFonts w:ascii="Times New Roman" w:hAnsi="Times New Roman" w:eastAsia="楷体"/>
+                <w:b w:val="0"/>
+                <w:color w:val="000000"/>
+                <w:sz w:val="18"/>
+              </w:rPr>
+              <w:t>2,534</w:t>
+            </w:r>
+          </w:p>
+        </w:tc>
+        <w:tc>
+          <w:tcPr>
+            <w:tcW w:type="dxa" w:w="1568"/>
+            <w:vAlign w:val="center"/>
+            <w:tcBorders>
+              <w:top w:val="single" w:sz="4" w:color="A6A6A6"/>
+              <w:left w:val="single" w:sz="4" w:color="A6A6A6"/>
+              <w:bottom w:val="single" w:sz="4" w:color="A6A6A6"/>
+              <w:right w:val="single" w:sz="4" w:color="A6A6A6"/>
+            </w:tcBorders>
+          </w:tcPr>
+          <w:p>
+            <w:pPr>
+              <w:spacing w:before="0" w:after="0" w:line="276" w:lineRule="auto"/>
+              <w:ind w:firstLine="0"/>
+              <w:jc w:val="center"/>
+            </w:pPr>
+            <w:r/>
+            <w:r>
+              <w:rPr>
+                <w:rFonts w:ascii="Times New Roman" w:hAnsi="Times New Roman" w:eastAsia="楷体"/>
+                <w:b w:val="0"/>
+                <w:color w:val="000000"/>
+                <w:sz w:val="18"/>
+              </w:rPr>
+              <w:t>1.44%</w:t>
+            </w:r>
+          </w:p>
+        </w:tc>
+        <w:tc>
+          <w:tcPr>
+            <w:tcW w:type="dxa" w:w="1568"/>
+            <w:vAlign w:val="center"/>
+            <w:tcBorders>
+              <w:top w:val="single" w:sz="4" w:color="A6A6A6"/>
+              <w:left w:val="single" w:sz="4" w:color="A6A6A6"/>
+              <w:bottom w:val="single" w:sz="4" w:color="A6A6A6"/>
+              <w:right w:val="single" w:sz="4" w:color="A6A6A6"/>
+            </w:tcBorders>
+          </w:tcPr>
+          <w:p>
+            <w:pPr>
+              <w:spacing w:before="0" w:after="0" w:line="276" w:lineRule="auto"/>
+              <w:ind w:firstLine="0"/>
+              <w:jc w:val="center"/>
+            </w:pPr>
+            <w:r/>
+            <w:r>
+              <w:rPr>
+                <w:rFonts w:ascii="Times New Roman" w:hAnsi="Times New Roman" w:eastAsia="楷体"/>
+                <w:b w:val="0"/>
+                <w:color w:val="000000"/>
+                <w:sz w:val="18"/>
+              </w:rPr>
+              <w:t>355.19</w:t>
+            </w:r>
+          </w:p>
+        </w:tc>
+      </w:tr>
+      <w:tr>
+        <w:tc>
+          <w:tcPr>
+            <w:tcW w:type="dxa" w:w="1568"/>
+            <w:vAlign w:val="center"/>
+            <w:tcBorders>
+              <w:top w:val="single" w:sz="4" w:color="A6A6A6"/>
+              <w:left w:val="single" w:sz="4" w:color="A6A6A6"/>
+              <w:bottom w:val="single" w:sz="4" w:color="A6A6A6"/>
+              <w:right w:val="single" w:sz="4" w:color="A6A6A6"/>
+            </w:tcBorders>
+          </w:tcPr>
+          <w:p>
+            <w:pPr>
+              <w:spacing w:before="0" w:after="0" w:line="276" w:lineRule="auto"/>
+              <w:ind w:firstLine="0"/>
+              <w:jc w:val="left"/>
+            </w:pPr>
+            <w:r/>
+            <w:r>
+              <w:rPr>
+                <w:rFonts w:ascii="Times New Roman" w:hAnsi="Times New Roman" w:eastAsia="楷体"/>
+                <w:b w:val="0"/>
+                <w:color w:val="000000"/>
+                <w:sz w:val="18"/>
+              </w:rPr>
+              <w:t>2024</w:t>
+            </w:r>
+          </w:p>
+        </w:tc>
+        <w:tc>
+          <w:tcPr>
+            <w:tcW w:type="dxa" w:w="1568"/>
+            <w:vAlign w:val="center"/>
+            <w:tcBorders>
+              <w:top w:val="single" w:sz="4" w:color="A6A6A6"/>
+              <w:left w:val="single" w:sz="4" w:color="A6A6A6"/>
+              <w:bottom w:val="single" w:sz="4" w:color="A6A6A6"/>
+              <w:right w:val="single" w:sz="4" w:color="A6A6A6"/>
+            </w:tcBorders>
+          </w:tcPr>
+          <w:p>
+            <w:pPr>
+              <w:spacing w:before="0" w:after="0" w:line="276" w:lineRule="auto"/>
+              <w:ind w:firstLine="0"/>
+              <w:jc w:val="center"/>
+            </w:pPr>
+            <w:r/>
+            <w:r>
+              <w:rPr>
+                <w:rFonts w:ascii="Times New Roman" w:hAnsi="Times New Roman" w:eastAsia="楷体"/>
+                <w:b w:val="0"/>
+                <w:color w:val="000000"/>
+                <w:sz w:val="18"/>
+              </w:rPr>
+              <w:t>306</w:t>
+            </w:r>
+          </w:p>
+        </w:tc>
+        <w:tc>
+          <w:tcPr>
+            <w:tcW w:type="dxa" w:w="1568"/>
+            <w:vAlign w:val="center"/>
+            <w:tcBorders>
+              <w:top w:val="single" w:sz="4" w:color="A6A6A6"/>
+              <w:left w:val="single" w:sz="4" w:color="A6A6A6"/>
+              <w:bottom w:val="single" w:sz="4" w:color="A6A6A6"/>
+              <w:right w:val="single" w:sz="4" w:color="A6A6A6"/>
+            </w:tcBorders>
+          </w:tcPr>
+          <w:p>
+            <w:pPr>
+              <w:spacing w:before="0" w:after="0" w:line="276" w:lineRule="auto"/>
+              <w:ind w:firstLine="0"/>
+              <w:jc w:val="center"/>
+            </w:pPr>
+            <w:r/>
+            <w:r>
+              <w:rPr>
+                <w:rFonts w:ascii="Times New Roman" w:hAnsi="Times New Roman" w:eastAsia="楷体"/>
+                <w:b w:val="0"/>
+                <w:color w:val="000000"/>
+                <w:sz w:val="18"/>
+              </w:rPr>
+              <w:t>1,300.25</w:t>
+            </w:r>
+          </w:p>
+        </w:tc>
+        <w:tc>
+          <w:tcPr>
+            <w:tcW w:type="dxa" w:w="1568"/>
+            <w:vAlign w:val="center"/>
+            <w:tcBorders>
+              <w:top w:val="single" w:sz="4" w:color="A6A6A6"/>
+              <w:left w:val="single" w:sz="4" w:color="A6A6A6"/>
+              <w:bottom w:val="single" w:sz="4" w:color="A6A6A6"/>
+              <w:right w:val="single" w:sz="4" w:color="A6A6A6"/>
+            </w:tcBorders>
+          </w:tcPr>
+          <w:p>
+            <w:pPr>
+              <w:spacing w:before="0" w:after="0" w:line="276" w:lineRule="auto"/>
+              <w:ind w:firstLine="0"/>
+              <w:jc w:val="center"/>
+            </w:pPr>
+            <w:r/>
+            <w:r>
+              <w:rPr>
+                <w:rFonts w:ascii="Times New Roman" w:hAnsi="Times New Roman" w:eastAsia="楷体"/>
+                <w:b w:val="0"/>
+                <w:color w:val="000000"/>
+                <w:sz w:val="18"/>
+              </w:rPr>
+              <w:t>1,410</w:t>
+            </w:r>
+          </w:p>
+        </w:tc>
+        <w:tc>
+          <w:tcPr>
+            <w:tcW w:type="dxa" w:w="1568"/>
+            <w:vAlign w:val="center"/>
+            <w:tcBorders>
+              <w:top w:val="single" w:sz="4" w:color="A6A6A6"/>
+              <w:left w:val="single" w:sz="4" w:color="A6A6A6"/>
+              <w:bottom w:val="single" w:sz="4" w:color="A6A6A6"/>
+              <w:right w:val="single" w:sz="4" w:color="A6A6A6"/>
+            </w:tcBorders>
+          </w:tcPr>
+          <w:p>
+            <w:pPr>
+              <w:spacing w:before="0" w:after="0" w:line="276" w:lineRule="auto"/>
+              <w:ind w:firstLine="0"/>
+              <w:jc w:val="center"/>
+            </w:pPr>
+            <w:r/>
+            <w:r>
+              <w:rPr>
+                <w:rFonts w:ascii="Times New Roman" w:hAnsi="Times New Roman" w:eastAsia="楷体"/>
+                <w:b w:val="0"/>
+                <w:color w:val="000000"/>
+                <w:sz w:val="18"/>
+              </w:rPr>
+              <w:t>3.85%</w:t>
+            </w:r>
+          </w:p>
+        </w:tc>
+        <w:tc>
+          <w:tcPr>
+            <w:tcW w:type="dxa" w:w="1568"/>
+            <w:vAlign w:val="center"/>
+            <w:tcBorders>
+              <w:top w:val="single" w:sz="4" w:color="A6A6A6"/>
+              <w:left w:val="single" w:sz="4" w:color="A6A6A6"/>
+              <w:bottom w:val="single" w:sz="4" w:color="A6A6A6"/>
+              <w:right w:val="single" w:sz="4" w:color="A6A6A6"/>
+            </w:tcBorders>
+          </w:tcPr>
+          <w:p>
+            <w:pPr>
+              <w:spacing w:before="0" w:after="0" w:line="276" w:lineRule="auto"/>
+              <w:ind w:firstLine="0"/>
+              <w:jc w:val="center"/>
+            </w:pPr>
+            <w:r/>
+            <w:r>
+              <w:rPr>
+                <w:rFonts w:ascii="Times New Roman" w:hAnsi="Times New Roman" w:eastAsia="楷体"/>
+                <w:b w:val="0"/>
+                <w:color w:val="000000"/>
+                <w:sz w:val="18"/>
+              </w:rPr>
+              <w:t>181.42</w:t>
+            </w:r>
+          </w:p>
+        </w:tc>
+      </w:tr>
+      <w:tr>
+        <w:tc>
+          <w:tcPr>
+            <w:tcW w:type="dxa" w:w="1568"/>
+            <w:vAlign w:val="center"/>
+            <w:tcBorders>
+              <w:top w:val="single" w:sz="4" w:color="A6A6A6"/>
+              <w:left w:val="single" w:sz="4" w:color="A6A6A6"/>
+              <w:bottom w:val="single" w:sz="4" w:color="A6A6A6"/>
+              <w:right w:val="single" w:sz="4" w:color="A6A6A6"/>
+            </w:tcBorders>
+          </w:tcPr>
+          <w:p>
+            <w:pPr>
+              <w:spacing w:before="0" w:after="0" w:line="276" w:lineRule="auto"/>
+              <w:ind w:firstLine="0"/>
+              <w:jc w:val="left"/>
+            </w:pPr>
+            <w:r/>
+            <w:r>
+              <w:rPr>
+                <w:rFonts w:ascii="Times New Roman" w:hAnsi="Times New Roman" w:eastAsia="楷体"/>
+                <w:b w:val="0"/>
+                <w:color w:val="000000"/>
+                <w:sz w:val="18"/>
+              </w:rPr>
+              <w:t>2025</w:t>
+            </w:r>
+          </w:p>
+        </w:tc>
+        <w:tc>
+          <w:tcPr>
+            <w:tcW w:type="dxa" w:w="1568"/>
+            <w:vAlign w:val="center"/>
+            <w:tcBorders>
+              <w:top w:val="single" w:sz="4" w:color="A6A6A6"/>
+              <w:left w:val="single" w:sz="4" w:color="A6A6A6"/>
+              <w:bottom w:val="single" w:sz="4" w:color="A6A6A6"/>
+              <w:right w:val="single" w:sz="4" w:color="A6A6A6"/>
+            </w:tcBorders>
+          </w:tcPr>
+          <w:p>
+            <w:pPr>
+              <w:spacing w:before="0" w:after="0" w:line="276" w:lineRule="auto"/>
+              <w:ind w:firstLine="0"/>
+              <w:jc w:val="center"/>
+            </w:pPr>
+            <w:r/>
+            <w:r>
+              <w:rPr>
+                <w:rFonts w:ascii="Times New Roman" w:hAnsi="Times New Roman" w:eastAsia="楷体"/>
+                <w:b w:val="0"/>
+                <w:color w:val="000000"/>
+                <w:sz w:val="18"/>
+              </w:rPr>
+              <w:t>249</w:t>
+            </w:r>
+          </w:p>
+        </w:tc>
+        <w:tc>
+          <w:tcPr>
+            <w:tcW w:type="dxa" w:w="1568"/>
+            <w:vAlign w:val="center"/>
+            <w:tcBorders>
+              <w:top w:val="single" w:sz="4" w:color="A6A6A6"/>
+              <w:left w:val="single" w:sz="4" w:color="A6A6A6"/>
+              <w:bottom w:val="single" w:sz="4" w:color="A6A6A6"/>
+              <w:right w:val="single" w:sz="4" w:color="A6A6A6"/>
+            </w:tcBorders>
+          </w:tcPr>
+          <w:p>
+            <w:pPr>
+              <w:spacing w:before="0" w:after="0" w:line="276" w:lineRule="auto"/>
+              <w:ind w:firstLine="0"/>
+              <w:jc w:val="center"/>
+            </w:pPr>
+            <w:r/>
+            <w:r>
+              <w:rPr>
+                <w:rFonts w:ascii="Times New Roman" w:hAnsi="Times New Roman" w:eastAsia="楷体"/>
+                <w:b w:val="0"/>
+                <w:color w:val="000000"/>
+                <w:sz w:val="18"/>
+              </w:rPr>
+              <w:t>1,256.29</w:t>
+            </w:r>
+          </w:p>
+        </w:tc>
+        <w:tc>
+          <w:tcPr>
+            <w:tcW w:type="dxa" w:w="1568"/>
+            <w:vAlign w:val="center"/>
+            <w:tcBorders>
+              <w:top w:val="single" w:sz="4" w:color="A6A6A6"/>
+              <w:left w:val="single" w:sz="4" w:color="A6A6A6"/>
+              <w:bottom w:val="single" w:sz="4" w:color="A6A6A6"/>
+              <w:right w:val="single" w:sz="4" w:color="A6A6A6"/>
+            </w:tcBorders>
+          </w:tcPr>
+          <w:p>
+            <w:pPr>
+              <w:spacing w:before="0" w:after="0" w:line="276" w:lineRule="auto"/>
+              <w:ind w:firstLine="0"/>
+              <w:jc w:val="center"/>
+            </w:pPr>
+            <w:r/>
+            <w:r>
+              <w:rPr>
+                <w:rFonts w:ascii="Times New Roman" w:hAnsi="Times New Roman" w:eastAsia="楷体"/>
+                <w:b w:val="0"/>
+                <w:color w:val="000000"/>
+                <w:sz w:val="18"/>
+              </w:rPr>
+              <w:t>1,484</w:t>
+            </w:r>
+          </w:p>
+        </w:tc>
+        <w:tc>
+          <w:tcPr>
+            <w:tcW w:type="dxa" w:w="1568"/>
+            <w:vAlign w:val="center"/>
+            <w:tcBorders>
+              <w:top w:val="single" w:sz="4" w:color="A6A6A6"/>
+              <w:left w:val="single" w:sz="4" w:color="A6A6A6"/>
+              <w:bottom w:val="single" w:sz="4" w:color="A6A6A6"/>
+              <w:right w:val="single" w:sz="4" w:color="A6A6A6"/>
+            </w:tcBorders>
+          </w:tcPr>
+          <w:p>
+            <w:pPr>
+              <w:spacing w:before="0" w:after="0" w:line="276" w:lineRule="auto"/>
+              <w:ind w:firstLine="0"/>
+              <w:jc w:val="center"/>
+            </w:pPr>
+            <w:r/>
+            <w:r>
+              <w:rPr>
+                <w:rFonts w:ascii="Times New Roman" w:hAnsi="Times New Roman" w:eastAsia="楷体"/>
+                <w:b w:val="0"/>
+                <w:color w:val="000000"/>
+                <w:sz w:val="18"/>
+              </w:rPr>
+              <w:t>1.47%</w:t>
+            </w:r>
+          </w:p>
+        </w:tc>
+        <w:tc>
+          <w:tcPr>
+            <w:tcW w:type="dxa" w:w="1568"/>
+            <w:vAlign w:val="center"/>
+            <w:tcBorders>
+              <w:top w:val="single" w:sz="4" w:color="A6A6A6"/>
+              <w:left w:val="single" w:sz="4" w:color="A6A6A6"/>
+              <w:bottom w:val="single" w:sz="4" w:color="A6A6A6"/>
+              <w:right w:val="single" w:sz="4" w:color="A6A6A6"/>
+            </w:tcBorders>
+          </w:tcPr>
+          <w:p>
+            <w:pPr>
+              <w:spacing w:before="0" w:after="0" w:line="276" w:lineRule="auto"/>
+              <w:ind w:firstLine="0"/>
+              <w:jc w:val="center"/>
+            </w:pPr>
+            <w:r/>
+            <w:r>
+              <w:rPr>
+                <w:rFonts w:ascii="Times New Roman" w:hAnsi="Times New Roman" w:eastAsia="楷体"/>
+                <w:b w:val="0"/>
+                <w:color w:val="000000"/>
+                <w:sz w:val="18"/>
+              </w:rPr>
+              <w:t>186.59</w:t>
+            </w:r>
+          </w:p>
+        </w:tc>
+      </w:tr>
+      <w:tr>
+        <w:tc>
+          <w:tcPr>
+            <w:tcW w:type="dxa" w:w="1568"/>
+            <w:vAlign w:val="center"/>
+            <w:tcBorders>
+              <w:top w:val="single" w:sz="4" w:color="A6A6A6"/>
+              <w:left w:val="single" w:sz="4" w:color="A6A6A6"/>
+              <w:bottom w:val="single" w:sz="4" w:color="A6A6A6"/>
+              <w:right w:val="single" w:sz="4" w:color="A6A6A6"/>
+            </w:tcBorders>
+          </w:tcPr>
+          <w:p>
+            <w:pPr>
+              <w:spacing w:before="0" w:after="0" w:line="276" w:lineRule="auto"/>
+              <w:ind w:firstLine="0"/>
+              <w:jc w:val="left"/>
+            </w:pPr>
+            <w:r/>
+            <w:r>
+              <w:rPr>
+                <w:rFonts w:ascii="Times New Roman" w:hAnsi="Times New Roman" w:eastAsia="楷体"/>
+                <w:b w:val="0"/>
+                <w:color w:val="000000"/>
+                <w:sz w:val="18"/>
+              </w:rPr>
+              <w:t>2026年1-4月</w:t>
+            </w:r>
+          </w:p>
+        </w:tc>
+        <w:tc>
+          <w:tcPr>
+            <w:tcW w:type="dxa" w:w="1568"/>
+            <w:vAlign w:val="center"/>
+            <w:tcBorders>
+              <w:top w:val="single" w:sz="4" w:color="A6A6A6"/>
+              <w:left w:val="single" w:sz="4" w:color="A6A6A6"/>
+              <w:bottom w:val="single" w:sz="4" w:color="A6A6A6"/>
+              <w:right w:val="single" w:sz="4" w:color="A6A6A6"/>
+            </w:tcBorders>
+          </w:tcPr>
+          <w:p>
+            <w:pPr>
+              <w:spacing w:before="0" w:after="0" w:line="276" w:lineRule="auto"/>
+              <w:ind w:firstLine="0"/>
+              <w:jc w:val="center"/>
+            </w:pPr>
+            <w:r/>
+            <w:r>
+              <w:rPr>
+                <w:rFonts w:ascii="Times New Roman" w:hAnsi="Times New Roman" w:eastAsia="楷体"/>
+                <w:b w:val="0"/>
+                <w:color w:val="000000"/>
+                <w:sz w:val="18"/>
+              </w:rPr>
+              <w:t>61</w:t>
+            </w:r>
+          </w:p>
+        </w:tc>
+        <w:tc>
+          <w:tcPr>
+            <w:tcW w:type="dxa" w:w="1568"/>
+            <w:vAlign w:val="center"/>
+            <w:tcBorders>
+              <w:top w:val="single" w:sz="4" w:color="A6A6A6"/>
+              <w:left w:val="single" w:sz="4" w:color="A6A6A6"/>
+              <w:bottom w:val="single" w:sz="4" w:color="A6A6A6"/>
+              <w:right w:val="single" w:sz="4" w:color="A6A6A6"/>
+            </w:tcBorders>
+          </w:tcPr>
+          <w:p>
+            <w:pPr>
+              <w:spacing w:before="0" w:after="0" w:line="276" w:lineRule="auto"/>
+              <w:ind w:firstLine="0"/>
+              <w:jc w:val="center"/>
+            </w:pPr>
+            <w:r/>
+            <w:r>
+              <w:rPr>
+                <w:rFonts w:ascii="Times New Roman" w:hAnsi="Times New Roman" w:eastAsia="楷体"/>
+                <w:b w:val="0"/>
+                <w:color w:val="000000"/>
+                <w:sz w:val="18"/>
+              </w:rPr>
+              <w:t>219.74</w:t>
+            </w:r>
+          </w:p>
+        </w:tc>
+        <w:tc>
+          <w:tcPr>
+            <w:tcW w:type="dxa" w:w="1568"/>
+            <w:vAlign w:val="center"/>
+            <w:tcBorders>
+              <w:top w:val="single" w:sz="4" w:color="A6A6A6"/>
+              <w:left w:val="single" w:sz="4" w:color="A6A6A6"/>
+              <w:bottom w:val="single" w:sz="4" w:color="A6A6A6"/>
+              <w:right w:val="single" w:sz="4" w:color="A6A6A6"/>
+            </w:tcBorders>
+          </w:tcPr>
+          <w:p>
+            <w:pPr>
+              <w:spacing w:before="0" w:after="0" w:line="276" w:lineRule="auto"/>
+              <w:ind w:firstLine="0"/>
+              <w:jc w:val="center"/>
+            </w:pPr>
+            <w:r/>
+            <w:r>
+              <w:rPr>
+                <w:rFonts w:ascii="Times New Roman" w:hAnsi="Times New Roman" w:eastAsia="楷体"/>
+                <w:b w:val="0"/>
+                <w:color w:val="000000"/>
+                <w:sz w:val="18"/>
+              </w:rPr>
+              <w:t>—</w:t>
+            </w:r>
+          </w:p>
+        </w:tc>
+        <w:tc>
+          <w:tcPr>
+            <w:tcW w:type="dxa" w:w="1568"/>
+            <w:vAlign w:val="center"/>
+            <w:tcBorders>
+              <w:top w:val="single" w:sz="4" w:color="A6A6A6"/>
+              <w:left w:val="single" w:sz="4" w:color="A6A6A6"/>
+              <w:bottom w:val="single" w:sz="4" w:color="A6A6A6"/>
+              <w:right w:val="single" w:sz="4" w:color="A6A6A6"/>
+            </w:tcBorders>
+          </w:tcPr>
+          <w:p>
+            <w:pPr>
+              <w:spacing w:before="0" w:after="0" w:line="276" w:lineRule="auto"/>
+              <w:ind w:firstLine="0"/>
+              <w:jc w:val="center"/>
+            </w:pPr>
+            <w:r/>
+            <w:r>
+              <w:rPr>
+                <w:rFonts w:ascii="Times New Roman" w:hAnsi="Times New Roman" w:eastAsia="楷体"/>
+                <w:b w:val="0"/>
+                <w:color w:val="000000"/>
+                <w:sz w:val="18"/>
+              </w:rPr>
+              <w:t>—</w:t>
+            </w:r>
+          </w:p>
+        </w:tc>
+        <w:tc>
+          <w:tcPr>
+            <w:tcW w:type="dxa" w:w="1568"/>
+            <w:vAlign w:val="center"/>
+            <w:tcBorders>
+              <w:top w:val="single" w:sz="4" w:color="A6A6A6"/>
+              <w:left w:val="single" w:sz="4" w:color="A6A6A6"/>
+              <w:bottom w:val="single" w:sz="4" w:color="A6A6A6"/>
+              <w:right w:val="single" w:sz="4" w:color="A6A6A6"/>
+            </w:tcBorders>
+          </w:tcPr>
+          <w:p>
+            <w:pPr>
+              <w:spacing w:before="0" w:after="0" w:line="276" w:lineRule="auto"/>
+              <w:ind w:firstLine="0"/>
+              <w:jc w:val="center"/>
+            </w:pPr>
+            <w:r/>
+            <w:r>
+              <w:rPr>
+                <w:rFonts w:ascii="Times New Roman" w:hAnsi="Times New Roman" w:eastAsia="楷体"/>
+                <w:b w:val="0"/>
+                <w:color w:val="000000"/>
+                <w:sz w:val="18"/>
+              </w:rPr>
+              <w:t>37.87</w:t>
+            </w:r>
+          </w:p>
+        </w:tc>
+      </w:tr>
+    </w:tbl>
+    <w:p>
+      <w:pPr>
+        <w:spacing w:before="0" w:after="80" w:line="360" w:lineRule="auto"/>
+        <w:ind w:firstLine="0"/>
+      </w:pPr>
+      <w:r>
+        <w:rPr>
+          <w:rFonts w:ascii="Times New Roman" w:hAnsi="Times New Roman" w:eastAsia="楷体"/>
+          <w:b w:val="0"/>
+          <w:color w:val="000000"/>
+          <w:sz w:val="19"/>
+        </w:rPr>
+        <w:t>资料来源:中指数据库,风控信评部整理</w:t>
       </w:r>
     </w:p>
     <w:p>
@@ -5208,7 +6492,7 @@
           <w:color w:val="000000"/>
           <w:sz w:val="21"/>
         </w:rPr>
-        <w:t>政府债务方面，2023、2024、2025年末文山壮族苗族自治州地方政府债务余额分别为790.10亿元、896.60亿元、1,018.95亿元，2025年末债务限额1,026.60亿元，债务余额控制在限额以内；城投有息债务2025年末估算余额9.11亿元。债务率指标看，2025年末政府债务率956.32%、城投债务率8.55%、宽口径债务率964.87%。</w:t>
+        <w:t>从房地产销售看，2021-2025年青岛市商品住宅成交面积由1,495.09万㎡变动至529.34万㎡、累计下降64.6%；新房均价2025年为14,582元/㎡、较2022年高点(15,623元/㎡)累计下跌6.66%；2025年去化周期41.84个月。二手房市场仍处于深度调整，据中指冰山指数(最低挂牌价口径)，青岛二手房挂牌价较2018年7月高点累计下跌58.72%，2023年累计跌幅-8.48%、2024年累计跌幅-12.35%、2025年累计跌幅-15.01%。</w:t>
       </w:r>
     </w:p>
     <w:p>
@@ -5223,7 +6507,22 @@
           <w:color w:val="000000"/>
           <w:sz w:val="21"/>
         </w:rPr>
-        <w:t>综合来看，文山壮族苗族自治州财政基本盘总体稳健，但土地财政收缩与债务规模扩张是当前主要压力线；我们预计宽口径债务率短期内将维持偏高水平，需重点关注后续化债进展、土地市场企稳情况以及融资平台合规整改对城投再融资能力的影响。</w:t>
+        <w:t>政府债务方面，2023、2024、2025年末青岛市地方政府债务余额分别为3,620.01亿元、4,382.57亿元、5,261.12亿元，两年累计增长45.33%，主要源于地方专项债加快发行及置换债集中落地；2025年末债务限额5,454.95亿元，债务余额控制在限额以内。城投有息债务方面，2025年末估算余额为15,687.14亿元、规模在全国地级市中位居前列，较2023年末增长15.65%。债务率指标看，2025年末青岛市政府债务率312.52%、城投债务率931.85%、宽口径债务率1244.37%，较2023年末抬升476.48个百分点，显著高于公认的300%偏高临界线、在全国主要城市中处于较高水平。值得注意的是，政府性基金收入下滑是债务率分母端走低的重要因素，叠加债务规模快速扩张，对债务率指标形成放大效应。</w:t>
+      </w:r>
+    </w:p>
+    <w:p>
+      <w:pPr>
+        <w:spacing w:before="0" w:after="60" w:line="360" w:lineRule="auto"/>
+        <w:ind w:firstLine="420"/>
+      </w:pPr>
+      <w:r>
+        <w:rPr>
+          <w:rFonts w:ascii="Times New Roman" w:hAnsi="Times New Roman" w:eastAsia="楷体"/>
+          <w:b w:val="0"/>
+          <w:color w:val="000000"/>
+          <w:sz w:val="21"/>
+        </w:rPr>
+        <w:t>综合来看，青岛市品牌与港口优势突出、经济财政实力较强，区域信用环境稳健。我们预计宽口径债务率短期内将维持高位，需重点关注后续化债进展、土地市场企稳情况以及融资平台合规整改对城投平台再融资能力的影响。</w:t>
       </w:r>
     </w:p>
     <w:sectPr>
